--- a/отчет.docx
+++ b/отчет.docx
@@ -4,22 +4,18 @@
   <w:body>
     <w:p>
       <w:pPr>
+        <w:jc w:val="center"/>
         <w:rPr>
           <w:b/>
           <w:bCs/>
-          <w:sz w:val="20"/>
-          <w:szCs w:val="20"/>
-          <w:lang w:val="en-US"/>
         </w:rPr>
       </w:pPr>
       <w:r>
         <w:rPr>
           <w:b/>
           <w:bCs/>
-          <w:sz w:val="20"/>
-          <w:szCs w:val="20"/>
-        </w:rPr>
-        <w:t>1) Описание бизнес-задачи:</w:t>
+        </w:rPr>
+        <w:t>Описание бизнес-задачи</w:t>
       </w:r>
     </w:p>
     <w:p>
@@ -35,14 +31,7 @@
           <w:sz w:val="20"/>
           <w:szCs w:val="20"/>
         </w:rPr>
-        <w:t>Интеллектуальная</w:t>
-      </w:r>
-      <w:r>
-        <w:rPr>
-          <w:sz w:val="20"/>
-          <w:szCs w:val="20"/>
-        </w:rPr>
-        <w:t xml:space="preserve"> система контроля качества воздуха в системах вентиляции больших зданий.</w:t>
+        <w:t>Интеллектуальная система контроля качества воздуха в системах вентиляции больших зданий.</w:t>
       </w:r>
       <w:r>
         <w:rPr>
@@ -64,21 +53,7 @@
           <w:sz w:val="20"/>
           <w:szCs w:val="20"/>
         </w:rPr>
-        <w:t xml:space="preserve">Коротко о </w:t>
-      </w:r>
-      <w:r>
-        <w:rPr>
-          <w:sz w:val="20"/>
-          <w:szCs w:val="20"/>
-        </w:rPr>
-        <w:t>том,</w:t>
-      </w:r>
-      <w:r>
-        <w:rPr>
-          <w:sz w:val="20"/>
-          <w:szCs w:val="20"/>
-        </w:rPr>
-        <w:t xml:space="preserve"> в чем состоит проблема и почему эту задачу можно решить с помощью ML-модели. </w:t>
+        <w:t xml:space="preserve">Коротко о том, в чем состоит проблема и почему эту задачу можно решить с помощью ML-модели. </w:t>
       </w:r>
     </w:p>
     <w:p>
@@ -128,14 +103,7 @@
           <w:sz w:val="20"/>
           <w:szCs w:val="20"/>
         </w:rPr>
-        <w:t>перерасход энергии, когда вентиляция работает там, где не нужно (в отдельных помещениях)</w:t>
-      </w:r>
-      <w:r>
-        <w:rPr>
-          <w:sz w:val="20"/>
-          <w:szCs w:val="20"/>
-        </w:rPr>
-        <w:t>;</w:t>
+        <w:t>перерасход энергии, когда вентиляция работает там, где не нужно (в отдельных помещениях);</w:t>
       </w:r>
     </w:p>
     <w:p>
@@ -155,28 +123,7 @@
           <w:sz w:val="20"/>
           <w:szCs w:val="20"/>
         </w:rPr>
-        <w:t xml:space="preserve">неравномерное качество воздуха. Такая ситуация возникает, когда факторы загрязнения распределяются по зданию </w:t>
-      </w:r>
-      <w:r>
-        <w:rPr>
-          <w:sz w:val="20"/>
-          <w:szCs w:val="20"/>
-        </w:rPr>
-        <w:t>неравномерно, а</w:t>
-      </w:r>
-      <w:r>
-        <w:rPr>
-          <w:sz w:val="20"/>
-          <w:szCs w:val="20"/>
-        </w:rPr>
-        <w:t xml:space="preserve"> система вентиляции работает равномерно централизованно</w:t>
-      </w:r>
-      <w:r>
-        <w:rPr>
-          <w:sz w:val="20"/>
-          <w:szCs w:val="20"/>
-        </w:rPr>
-        <w:t>;</w:t>
+        <w:t>неравномерное качество воздуха. Такая ситуация возникает, когда факторы загрязнения распределяются по зданию неравномерно, а система вентиляции работает равномерно централизованно;</w:t>
       </w:r>
     </w:p>
     <w:p>
@@ -196,21 +143,7 @@
           <w:sz w:val="20"/>
           <w:szCs w:val="20"/>
         </w:rPr>
-        <w:t>износ оборудования. Это следствие пустопорожней работы</w:t>
-      </w:r>
-      <w:r>
-        <w:rPr>
-          <w:sz w:val="20"/>
-          <w:szCs w:val="20"/>
-        </w:rPr>
-        <w:t>;</w:t>
-      </w:r>
-      <w:r>
-        <w:rPr>
-          <w:sz w:val="20"/>
-          <w:szCs w:val="20"/>
-        </w:rPr>
-        <w:t> </w:t>
+        <w:t>износ оборудования. Это следствие пустопорожней работы; </w:t>
       </w:r>
     </w:p>
     <w:p>
@@ -230,21 +163,7 @@
           <w:sz w:val="20"/>
           <w:szCs w:val="20"/>
         </w:rPr>
-        <w:t>ручная регулировка – зависимость от человеческого фактора. Часто вентиляция запитана от света в помещениях, который используется как признак присутствия человека. Однако фактором загрязнения может быть не только человек (скоропортящейся продукты, химические вещества)</w:t>
-      </w:r>
-      <w:r>
-        <w:rPr>
-          <w:sz w:val="20"/>
-          <w:szCs w:val="20"/>
-        </w:rPr>
-        <w:t>;</w:t>
-      </w:r>
-      <w:r>
-        <w:rPr>
-          <w:sz w:val="20"/>
-          <w:szCs w:val="20"/>
-        </w:rPr>
-        <w:t xml:space="preserve"> </w:t>
+        <w:t xml:space="preserve">ручная регулировка – зависимость от человеческого фактора. Часто вентиляция запитана от света в помещениях, который используется как признак присутствия человека. Однако фактором загрязнения может быть не только человек (скоропортящейся продукты, химические вещества); </w:t>
       </w:r>
     </w:p>
     <w:p>
@@ -278,14 +197,7 @@
           <w:sz w:val="20"/>
           <w:szCs w:val="20"/>
         </w:rPr>
-        <w:t>еплообменнике нагреть приточный воздух вытяжным. Раз мы все равно нагретый вытяжной воздух выбрасываем в атмосферу, то рационально будет нагреть им напоследок приточный воздух. Однако, в классических системах, нагретый воздух может попусту уходить в вытяжку из помещения, ведь система работает централизованно и там, где не требуется</w:t>
-      </w:r>
-      <w:r>
-        <w:rPr>
-          <w:sz w:val="20"/>
-          <w:szCs w:val="20"/>
-        </w:rPr>
-        <w:t>;</w:t>
+        <w:t>еплообменнике нагреть приточный воздух вытяжным. Раз мы все равно нагретый вытяжной воздух выбрасываем в атмосферу, то рационально будет нагреть им напоследок приточный воздух. Однако, в классических системах, нагретый воздух может попусту уходить в вытяжку из помещения, ведь система работает централизованно и там, где не требуется;</w:t>
       </w:r>
     </w:p>
     <w:p>
@@ -495,64 +407,64 @@
     </w:p>
     <w:p>
       <w:pPr>
+        <w:jc w:val="center"/>
         <w:rPr>
           <w:b/>
           <w:bCs/>
-          <w:sz w:val="20"/>
-          <w:szCs w:val="20"/>
         </w:rPr>
       </w:pPr>
       <w:r>
         <w:rPr>
           <w:b/>
           <w:bCs/>
-          <w:sz w:val="20"/>
-          <w:szCs w:val="20"/>
-        </w:rPr>
-        <w:t xml:space="preserve">2) Описание схемы </w:t>
+        </w:rPr>
+        <w:t xml:space="preserve">Описание схемы </w:t>
       </w:r>
       <w:proofErr w:type="spellStart"/>
       <w:r>
         <w:rPr>
           <w:b/>
           <w:bCs/>
-          <w:sz w:val="20"/>
-          <w:szCs w:val="20"/>
         </w:rPr>
         <w:t>пайплайна</w:t>
       </w:r>
       <w:proofErr w:type="spellEnd"/>
-      <w:r>
-        <w:rPr>
-          <w:b/>
-          <w:bCs/>
-          <w:sz w:val="20"/>
-          <w:szCs w:val="20"/>
-        </w:rPr>
-        <w:t>:</w:t>
-      </w:r>
-    </w:p>
-    <w:p>
-      <w:pPr>
-        <w:ind w:firstLine="360"/>
-        <w:rPr>
-          <w:sz w:val="20"/>
-          <w:szCs w:val="20"/>
-        </w:rPr>
-      </w:pPr>
-      <w:r>
-        <w:rPr>
-          <w:sz w:val="20"/>
-          <w:szCs w:val="20"/>
-        </w:rPr>
-        <w:t>Полный цикл данных:</w:t>
-      </w:r>
-    </w:p>
-    <w:p>
-      <w:pPr>
+    </w:p>
+    <w:p>
+      <w:pPr>
+        <w:pStyle w:val="a7"/>
         <w:numPr>
           <w:ilvl w:val="0"/>
           <w:numId w:val="2"/>
+        </w:numPr>
+        <w:rPr>
+          <w:b/>
+          <w:bCs/>
+        </w:rPr>
+      </w:pPr>
+      <w:r>
+        <w:rPr>
+          <w:b/>
+          <w:bCs/>
+        </w:rPr>
+        <w:t>Полный цикл данных:</w:t>
+      </w:r>
+    </w:p>
+    <w:p>
+      <w:pPr>
+        <w:pStyle w:val="a7"/>
+        <w:rPr>
+          <w:b/>
+          <w:bCs/>
+        </w:rPr>
+      </w:pPr>
+    </w:p>
+    <w:p>
+      <w:pPr>
+        <w:pStyle w:val="a7"/>
+        <w:numPr>
+          <w:ilvl w:val="0"/>
+          <w:numId w:val="8"/>
         </w:numPr>
         <w:rPr>
           <w:sz w:val="20"/>
@@ -1034,6 +946,7 @@
           <w:sz w:val="20"/>
           <w:szCs w:val="20"/>
         </w:rPr>
+        <w:lastRenderedPageBreak/>
         <w:t>Классифицирует качество воздуха (</w:t>
       </w:r>
       <w:proofErr w:type="spellStart"/>
@@ -1072,7 +985,6 @@
           <w:sz w:val="20"/>
           <w:szCs w:val="20"/>
         </w:rPr>
-        <w:lastRenderedPageBreak/>
         <w:t>Добавляет рекомендацию (</w:t>
       </w:r>
       <w:proofErr w:type="spellStart"/>
@@ -1390,13 +1302,15 @@
         <w:rPr>
           <w:sz w:val="20"/>
           <w:szCs w:val="20"/>
-        </w:rPr>
-      </w:pPr>
-      <w:proofErr w:type="spellStart"/>
-      <w:r>
-        <w:rPr>
-          <w:sz w:val="20"/>
-          <w:szCs w:val="20"/>
+          <w:lang w:val="en-US"/>
+        </w:rPr>
+      </w:pPr>
+      <w:proofErr w:type="spellStart"/>
+      <w:r>
+        <w:rPr>
+          <w:sz w:val="20"/>
+          <w:szCs w:val="20"/>
+          <w:lang w:val="en-US"/>
         </w:rPr>
         <w:t>json</w:t>
       </w:r>
@@ -1407,12 +1321,14 @@
         <w:rPr>
           <w:sz w:val="20"/>
           <w:szCs w:val="20"/>
-        </w:rPr>
-      </w:pPr>
-      <w:r>
-        <w:rPr>
-          <w:sz w:val="20"/>
-          <w:szCs w:val="20"/>
+          <w:lang w:val="en-US"/>
+        </w:rPr>
+      </w:pPr>
+      <w:r>
+        <w:rPr>
+          <w:sz w:val="20"/>
+          <w:szCs w:val="20"/>
+          <w:lang w:val="en-US"/>
         </w:rPr>
         <w:t>{</w:t>
       </w:r>
@@ -1422,12 +1338,14 @@
         <w:rPr>
           <w:sz w:val="20"/>
           <w:szCs w:val="20"/>
-        </w:rPr>
-      </w:pPr>
-      <w:r>
-        <w:rPr>
-          <w:sz w:val="20"/>
-          <w:szCs w:val="20"/>
+          <w:lang w:val="en-US"/>
+        </w:rPr>
+      </w:pPr>
+      <w:r>
+        <w:rPr>
+          <w:sz w:val="20"/>
+          <w:szCs w:val="20"/>
+          <w:lang w:val="en-US"/>
         </w:rPr>
         <w:t xml:space="preserve">  "status": "success",</w:t>
       </w:r>
@@ -1437,37 +1355,32 @@
         <w:rPr>
           <w:sz w:val="20"/>
           <w:szCs w:val="20"/>
-        </w:rPr>
-      </w:pPr>
-      <w:r>
-        <w:rPr>
-          <w:sz w:val="20"/>
-          <w:szCs w:val="20"/>
+          <w:lang w:val="en-US"/>
+        </w:rPr>
+      </w:pPr>
+      <w:r>
+        <w:rPr>
+          <w:sz w:val="20"/>
+          <w:szCs w:val="20"/>
+          <w:lang w:val="en-US"/>
         </w:rPr>
         <w:t xml:space="preserve">  "</w:t>
       </w:r>
       <w:proofErr w:type="spellStart"/>
-      <w:proofErr w:type="gramStart"/>
-      <w:r>
-        <w:rPr>
-          <w:sz w:val="20"/>
-          <w:szCs w:val="20"/>
-        </w:rPr>
-        <w:t>packet</w:t>
-      </w:r>
-      <w:proofErr w:type="gramEnd"/>
-      <w:r>
-        <w:rPr>
-          <w:sz w:val="20"/>
-          <w:szCs w:val="20"/>
-        </w:rPr>
-        <w:t>_number</w:t>
-      </w:r>
-      <w:proofErr w:type="spellEnd"/>
-      <w:r>
-        <w:rPr>
-          <w:sz w:val="20"/>
-          <w:szCs w:val="20"/>
+      <w:r>
+        <w:rPr>
+          <w:sz w:val="20"/>
+          <w:szCs w:val="20"/>
+          <w:lang w:val="en-US"/>
+        </w:rPr>
+        <w:t>packet_number</w:t>
+      </w:r>
+      <w:proofErr w:type="spellEnd"/>
+      <w:r>
+        <w:rPr>
+          <w:sz w:val="20"/>
+          <w:szCs w:val="20"/>
+          <w:lang w:val="en-US"/>
         </w:rPr>
         <w:t>": 123,</w:t>
       </w:r>
@@ -1477,37 +1390,32 @@
         <w:rPr>
           <w:sz w:val="20"/>
           <w:szCs w:val="20"/>
-        </w:rPr>
-      </w:pPr>
-      <w:r>
-        <w:rPr>
-          <w:sz w:val="20"/>
-          <w:szCs w:val="20"/>
+          <w:lang w:val="en-US"/>
+        </w:rPr>
+      </w:pPr>
+      <w:r>
+        <w:rPr>
+          <w:sz w:val="20"/>
+          <w:szCs w:val="20"/>
+          <w:lang w:val="en-US"/>
         </w:rPr>
         <w:t xml:space="preserve">  "</w:t>
       </w:r>
       <w:proofErr w:type="spellStart"/>
-      <w:proofErr w:type="gramStart"/>
-      <w:r>
-        <w:rPr>
-          <w:sz w:val="20"/>
-          <w:szCs w:val="20"/>
-        </w:rPr>
-        <w:t>iaq</w:t>
-      </w:r>
-      <w:proofErr w:type="gramEnd"/>
-      <w:r>
-        <w:rPr>
-          <w:sz w:val="20"/>
-          <w:szCs w:val="20"/>
-        </w:rPr>
-        <w:t>_class</w:t>
-      </w:r>
-      <w:proofErr w:type="spellEnd"/>
-      <w:r>
-        <w:rPr>
-          <w:sz w:val="20"/>
-          <w:szCs w:val="20"/>
+      <w:r>
+        <w:rPr>
+          <w:sz w:val="20"/>
+          <w:szCs w:val="20"/>
+          <w:lang w:val="en-US"/>
+        </w:rPr>
+        <w:t>iaq_class</w:t>
+      </w:r>
+      <w:proofErr w:type="spellEnd"/>
+      <w:r>
+        <w:rPr>
+          <w:sz w:val="20"/>
+          <w:szCs w:val="20"/>
+          <w:lang w:val="en-US"/>
         </w:rPr>
         <w:t>": 2,</w:t>
       </w:r>
@@ -1517,30 +1425,16 @@
         <w:rPr>
           <w:sz w:val="20"/>
           <w:szCs w:val="20"/>
-        </w:rPr>
-      </w:pPr>
-      <w:r>
-        <w:rPr>
-          <w:sz w:val="20"/>
-          <w:szCs w:val="20"/>
-        </w:rPr>
-        <w:t xml:space="preserve">  "</w:t>
-      </w:r>
-      <w:proofErr w:type="spellStart"/>
-      <w:r>
-        <w:rPr>
-          <w:sz w:val="20"/>
-          <w:szCs w:val="20"/>
-        </w:rPr>
-        <w:t>recommendation</w:t>
-      </w:r>
-      <w:proofErr w:type="spellEnd"/>
-      <w:r>
-        <w:rPr>
-          <w:sz w:val="20"/>
-          <w:szCs w:val="20"/>
-        </w:rPr>
-        <w:t>": "</w:t>
+          <w:lang w:val="en-US"/>
+        </w:rPr>
+      </w:pPr>
+      <w:r>
+        <w:rPr>
+          <w:sz w:val="20"/>
+          <w:szCs w:val="20"/>
+          <w:lang w:val="en-US"/>
+        </w:rPr>
+        <w:t xml:space="preserve">  "recommendation": "</w:t>
       </w:r>
       <w:proofErr w:type="spellStart"/>
       <w:r>
@@ -1563,6 +1457,7 @@
         <w:rPr>
           <w:sz w:val="20"/>
           <w:szCs w:val="20"/>
+          <w:lang w:val="en-US"/>
         </w:rPr>
         <w:t>."</w:t>
       </w:r>
@@ -1679,55 +1574,1076 @@
     </w:p>
     <w:p>
       <w:pPr>
-        <w:rPr>
-          <w:sz w:val="20"/>
-          <w:szCs w:val="20"/>
-        </w:rPr>
-      </w:pPr>
-      <w:r>
-        <w:rPr>
-          <w:sz w:val="20"/>
-          <w:szCs w:val="20"/>
-        </w:rPr>
-        <w:t>2. ETL</w:t>
-      </w:r>
-      <w:r>
-        <w:rPr>
-          <w:sz w:val="20"/>
-          <w:szCs w:val="20"/>
+        <w:pStyle w:val="a7"/>
+        <w:numPr>
+          <w:ilvl w:val="0"/>
+          <w:numId w:val="8"/>
+        </w:numPr>
+        <w:rPr>
+          <w:b/>
+          <w:bCs/>
+        </w:rPr>
+      </w:pPr>
+      <w:r>
+        <w:rPr>
+          <w:b/>
+          <w:bCs/>
+        </w:rPr>
+        <w:t xml:space="preserve">Подробная логика работы </w:t>
+      </w:r>
+      <w:proofErr w:type="spellStart"/>
+      <w:r>
+        <w:rPr>
+          <w:b/>
+          <w:bCs/>
+        </w:rPr>
+        <w:t>пайплайна</w:t>
+      </w:r>
+      <w:proofErr w:type="spellEnd"/>
+      <w:r>
+        <w:rPr>
+          <w:b/>
+          <w:bCs/>
+        </w:rPr>
+        <w:t>:</w:t>
+      </w:r>
+    </w:p>
+    <w:p>
+      <w:pPr>
+        <w:rPr>
+          <w:sz w:val="20"/>
+          <w:szCs w:val="20"/>
+        </w:rPr>
+      </w:pPr>
+      <w:r>
+        <w:rPr>
+          <w:sz w:val="20"/>
+          <w:szCs w:val="20"/>
+        </w:rPr>
+        <w:t>1</w:t>
+      </w:r>
+      <w:r>
+        <w:rPr>
+          <w:sz w:val="20"/>
+          <w:szCs w:val="20"/>
+        </w:rPr>
+        <w:t>.</w:t>
+      </w:r>
+      <w:r>
+        <w:rPr>
+          <w:sz w:val="20"/>
+          <w:szCs w:val="20"/>
+        </w:rPr>
+        <w:t xml:space="preserve"> Обучение модели</w:t>
+      </w:r>
+    </w:p>
+    <w:p>
+      <w:pPr>
+        <w:rPr>
+          <w:sz w:val="20"/>
+          <w:szCs w:val="20"/>
+          <w:lang w:val="en-US"/>
+        </w:rPr>
+      </w:pPr>
+      <w:r>
+        <w:rPr>
+          <w:sz w:val="20"/>
+          <w:szCs w:val="20"/>
+        </w:rPr>
+        <w:t>После</w:t>
+      </w:r>
+      <w:r>
+        <w:rPr>
+          <w:sz w:val="20"/>
+          <w:szCs w:val="20"/>
+          <w:lang w:val="en-US"/>
+        </w:rPr>
+        <w:t xml:space="preserve"> </w:t>
+      </w:r>
+      <w:r>
+        <w:rPr>
+          <w:sz w:val="20"/>
+          <w:szCs w:val="20"/>
+        </w:rPr>
+        <w:t>запуска</w:t>
+      </w:r>
+      <w:r>
+        <w:rPr>
+          <w:sz w:val="20"/>
+          <w:szCs w:val="20"/>
+          <w:lang w:val="en-US"/>
+        </w:rPr>
+        <w:t xml:space="preserve"> python air_quality_ml.py, </w:t>
+      </w:r>
+      <w:r>
+        <w:rPr>
+          <w:sz w:val="20"/>
+          <w:szCs w:val="20"/>
+        </w:rPr>
+        <w:t>класс</w:t>
+      </w:r>
+      <w:r>
+        <w:rPr>
+          <w:sz w:val="20"/>
+          <w:szCs w:val="20"/>
+          <w:lang w:val="en-US"/>
+        </w:rPr>
+        <w:t>:</w:t>
+      </w:r>
+    </w:p>
+    <w:p>
+      <w:pPr>
+        <w:pStyle w:val="a7"/>
+        <w:numPr>
+          <w:ilvl w:val="0"/>
+          <w:numId w:val="9"/>
+        </w:numPr>
+        <w:rPr>
+          <w:sz w:val="20"/>
+          <w:szCs w:val="20"/>
+        </w:rPr>
+      </w:pPr>
+      <w:r>
+        <w:rPr>
+          <w:sz w:val="20"/>
+          <w:szCs w:val="20"/>
+        </w:rPr>
+        <w:t>читает CSV</w:t>
+      </w:r>
+    </w:p>
+    <w:p>
+      <w:pPr>
+        <w:pStyle w:val="a7"/>
+        <w:numPr>
+          <w:ilvl w:val="0"/>
+          <w:numId w:val="9"/>
+        </w:numPr>
+        <w:rPr>
+          <w:sz w:val="20"/>
+          <w:szCs w:val="20"/>
+        </w:rPr>
+      </w:pPr>
+      <w:r>
+        <w:rPr>
+          <w:sz w:val="20"/>
+          <w:szCs w:val="20"/>
+        </w:rPr>
+        <w:t xml:space="preserve">делает </w:t>
+      </w:r>
+      <w:proofErr w:type="spellStart"/>
+      <w:r>
+        <w:rPr>
+          <w:sz w:val="20"/>
+          <w:szCs w:val="20"/>
+        </w:rPr>
+        <w:t>AutoML</w:t>
+      </w:r>
+      <w:proofErr w:type="spellEnd"/>
+      <w:r>
+        <w:rPr>
+          <w:sz w:val="20"/>
+          <w:szCs w:val="20"/>
+        </w:rPr>
+        <w:t xml:space="preserve">-подбор через </w:t>
+      </w:r>
+      <w:proofErr w:type="spellStart"/>
+      <w:r>
+        <w:rPr>
+          <w:sz w:val="20"/>
+          <w:szCs w:val="20"/>
+        </w:rPr>
+        <w:t>RandomizedSearchCV</w:t>
+      </w:r>
+      <w:proofErr w:type="spellEnd"/>
+    </w:p>
+    <w:p>
+      <w:pPr>
+        <w:pStyle w:val="a7"/>
+        <w:numPr>
+          <w:ilvl w:val="0"/>
+          <w:numId w:val="9"/>
+        </w:numPr>
+        <w:rPr>
+          <w:sz w:val="20"/>
+          <w:szCs w:val="20"/>
+        </w:rPr>
+      </w:pPr>
+      <w:r>
+        <w:rPr>
+          <w:sz w:val="20"/>
+          <w:szCs w:val="20"/>
+        </w:rPr>
+        <w:t xml:space="preserve">сохраняет модель в </w:t>
+      </w:r>
+      <w:proofErr w:type="spellStart"/>
+      <w:r>
+        <w:rPr>
+          <w:sz w:val="20"/>
+          <w:szCs w:val="20"/>
+        </w:rPr>
+        <w:t>artifacts</w:t>
+      </w:r>
+      <w:proofErr w:type="spellEnd"/>
+      <w:r>
+        <w:rPr>
+          <w:sz w:val="20"/>
+          <w:szCs w:val="20"/>
+        </w:rPr>
+        <w:t>/</w:t>
+      </w:r>
+    </w:p>
+    <w:p>
+      <w:pPr>
+        <w:pStyle w:val="a7"/>
+        <w:numPr>
+          <w:ilvl w:val="0"/>
+          <w:numId w:val="9"/>
+        </w:numPr>
+        <w:rPr>
+          <w:sz w:val="20"/>
+          <w:szCs w:val="20"/>
+        </w:rPr>
+      </w:pPr>
+      <w:r>
+        <w:rPr>
+          <w:sz w:val="20"/>
+          <w:szCs w:val="20"/>
+        </w:rPr>
+        <w:t xml:space="preserve">пишет отчёт в </w:t>
+      </w:r>
+      <w:proofErr w:type="spellStart"/>
+      <w:r>
+        <w:rPr>
+          <w:sz w:val="20"/>
+          <w:szCs w:val="20"/>
+        </w:rPr>
+        <w:t>reports</w:t>
+      </w:r>
+      <w:proofErr w:type="spellEnd"/>
+      <w:r>
+        <w:rPr>
+          <w:sz w:val="20"/>
+          <w:szCs w:val="20"/>
+        </w:rPr>
+        <w:t>/</w:t>
+      </w:r>
+    </w:p>
+    <w:p>
+      <w:pPr>
+        <w:pStyle w:val="a7"/>
+        <w:numPr>
+          <w:ilvl w:val="0"/>
+          <w:numId w:val="9"/>
+        </w:numPr>
+        <w:rPr>
+          <w:sz w:val="20"/>
+          <w:szCs w:val="20"/>
+        </w:rPr>
+      </w:pPr>
+      <w:r>
+        <w:rPr>
+          <w:sz w:val="20"/>
+          <w:szCs w:val="20"/>
+        </w:rPr>
+        <w:t xml:space="preserve">пишет метаданные и эксперименты в </w:t>
+      </w:r>
+      <w:proofErr w:type="spellStart"/>
+      <w:r>
+        <w:rPr>
+          <w:sz w:val="20"/>
+          <w:szCs w:val="20"/>
+        </w:rPr>
+        <w:t>monitoring</w:t>
+      </w:r>
+      <w:proofErr w:type="spellEnd"/>
+      <w:r>
+        <w:rPr>
+          <w:sz w:val="20"/>
+          <w:szCs w:val="20"/>
+        </w:rPr>
+        <w:t>/</w:t>
+      </w:r>
+    </w:p>
+    <w:p>
+      <w:pPr>
+        <w:rPr>
+          <w:sz w:val="20"/>
+          <w:szCs w:val="20"/>
+        </w:rPr>
+      </w:pPr>
+    </w:p>
+    <w:p>
+      <w:pPr>
+        <w:rPr>
+          <w:sz w:val="20"/>
+          <w:szCs w:val="20"/>
+        </w:rPr>
+      </w:pPr>
+      <w:r>
+        <w:rPr>
+          <w:sz w:val="20"/>
+          <w:szCs w:val="20"/>
+        </w:rPr>
+        <w:t>2</w:t>
+      </w:r>
+      <w:r>
+        <w:rPr>
+          <w:sz w:val="20"/>
+          <w:szCs w:val="20"/>
+        </w:rPr>
+        <w:t>.</w:t>
+      </w:r>
+      <w:r>
+        <w:rPr>
+          <w:sz w:val="20"/>
+          <w:szCs w:val="20"/>
+        </w:rPr>
+        <w:t xml:space="preserve"> Работа </w:t>
+      </w:r>
+      <w:proofErr w:type="spellStart"/>
+      <w:r>
+        <w:rPr>
+          <w:sz w:val="20"/>
+          <w:szCs w:val="20"/>
+        </w:rPr>
+        <w:t>Flask</w:t>
+      </w:r>
+      <w:proofErr w:type="spellEnd"/>
+      <w:r>
+        <w:rPr>
+          <w:sz w:val="20"/>
+          <w:szCs w:val="20"/>
+        </w:rPr>
+        <w:t>-сервера</w:t>
+      </w:r>
+    </w:p>
+    <w:p>
+      <w:pPr>
+        <w:rPr>
+          <w:sz w:val="20"/>
+          <w:szCs w:val="20"/>
+        </w:rPr>
+      </w:pPr>
+      <w:r>
+        <w:rPr>
+          <w:sz w:val="20"/>
+          <w:szCs w:val="20"/>
+        </w:rPr>
+        <w:t xml:space="preserve">Когда </w:t>
+      </w:r>
+      <w:proofErr w:type="spellStart"/>
+      <w:r>
+        <w:rPr>
+          <w:sz w:val="20"/>
+          <w:szCs w:val="20"/>
+        </w:rPr>
+        <w:t>Flask</w:t>
+      </w:r>
+      <w:proofErr w:type="spellEnd"/>
+      <w:r>
+        <w:rPr>
+          <w:sz w:val="20"/>
+          <w:szCs w:val="20"/>
+        </w:rPr>
+        <w:t xml:space="preserve"> получает запрос на /</w:t>
+      </w:r>
+      <w:proofErr w:type="spellStart"/>
+      <w:r>
+        <w:rPr>
+          <w:sz w:val="20"/>
+          <w:szCs w:val="20"/>
+        </w:rPr>
+        <w:t>predict</w:t>
+      </w:r>
+      <w:proofErr w:type="spellEnd"/>
+      <w:r>
+        <w:rPr>
+          <w:sz w:val="20"/>
+          <w:szCs w:val="20"/>
+        </w:rPr>
+        <w:t>, модель:</w:t>
+      </w:r>
+    </w:p>
+    <w:p>
+      <w:pPr>
+        <w:pStyle w:val="a7"/>
+        <w:numPr>
+          <w:ilvl w:val="0"/>
+          <w:numId w:val="10"/>
+        </w:numPr>
+        <w:rPr>
+          <w:sz w:val="20"/>
+          <w:szCs w:val="20"/>
+        </w:rPr>
+      </w:pPr>
+      <w:r>
+        <w:rPr>
+          <w:sz w:val="20"/>
+          <w:szCs w:val="20"/>
+        </w:rPr>
+        <w:t>делает предсказание</w:t>
+      </w:r>
+    </w:p>
+    <w:p>
+      <w:pPr>
+        <w:pStyle w:val="a7"/>
+        <w:numPr>
+          <w:ilvl w:val="0"/>
+          <w:numId w:val="10"/>
+        </w:numPr>
+        <w:rPr>
+          <w:sz w:val="20"/>
+          <w:szCs w:val="20"/>
+        </w:rPr>
+      </w:pPr>
+      <w:r>
+        <w:rPr>
+          <w:sz w:val="20"/>
+          <w:szCs w:val="20"/>
+        </w:rPr>
+        <w:t>пишет</w:t>
+      </w:r>
+      <w:r>
+        <w:rPr>
+          <w:sz w:val="20"/>
+          <w:szCs w:val="20"/>
+          <w:lang w:val="en-US"/>
+        </w:rPr>
+        <w:t xml:space="preserve"> </w:t>
+      </w:r>
+      <w:r>
+        <w:rPr>
+          <w:sz w:val="20"/>
+          <w:szCs w:val="20"/>
+        </w:rPr>
+        <w:t>строку</w:t>
+      </w:r>
+      <w:r>
+        <w:rPr>
+          <w:sz w:val="20"/>
+          <w:szCs w:val="20"/>
+          <w:lang w:val="en-US"/>
+        </w:rPr>
+        <w:t xml:space="preserve"> </w:t>
+      </w:r>
+      <w:r>
+        <w:rPr>
+          <w:sz w:val="20"/>
+          <w:szCs w:val="20"/>
+        </w:rPr>
+        <w:t>в</w:t>
+      </w:r>
+      <w:r>
+        <w:rPr>
+          <w:sz w:val="20"/>
+          <w:szCs w:val="20"/>
+          <w:lang w:val="en-US"/>
+        </w:rPr>
+        <w:t xml:space="preserve"> monitoring/</w:t>
+      </w:r>
+      <w:proofErr w:type="spellStart"/>
+      <w:r>
+        <w:rPr>
+          <w:sz w:val="20"/>
+          <w:szCs w:val="20"/>
+          <w:lang w:val="en-US"/>
+        </w:rPr>
+        <w:t>predictions.jsonl</w:t>
+      </w:r>
+      <w:proofErr w:type="spellEnd"/>
+    </w:p>
+    <w:p>
+      <w:pPr>
+        <w:pStyle w:val="a7"/>
+        <w:numPr>
+          <w:ilvl w:val="0"/>
+          <w:numId w:val="10"/>
+        </w:numPr>
+        <w:rPr>
+          <w:sz w:val="20"/>
+          <w:szCs w:val="20"/>
+        </w:rPr>
+      </w:pPr>
+      <w:r>
+        <w:rPr>
+          <w:sz w:val="20"/>
+          <w:szCs w:val="20"/>
+        </w:rPr>
+        <w:t xml:space="preserve">возвращает JSON с </w:t>
+      </w:r>
+      <w:proofErr w:type="spellStart"/>
+      <w:r>
+        <w:rPr>
+          <w:sz w:val="20"/>
+          <w:szCs w:val="20"/>
+        </w:rPr>
+        <w:t>iaq_class</w:t>
+      </w:r>
+      <w:proofErr w:type="spellEnd"/>
+      <w:r>
+        <w:rPr>
+          <w:sz w:val="20"/>
+          <w:szCs w:val="20"/>
+        </w:rPr>
+        <w:t>, вероятностями и рекомендацией</w:t>
+      </w:r>
+    </w:p>
+    <w:p>
+      <w:pPr>
+        <w:rPr>
+          <w:sz w:val="20"/>
+          <w:szCs w:val="20"/>
+        </w:rPr>
+      </w:pPr>
+    </w:p>
+    <w:p>
+      <w:pPr>
+        <w:rPr>
+          <w:sz w:val="20"/>
+          <w:szCs w:val="20"/>
+        </w:rPr>
+      </w:pPr>
+      <w:r>
+        <w:rPr>
+          <w:sz w:val="20"/>
+          <w:szCs w:val="20"/>
+        </w:rPr>
+        <w:lastRenderedPageBreak/>
+        <w:t>3</w:t>
+      </w:r>
+      <w:r>
+        <w:rPr>
+          <w:sz w:val="20"/>
+          <w:szCs w:val="20"/>
+        </w:rPr>
+        <w:t>.</w:t>
+      </w:r>
+      <w:r>
+        <w:rPr>
+          <w:sz w:val="20"/>
+          <w:szCs w:val="20"/>
+        </w:rPr>
+        <w:t xml:space="preserve"> Мониторинг дрейфа</w:t>
+      </w:r>
+    </w:p>
+    <w:p>
+      <w:pPr>
+        <w:rPr>
+          <w:sz w:val="20"/>
+          <w:szCs w:val="20"/>
+        </w:rPr>
+      </w:pPr>
+      <w:r>
+        <w:rPr>
+          <w:sz w:val="20"/>
+          <w:szCs w:val="20"/>
+        </w:rPr>
+        <w:t xml:space="preserve">Когда </w:t>
+      </w:r>
+      <w:r>
+        <w:rPr>
+          <w:sz w:val="20"/>
+          <w:szCs w:val="20"/>
+        </w:rPr>
+        <w:t>вызываем</w:t>
+      </w:r>
+      <w:r>
+        <w:rPr>
+          <w:sz w:val="20"/>
+          <w:szCs w:val="20"/>
+        </w:rPr>
+        <w:t xml:space="preserve"> /</w:t>
+      </w:r>
+      <w:proofErr w:type="spellStart"/>
+      <w:r>
+        <w:rPr>
+          <w:sz w:val="20"/>
+          <w:szCs w:val="20"/>
+        </w:rPr>
+        <w:t>monitoring</w:t>
+      </w:r>
+      <w:proofErr w:type="spellEnd"/>
+      <w:r>
+        <w:rPr>
+          <w:sz w:val="20"/>
+          <w:szCs w:val="20"/>
+        </w:rPr>
+        <w:t>/</w:t>
+      </w:r>
+      <w:proofErr w:type="spellStart"/>
+      <w:r>
+        <w:rPr>
+          <w:sz w:val="20"/>
+          <w:szCs w:val="20"/>
+        </w:rPr>
+        <w:t>drift</w:t>
+      </w:r>
+      <w:proofErr w:type="spellEnd"/>
+      <w:r>
+        <w:rPr>
+          <w:sz w:val="20"/>
+          <w:szCs w:val="20"/>
+        </w:rPr>
+        <w:t>, сервер:</w:t>
+      </w:r>
+    </w:p>
+    <w:p>
+      <w:pPr>
+        <w:pStyle w:val="a7"/>
+        <w:numPr>
+          <w:ilvl w:val="0"/>
+          <w:numId w:val="11"/>
+        </w:numPr>
+        <w:rPr>
+          <w:sz w:val="20"/>
+          <w:szCs w:val="20"/>
+        </w:rPr>
+      </w:pPr>
+      <w:r>
+        <w:rPr>
+          <w:sz w:val="20"/>
+          <w:szCs w:val="20"/>
+        </w:rPr>
+        <w:t>сравнивает два CSV</w:t>
+      </w:r>
+    </w:p>
+    <w:p>
+      <w:pPr>
+        <w:pStyle w:val="a7"/>
+        <w:numPr>
+          <w:ilvl w:val="0"/>
+          <w:numId w:val="11"/>
+        </w:numPr>
+        <w:rPr>
+          <w:sz w:val="20"/>
+          <w:szCs w:val="20"/>
+        </w:rPr>
+      </w:pPr>
+      <w:r>
+        <w:rPr>
+          <w:sz w:val="20"/>
+          <w:szCs w:val="20"/>
+        </w:rPr>
+        <w:t>строит список признаков с PSI-подобной оценкой</w:t>
+      </w:r>
+    </w:p>
+    <w:p>
+      <w:pPr>
+        <w:pStyle w:val="a7"/>
+        <w:numPr>
+          <w:ilvl w:val="0"/>
+          <w:numId w:val="11"/>
+        </w:numPr>
+        <w:rPr>
+          <w:sz w:val="20"/>
+          <w:szCs w:val="20"/>
+        </w:rPr>
+      </w:pPr>
+      <w:r>
+        <w:rPr>
+          <w:sz w:val="20"/>
+          <w:szCs w:val="20"/>
+        </w:rPr>
+        <w:t xml:space="preserve">сохраняет отчёт в </w:t>
+      </w:r>
+      <w:proofErr w:type="spellStart"/>
+      <w:r>
+        <w:rPr>
+          <w:sz w:val="20"/>
+          <w:szCs w:val="20"/>
+        </w:rPr>
+        <w:t>monitoring</w:t>
+      </w:r>
+      <w:proofErr w:type="spellEnd"/>
+      <w:r>
+        <w:rPr>
+          <w:sz w:val="20"/>
+          <w:szCs w:val="20"/>
+        </w:rPr>
+        <w:t>/drift_YYYYMMDD_HHMMSS.csv</w:t>
+      </w:r>
+    </w:p>
+    <w:p>
+      <w:pPr>
+        <w:rPr>
+          <w:sz w:val="20"/>
+          <w:szCs w:val="20"/>
+        </w:rPr>
+      </w:pPr>
+    </w:p>
+    <w:p>
+      <w:pPr>
+        <w:rPr>
+          <w:sz w:val="20"/>
+          <w:szCs w:val="20"/>
+        </w:rPr>
+      </w:pPr>
+      <w:r>
+        <w:rPr>
+          <w:sz w:val="20"/>
+          <w:szCs w:val="20"/>
+        </w:rPr>
+        <w:t>4.</w:t>
+      </w:r>
+      <w:r>
+        <w:rPr>
+          <w:sz w:val="20"/>
+          <w:szCs w:val="20"/>
+        </w:rPr>
+        <w:t xml:space="preserve"> Результаты обучения</w:t>
+      </w:r>
+    </w:p>
+    <w:p>
+      <w:pPr>
+        <w:pStyle w:val="a7"/>
+        <w:numPr>
+          <w:ilvl w:val="0"/>
+          <w:numId w:val="12"/>
+        </w:numPr>
+        <w:rPr>
+          <w:sz w:val="20"/>
+          <w:szCs w:val="20"/>
+        </w:rPr>
+      </w:pPr>
+      <w:r>
+        <w:rPr>
+          <w:sz w:val="20"/>
+          <w:szCs w:val="20"/>
+        </w:rPr>
+        <w:t>Отчёты обучения</w:t>
+      </w:r>
+      <w:r>
+        <w:rPr>
+          <w:sz w:val="20"/>
+          <w:szCs w:val="20"/>
+        </w:rPr>
+        <w:t xml:space="preserve">: </w:t>
+      </w:r>
+      <w:r>
+        <w:rPr>
+          <w:sz w:val="20"/>
+          <w:szCs w:val="20"/>
+        </w:rPr>
+        <w:t xml:space="preserve">в папке </w:t>
+      </w:r>
+      <w:proofErr w:type="spellStart"/>
+      <w:r>
+        <w:rPr>
+          <w:sz w:val="20"/>
+          <w:szCs w:val="20"/>
+        </w:rPr>
+        <w:t>reports</w:t>
+      </w:r>
+      <w:proofErr w:type="spellEnd"/>
+      <w:r>
+        <w:rPr>
+          <w:sz w:val="20"/>
+          <w:szCs w:val="20"/>
+        </w:rPr>
+        <w:t>/:</w:t>
+      </w:r>
+      <w:r>
+        <w:rPr>
+          <w:sz w:val="20"/>
+          <w:szCs w:val="20"/>
+        </w:rPr>
+        <w:t xml:space="preserve"> </w:t>
+      </w:r>
+      <w:r>
+        <w:rPr>
+          <w:sz w:val="20"/>
+          <w:szCs w:val="20"/>
+        </w:rPr>
+        <w:t xml:space="preserve">train_report_*.txt — </w:t>
+      </w:r>
+      <w:proofErr w:type="spellStart"/>
+      <w:r>
+        <w:rPr>
+          <w:sz w:val="20"/>
+          <w:szCs w:val="20"/>
+        </w:rPr>
+        <w:t>человекочитаемый</w:t>
+      </w:r>
+      <w:proofErr w:type="spellEnd"/>
+      <w:r>
+        <w:rPr>
+          <w:sz w:val="20"/>
+          <w:szCs w:val="20"/>
+        </w:rPr>
+        <w:t xml:space="preserve"> отчёт</w:t>
+      </w:r>
+      <w:r>
+        <w:rPr>
+          <w:sz w:val="20"/>
+          <w:szCs w:val="20"/>
+        </w:rPr>
+        <w:t xml:space="preserve">, </w:t>
+      </w:r>
+      <w:proofErr w:type="spellStart"/>
+      <w:r>
+        <w:rPr>
+          <w:sz w:val="20"/>
+          <w:szCs w:val="20"/>
+        </w:rPr>
+        <w:t>train_report</w:t>
+      </w:r>
+      <w:proofErr w:type="spellEnd"/>
+      <w:r>
+        <w:rPr>
+          <w:sz w:val="20"/>
+          <w:szCs w:val="20"/>
+        </w:rPr>
+        <w:t>_*.</w:t>
+      </w:r>
+      <w:proofErr w:type="spellStart"/>
+      <w:r>
+        <w:rPr>
+          <w:sz w:val="20"/>
+          <w:szCs w:val="20"/>
+        </w:rPr>
+        <w:t>json</w:t>
+      </w:r>
+      <w:proofErr w:type="spellEnd"/>
+      <w:r>
+        <w:rPr>
+          <w:sz w:val="20"/>
+          <w:szCs w:val="20"/>
+        </w:rPr>
+        <w:t xml:space="preserve"> — машинно-читаемая сводка с метриками и </w:t>
+      </w:r>
+      <w:proofErr w:type="spellStart"/>
+      <w:r>
+        <w:rPr>
+          <w:sz w:val="20"/>
+          <w:szCs w:val="20"/>
+        </w:rPr>
+        <w:t>classification_report</w:t>
+      </w:r>
+      <w:proofErr w:type="spellEnd"/>
+      <w:r>
+        <w:rPr>
+          <w:sz w:val="20"/>
+          <w:szCs w:val="20"/>
+        </w:rPr>
+        <w:t>.</w:t>
+      </w:r>
+    </w:p>
+    <w:p>
+      <w:pPr>
+        <w:pStyle w:val="a7"/>
+        <w:numPr>
+          <w:ilvl w:val="0"/>
+          <w:numId w:val="12"/>
+        </w:numPr>
+        <w:rPr>
+          <w:sz w:val="20"/>
+          <w:szCs w:val="20"/>
+        </w:rPr>
+      </w:pPr>
+      <w:r>
+        <w:rPr>
+          <w:sz w:val="20"/>
+          <w:szCs w:val="20"/>
+        </w:rPr>
+        <w:t>Логи экспериментов</w:t>
+      </w:r>
+      <w:r>
+        <w:rPr>
+          <w:sz w:val="20"/>
+          <w:szCs w:val="20"/>
+        </w:rPr>
+        <w:t>: ф</w:t>
+      </w:r>
+      <w:r>
+        <w:rPr>
+          <w:sz w:val="20"/>
+          <w:szCs w:val="20"/>
+        </w:rPr>
+        <w:t xml:space="preserve">айл </w:t>
+      </w:r>
+      <w:r>
+        <w:rPr>
+          <w:sz w:val="20"/>
+          <w:szCs w:val="20"/>
+          <w:lang w:val="en-US"/>
+        </w:rPr>
+        <w:t>monitoring</w:t>
+      </w:r>
+      <w:r>
+        <w:rPr>
+          <w:sz w:val="20"/>
+          <w:szCs w:val="20"/>
+        </w:rPr>
+        <w:t>/</w:t>
+      </w:r>
+      <w:r>
+        <w:rPr>
+          <w:sz w:val="20"/>
+          <w:szCs w:val="20"/>
+          <w:lang w:val="en-US"/>
+        </w:rPr>
+        <w:t>experiments</w:t>
+      </w:r>
+      <w:r>
+        <w:rPr>
+          <w:sz w:val="20"/>
+          <w:szCs w:val="20"/>
+        </w:rPr>
+        <w:t>.</w:t>
+      </w:r>
+      <w:proofErr w:type="spellStart"/>
+      <w:r>
+        <w:rPr>
+          <w:sz w:val="20"/>
+          <w:szCs w:val="20"/>
+          <w:lang w:val="en-US"/>
+        </w:rPr>
+        <w:t>jsonl</w:t>
+      </w:r>
+      <w:proofErr w:type="spellEnd"/>
+      <w:r>
+        <w:rPr>
+          <w:sz w:val="20"/>
+          <w:szCs w:val="20"/>
+        </w:rPr>
+        <w:t xml:space="preserve"> — это построчный </w:t>
+      </w:r>
+      <w:r>
+        <w:rPr>
+          <w:sz w:val="20"/>
+          <w:szCs w:val="20"/>
+          <w:lang w:val="en-US"/>
+        </w:rPr>
+        <w:t>JSON</w:t>
+      </w:r>
+      <w:r>
+        <w:rPr>
+          <w:sz w:val="20"/>
+          <w:szCs w:val="20"/>
+        </w:rPr>
+        <w:t xml:space="preserve"> - </w:t>
+      </w:r>
+      <w:r>
+        <w:rPr>
+          <w:sz w:val="20"/>
+          <w:szCs w:val="20"/>
+        </w:rPr>
+        <w:t>каждая строка — один запуск обучения;</w:t>
+      </w:r>
+      <w:r>
+        <w:rPr>
+          <w:sz w:val="20"/>
+          <w:szCs w:val="20"/>
+        </w:rPr>
+        <w:t xml:space="preserve"> У</w:t>
+      </w:r>
+      <w:r>
+        <w:rPr>
+          <w:sz w:val="20"/>
+          <w:szCs w:val="20"/>
+        </w:rPr>
+        <w:t xml:space="preserve">добно смотреть через </w:t>
+      </w:r>
+      <w:proofErr w:type="spellStart"/>
+      <w:r>
+        <w:rPr>
+          <w:sz w:val="20"/>
+          <w:szCs w:val="20"/>
+        </w:rPr>
+        <w:t>jq</w:t>
+      </w:r>
+      <w:proofErr w:type="spellEnd"/>
+      <w:r>
+        <w:rPr>
+          <w:sz w:val="20"/>
+          <w:szCs w:val="20"/>
+        </w:rPr>
+        <w:t>, Python, VS Code или лог-</w:t>
+      </w:r>
+      <w:proofErr w:type="spellStart"/>
+      <w:r>
+        <w:rPr>
+          <w:sz w:val="20"/>
+          <w:szCs w:val="20"/>
+        </w:rPr>
+        <w:t>вьювер</w:t>
+      </w:r>
+      <w:proofErr w:type="spellEnd"/>
+      <w:r>
+        <w:rPr>
+          <w:sz w:val="20"/>
+          <w:szCs w:val="20"/>
+        </w:rPr>
+        <w:t>.</w:t>
+      </w:r>
+    </w:p>
+    <w:p>
+      <w:pPr>
+        <w:ind w:firstLine="360"/>
+        <w:rPr>
+          <w:lang w:val="en-US"/>
+        </w:rPr>
+      </w:pPr>
+      <w:r>
+        <w:rPr>
+          <w:b/>
+          <w:bCs/>
+          <w:lang w:val="en-US"/>
+        </w:rPr>
+        <w:t xml:space="preserve">3. </w:t>
+      </w:r>
+      <w:r>
+        <w:rPr>
+          <w:b/>
+          <w:bCs/>
+          <w:lang w:val="en-US"/>
+        </w:rPr>
+        <w:t xml:space="preserve"> ETL</w:t>
+      </w:r>
+      <w:r>
+        <w:rPr>
+          <w:b/>
+          <w:bCs/>
+          <w:lang w:val="en-US"/>
         </w:rPr>
         <w:noBreakHyphen/>
-        <w:t>процесс (</w:t>
-      </w:r>
-      <w:proofErr w:type="spellStart"/>
-      <w:r>
-        <w:rPr>
-          <w:sz w:val="20"/>
-          <w:szCs w:val="20"/>
-        </w:rPr>
-        <w:t>Extract</w:t>
-      </w:r>
-      <w:r>
-        <w:rPr>
-          <w:sz w:val="20"/>
-          <w:szCs w:val="20"/>
+      </w:r>
+      <w:r>
+        <w:rPr>
+          <w:b/>
+          <w:bCs/>
+        </w:rPr>
+        <w:t>процесс</w:t>
+      </w:r>
+      <w:r>
+        <w:rPr>
+          <w:b/>
+          <w:bCs/>
+          <w:lang w:val="en-US"/>
+        </w:rPr>
+        <w:t xml:space="preserve"> (Extract</w:t>
+      </w:r>
+      <w:r>
+        <w:rPr>
+          <w:b/>
+          <w:bCs/>
+          <w:lang w:val="en-US"/>
         </w:rPr>
         <w:noBreakHyphen/>
         <w:t>Transform</w:t>
       </w:r>
       <w:r>
         <w:rPr>
-          <w:sz w:val="20"/>
-          <w:szCs w:val="20"/>
+          <w:b/>
+          <w:bCs/>
+          <w:lang w:val="en-US"/>
         </w:rPr>
         <w:noBreakHyphen/>
         <w:t>Load</w:t>
       </w:r>
-      <w:proofErr w:type="spellEnd"/>
-      <w:r>
-        <w:rPr>
-          <w:sz w:val="20"/>
-          <w:szCs w:val="20"/>
+      <w:r>
+        <w:rPr>
+          <w:lang w:val="en-US"/>
         </w:rPr>
         <w:t>)</w:t>
       </w:r>
@@ -1739,6 +2655,13 @@
           <w:szCs w:val="20"/>
         </w:rPr>
       </w:pPr>
+      <w:r>
+        <w:rPr>
+          <w:sz w:val="20"/>
+          <w:szCs w:val="20"/>
+        </w:rPr>
+        <w:t xml:space="preserve">1. </w:t>
+      </w:r>
       <w:proofErr w:type="spellStart"/>
       <w:r>
         <w:rPr>
@@ -1808,20 +2731,30 @@
         <w:rPr>
           <w:sz w:val="20"/>
           <w:szCs w:val="20"/>
-        </w:rPr>
-      </w:pPr>
-      <w:r>
-        <w:rPr>
-          <w:sz w:val="20"/>
-          <w:szCs w:val="20"/>
-        </w:rPr>
-        <w:t>Метаданные: </w:t>
-      </w:r>
-      <w:proofErr w:type="spellStart"/>
-      <w:r>
-        <w:rPr>
-          <w:sz w:val="20"/>
-          <w:szCs w:val="20"/>
+          <w:lang w:val="en-US"/>
+        </w:rPr>
+      </w:pPr>
+      <w:r>
+        <w:rPr>
+          <w:sz w:val="20"/>
+          <w:szCs w:val="20"/>
+        </w:rPr>
+        <w:t>Метаданные</w:t>
+      </w:r>
+      <w:r>
+        <w:rPr>
+          <w:sz w:val="20"/>
+          <w:szCs w:val="20"/>
+          <w:lang w:val="en-US"/>
+        </w:rPr>
+        <w:t>: </w:t>
+      </w:r>
+      <w:proofErr w:type="spellStart"/>
+      <w:r>
+        <w:rPr>
+          <w:sz w:val="20"/>
+          <w:szCs w:val="20"/>
+          <w:lang w:val="en-US"/>
         </w:rPr>
         <w:t>room_id</w:t>
       </w:r>
@@ -1830,40 +2763,9 @@
         <w:rPr>
           <w:sz w:val="20"/>
           <w:szCs w:val="20"/>
-        </w:rPr>
-        <w:t>, </w:t>
-      </w:r>
-      <w:proofErr w:type="spellStart"/>
-      <w:r>
-        <w:rPr>
-          <w:sz w:val="20"/>
-          <w:szCs w:val="20"/>
-        </w:rPr>
-        <w:t>date</w:t>
-      </w:r>
-      <w:proofErr w:type="spellEnd"/>
-      <w:r>
-        <w:rPr>
-          <w:sz w:val="20"/>
-          <w:szCs w:val="20"/>
-        </w:rPr>
-        <w:t>, </w:t>
-      </w:r>
-      <w:proofErr w:type="spellStart"/>
-      <w:r>
-        <w:rPr>
-          <w:sz w:val="20"/>
-          <w:szCs w:val="20"/>
-        </w:rPr>
-        <w:t>time</w:t>
-      </w:r>
-      <w:proofErr w:type="spellEnd"/>
-      <w:r>
-        <w:rPr>
-          <w:sz w:val="20"/>
-          <w:szCs w:val="20"/>
-        </w:rPr>
-        <w:t>.</w:t>
+          <w:lang w:val="en-US"/>
+        </w:rPr>
+        <w:t>, date, time.</w:t>
       </w:r>
     </w:p>
     <w:p>
@@ -1924,6 +2826,20 @@
           <w:szCs w:val="20"/>
         </w:rPr>
       </w:pPr>
+      <w:r>
+        <w:rPr>
+          <w:sz w:val="20"/>
+          <w:szCs w:val="20"/>
+        </w:rPr>
+        <w:t>2.</w:t>
+      </w:r>
+      <w:r>
+        <w:rPr>
+          <w:sz w:val="20"/>
+          <w:szCs w:val="20"/>
+        </w:rPr>
+        <w:t xml:space="preserve"> </w:t>
+      </w:r>
       <w:proofErr w:type="spellStart"/>
       <w:r>
         <w:rPr>
@@ -1970,45 +2886,68 @@
         <w:rPr>
           <w:sz w:val="20"/>
           <w:szCs w:val="20"/>
-        </w:rPr>
-      </w:pPr>
-      <w:proofErr w:type="spellStart"/>
-      <w:r>
-        <w:rPr>
-          <w:sz w:val="20"/>
-          <w:szCs w:val="20"/>
-        </w:rPr>
-        <w:t>season</w:t>
-      </w:r>
-      <w:proofErr w:type="spellEnd"/>
-      <w:r>
-        <w:rPr>
-          <w:sz w:val="20"/>
-          <w:szCs w:val="20"/>
-        </w:rPr>
-        <w:t> — по месяцу из </w:t>
-      </w:r>
-      <w:proofErr w:type="spellStart"/>
-      <w:r>
-        <w:rPr>
-          <w:sz w:val="20"/>
-          <w:szCs w:val="20"/>
-        </w:rPr>
-        <w:t>date</w:t>
-      </w:r>
-      <w:proofErr w:type="spellEnd"/>
-      <w:r>
-        <w:rPr>
-          <w:sz w:val="20"/>
-          <w:szCs w:val="20"/>
-        </w:rPr>
-        <w:t> (</w:t>
-      </w:r>
-      <w:proofErr w:type="spellStart"/>
-      <w:r>
-        <w:rPr>
-          <w:sz w:val="20"/>
-          <w:szCs w:val="20"/>
+          <w:lang w:val="en-US"/>
+        </w:rPr>
+      </w:pPr>
+      <w:r>
+        <w:rPr>
+          <w:sz w:val="20"/>
+          <w:szCs w:val="20"/>
+          <w:lang w:val="en-US"/>
+        </w:rPr>
+        <w:t xml:space="preserve">season — </w:t>
+      </w:r>
+      <w:r>
+        <w:rPr>
+          <w:sz w:val="20"/>
+          <w:szCs w:val="20"/>
+        </w:rPr>
+        <w:t>по</w:t>
+      </w:r>
+      <w:r>
+        <w:rPr>
+          <w:sz w:val="20"/>
+          <w:szCs w:val="20"/>
+          <w:lang w:val="en-US"/>
+        </w:rPr>
+        <w:t xml:space="preserve"> </w:t>
+      </w:r>
+      <w:r>
+        <w:rPr>
+          <w:sz w:val="20"/>
+          <w:szCs w:val="20"/>
+        </w:rPr>
+        <w:t>месяцу</w:t>
+      </w:r>
+      <w:r>
+        <w:rPr>
+          <w:sz w:val="20"/>
+          <w:szCs w:val="20"/>
+          <w:lang w:val="en-US"/>
+        </w:rPr>
+        <w:t xml:space="preserve"> </w:t>
+      </w:r>
+      <w:r>
+        <w:rPr>
+          <w:sz w:val="20"/>
+          <w:szCs w:val="20"/>
+        </w:rPr>
+        <w:t>из</w:t>
+      </w:r>
+      <w:r>
+        <w:rPr>
+          <w:sz w:val="20"/>
+          <w:szCs w:val="20"/>
+          <w:lang w:val="en-US"/>
+        </w:rPr>
+        <w:t> date (</w:t>
+      </w:r>
+      <w:proofErr w:type="spellStart"/>
+      <w:r>
+        <w:rPr>
+          <w:sz w:val="20"/>
+          <w:szCs w:val="20"/>
+          <w:lang w:val="en-US"/>
         </w:rPr>
         <w:t>get_season_by_month</w:t>
       </w:r>
@@ -2017,6 +2956,7 @@
         <w:rPr>
           <w:sz w:val="20"/>
           <w:szCs w:val="20"/>
+          <w:lang w:val="en-US"/>
         </w:rPr>
         <w:t>).</w:t>
       </w:r>
@@ -2049,7 +2989,6 @@
         <w:t> — день недели (</w:t>
       </w:r>
       <w:proofErr w:type="spellStart"/>
-      <w:proofErr w:type="gramStart"/>
       <w:r>
         <w:rPr>
           <w:sz w:val="20"/>
@@ -2063,15 +3002,7 @@
           <w:sz w:val="20"/>
           <w:szCs w:val="20"/>
         </w:rPr>
-        <w:t>(</w:t>
-      </w:r>
-      <w:proofErr w:type="gramEnd"/>
-      <w:r>
-        <w:rPr>
-          <w:sz w:val="20"/>
-          <w:szCs w:val="20"/>
-        </w:rPr>
-        <w:t>)).</w:t>
+        <w:t>()).</w:t>
       </w:r>
     </w:p>
     <w:p>
@@ -2281,7 +3212,6 @@
           <w:sz w:val="20"/>
           <w:szCs w:val="20"/>
         </w:rPr>
-        <w:lastRenderedPageBreak/>
         <w:t>Пост</w:t>
       </w:r>
       <w:r>
@@ -2316,6 +3246,20 @@
           <w:szCs w:val="20"/>
         </w:rPr>
       </w:pPr>
+      <w:r>
+        <w:rPr>
+          <w:sz w:val="20"/>
+          <w:szCs w:val="20"/>
+        </w:rPr>
+        <w:t>3.</w:t>
+      </w:r>
+      <w:r>
+        <w:rPr>
+          <w:sz w:val="20"/>
+          <w:szCs w:val="20"/>
+        </w:rPr>
+        <w:t xml:space="preserve"> </w:t>
+      </w:r>
       <w:proofErr w:type="spellStart"/>
       <w:r>
         <w:rPr>
@@ -2480,28 +3424,37 @@
     </w:p>
     <w:p>
       <w:pPr>
+        <w:ind w:firstLine="360"/>
         <w:rPr>
           <w:b/>
           <w:bCs/>
-          <w:sz w:val="20"/>
-          <w:szCs w:val="20"/>
         </w:rPr>
       </w:pPr>
       <w:r>
         <w:rPr>
           <w:b/>
           <w:bCs/>
-          <w:sz w:val="20"/>
-          <w:szCs w:val="20"/>
-        </w:rPr>
-        <w:t>3. Архитектура ML</w:t>
+        </w:rPr>
+        <w:t>4</w:t>
       </w:r>
       <w:r>
         <w:rPr>
           <w:b/>
           <w:bCs/>
-          <w:sz w:val="20"/>
-          <w:szCs w:val="20"/>
+        </w:rPr>
+        <w:t>.</w:t>
+      </w:r>
+      <w:r>
+        <w:rPr>
+          <w:b/>
+          <w:bCs/>
+        </w:rPr>
+        <w:t xml:space="preserve"> Архитектура ML</w:t>
+      </w:r>
+      <w:r>
+        <w:rPr>
+          <w:b/>
+          <w:bCs/>
         </w:rPr>
         <w:noBreakHyphen/>
         <w:t>модели</w:t>
@@ -2519,7 +3472,7 @@
           <w:sz w:val="20"/>
           <w:szCs w:val="20"/>
         </w:rPr>
-        <w:t>Модель: </w:t>
+        <w:t xml:space="preserve">Модель: </w:t>
       </w:r>
       <w:proofErr w:type="spellStart"/>
       <w:r>
@@ -2535,7 +3488,7 @@
           <w:sz w:val="20"/>
           <w:szCs w:val="20"/>
         </w:rPr>
-        <w:t> (</w:t>
+        <w:t xml:space="preserve"> (</w:t>
       </w:r>
       <w:proofErr w:type="spellStart"/>
       <w:r>
@@ -2556,585 +3509,2177 @@
     </w:p>
     <w:p>
       <w:pPr>
+        <w:rPr>
+          <w:sz w:val="20"/>
+          <w:szCs w:val="20"/>
+        </w:rPr>
+      </w:pPr>
+      <w:proofErr w:type="spellStart"/>
+      <w:r>
+        <w:rPr>
+          <w:sz w:val="20"/>
+          <w:szCs w:val="20"/>
+        </w:rPr>
+        <w:t>Гиперпараметры</w:t>
+      </w:r>
+      <w:proofErr w:type="spellEnd"/>
+      <w:r>
+        <w:rPr>
+          <w:sz w:val="20"/>
+          <w:szCs w:val="20"/>
+        </w:rPr>
+        <w:t>:</w:t>
+      </w:r>
+      <w:r>
+        <w:rPr>
+          <w:sz w:val="20"/>
+          <w:szCs w:val="20"/>
+        </w:rPr>
+        <w:br/>
+        <w:t xml:space="preserve">· </w:t>
+      </w:r>
+      <w:proofErr w:type="spellStart"/>
+      <w:r>
+        <w:rPr>
+          <w:sz w:val="20"/>
+          <w:szCs w:val="20"/>
+        </w:rPr>
+        <w:t>n_estimators</w:t>
+      </w:r>
+      <w:proofErr w:type="spellEnd"/>
+      <w:r>
+        <w:rPr>
+          <w:sz w:val="20"/>
+          <w:szCs w:val="20"/>
+        </w:rPr>
+        <w:t>=200 — 200 деревьев;</w:t>
+      </w:r>
+      <w:r>
+        <w:rPr>
+          <w:sz w:val="20"/>
+          <w:szCs w:val="20"/>
+        </w:rPr>
+        <w:br/>
+        <w:t xml:space="preserve">· </w:t>
+      </w:r>
+      <w:proofErr w:type="spellStart"/>
+      <w:r>
+        <w:rPr>
+          <w:sz w:val="20"/>
+          <w:szCs w:val="20"/>
+        </w:rPr>
+        <w:t>max_depth</w:t>
+      </w:r>
+      <w:proofErr w:type="spellEnd"/>
+      <w:r>
+        <w:rPr>
+          <w:sz w:val="20"/>
+          <w:szCs w:val="20"/>
+        </w:rPr>
+        <w:t>=15 — ограничение глубины;</w:t>
+      </w:r>
+      <w:r>
+        <w:rPr>
+          <w:sz w:val="20"/>
+          <w:szCs w:val="20"/>
+        </w:rPr>
+        <w:br/>
+      </w:r>
+      <w:r>
+        <w:rPr>
+          <w:sz w:val="20"/>
+          <w:szCs w:val="20"/>
+        </w:rPr>
+        <w:lastRenderedPageBreak/>
+        <w:t xml:space="preserve">· </w:t>
+      </w:r>
+      <w:proofErr w:type="spellStart"/>
+      <w:r>
+        <w:rPr>
+          <w:sz w:val="20"/>
+          <w:szCs w:val="20"/>
+        </w:rPr>
+        <w:t>random_state</w:t>
+      </w:r>
+      <w:proofErr w:type="spellEnd"/>
+      <w:r>
+        <w:rPr>
+          <w:sz w:val="20"/>
+          <w:szCs w:val="20"/>
+        </w:rPr>
+        <w:t>=42 — воспроизводимость;</w:t>
+      </w:r>
+      <w:r>
+        <w:rPr>
+          <w:sz w:val="20"/>
+          <w:szCs w:val="20"/>
+        </w:rPr>
+        <w:br/>
+        <w:t xml:space="preserve">· </w:t>
+      </w:r>
+      <w:proofErr w:type="spellStart"/>
+      <w:r>
+        <w:rPr>
+          <w:sz w:val="20"/>
+          <w:szCs w:val="20"/>
+        </w:rPr>
+        <w:t>class_weight</w:t>
+      </w:r>
+      <w:proofErr w:type="spellEnd"/>
+      <w:r>
+        <w:rPr>
+          <w:sz w:val="20"/>
+          <w:szCs w:val="20"/>
+        </w:rPr>
+        <w:t>='</w:t>
+      </w:r>
+      <w:proofErr w:type="spellStart"/>
+      <w:r>
+        <w:rPr>
+          <w:sz w:val="20"/>
+          <w:szCs w:val="20"/>
+        </w:rPr>
+        <w:t>balanced</w:t>
+      </w:r>
+      <w:proofErr w:type="spellEnd"/>
+      <w:r>
+        <w:rPr>
+          <w:sz w:val="20"/>
+          <w:szCs w:val="20"/>
+        </w:rPr>
+        <w:t>' — учёт дисбаланса классов.</w:t>
+      </w:r>
+    </w:p>
+    <w:p>
+      <w:pPr>
+        <w:rPr>
+          <w:sz w:val="20"/>
+          <w:szCs w:val="20"/>
+        </w:rPr>
+      </w:pPr>
+      <w:r>
+        <w:rPr>
+          <w:sz w:val="20"/>
+          <w:szCs w:val="20"/>
+        </w:rPr>
+        <w:t xml:space="preserve">Вход: 16 признаков (см. </w:t>
+      </w:r>
+      <w:proofErr w:type="spellStart"/>
+      <w:r>
+        <w:rPr>
+          <w:sz w:val="20"/>
+          <w:szCs w:val="20"/>
+        </w:rPr>
+        <w:t>feature_columns</w:t>
+      </w:r>
+      <w:proofErr w:type="spellEnd"/>
+      <w:r>
+        <w:rPr>
+          <w:sz w:val="20"/>
+          <w:szCs w:val="20"/>
+        </w:rPr>
+        <w:t>).</w:t>
+      </w:r>
+    </w:p>
+    <w:p>
+      <w:pPr>
+        <w:rPr>
+          <w:sz w:val="20"/>
+          <w:szCs w:val="20"/>
+        </w:rPr>
+      </w:pPr>
+      <w:r>
+        <w:rPr>
+          <w:sz w:val="20"/>
+          <w:szCs w:val="20"/>
+        </w:rPr>
+        <w:t xml:space="preserve">Выход: класс </w:t>
+      </w:r>
+      <w:proofErr w:type="spellStart"/>
+      <w:r>
+        <w:rPr>
+          <w:sz w:val="20"/>
+          <w:szCs w:val="20"/>
+        </w:rPr>
+        <w:t>iaq_class</w:t>
+      </w:r>
+      <w:proofErr w:type="spellEnd"/>
+      <w:r>
+        <w:rPr>
+          <w:sz w:val="20"/>
+          <w:szCs w:val="20"/>
+        </w:rPr>
+        <w:t xml:space="preserve"> (0–5):</w:t>
+      </w:r>
+      <w:r>
+        <w:rPr>
+          <w:sz w:val="20"/>
+          <w:szCs w:val="20"/>
+        </w:rPr>
+        <w:br/>
+        <w:t>· 0: «Отлично»;</w:t>
+      </w:r>
+      <w:r>
+        <w:rPr>
+          <w:sz w:val="20"/>
+          <w:szCs w:val="20"/>
+        </w:rPr>
+        <w:br/>
+        <w:t>· 1: «Хорошо»;</w:t>
+      </w:r>
+      <w:r>
+        <w:rPr>
+          <w:sz w:val="20"/>
+          <w:szCs w:val="20"/>
+        </w:rPr>
+        <w:br/>
+        <w:t>· 2: «Удовлетворительно»;</w:t>
+      </w:r>
+      <w:r>
+        <w:rPr>
+          <w:sz w:val="20"/>
+          <w:szCs w:val="20"/>
+        </w:rPr>
+        <w:br/>
+        <w:t>· 3: «Плохо»;</w:t>
+      </w:r>
+      <w:r>
+        <w:rPr>
+          <w:sz w:val="20"/>
+          <w:szCs w:val="20"/>
+        </w:rPr>
+        <w:br/>
+        <w:t>· 4: «Очень плохо»;</w:t>
+      </w:r>
+      <w:r>
+        <w:rPr>
+          <w:sz w:val="20"/>
+          <w:szCs w:val="20"/>
+        </w:rPr>
+        <w:br/>
+        <w:t>· 5: «АВАРИЯ!».</w:t>
+      </w:r>
+    </w:p>
+    <w:p>
+      <w:pPr>
+        <w:rPr>
+          <w:sz w:val="20"/>
+          <w:szCs w:val="20"/>
+          <w:lang w:val="en-US"/>
+        </w:rPr>
+      </w:pPr>
+      <w:r>
+        <w:rPr>
+          <w:sz w:val="20"/>
+          <w:szCs w:val="20"/>
+        </w:rPr>
+        <w:t>Оценка</w:t>
+      </w:r>
+      <w:r>
+        <w:rPr>
+          <w:sz w:val="20"/>
+          <w:szCs w:val="20"/>
+          <w:lang w:val="en-US"/>
+        </w:rPr>
+        <w:t xml:space="preserve">: </w:t>
+      </w:r>
+      <w:proofErr w:type="spellStart"/>
+      <w:r>
+        <w:rPr>
+          <w:sz w:val="20"/>
+          <w:szCs w:val="20"/>
+          <w:lang w:val="en-US"/>
+        </w:rPr>
+        <w:t>classification_report</w:t>
+      </w:r>
+      <w:proofErr w:type="spellEnd"/>
+      <w:r>
+        <w:rPr>
+          <w:sz w:val="20"/>
+          <w:szCs w:val="20"/>
+          <w:lang w:val="en-US"/>
+        </w:rPr>
+        <w:t xml:space="preserve"> (</w:t>
+      </w:r>
+      <w:r>
+        <w:rPr>
+          <w:sz w:val="20"/>
+          <w:szCs w:val="20"/>
+        </w:rPr>
+        <w:t>точность</w:t>
+      </w:r>
+      <w:r>
+        <w:rPr>
+          <w:sz w:val="20"/>
+          <w:szCs w:val="20"/>
+          <w:lang w:val="en-US"/>
+        </w:rPr>
+        <w:t xml:space="preserve">, </w:t>
+      </w:r>
+      <w:r>
+        <w:rPr>
+          <w:sz w:val="20"/>
+          <w:szCs w:val="20"/>
+        </w:rPr>
+        <w:t>полнота</w:t>
+      </w:r>
+      <w:r>
+        <w:rPr>
+          <w:sz w:val="20"/>
+          <w:szCs w:val="20"/>
+          <w:lang w:val="en-US"/>
+        </w:rPr>
+        <w:t>, F1).</w:t>
+      </w:r>
+    </w:p>
+    <w:p>
+      <w:pPr>
+        <w:rPr>
+          <w:sz w:val="20"/>
+          <w:szCs w:val="20"/>
+          <w:lang w:val="en-US"/>
+        </w:rPr>
+      </w:pPr>
+      <w:r>
+        <w:rPr>
+          <w:sz w:val="20"/>
+          <w:szCs w:val="20"/>
+        </w:rPr>
+        <w:t>Сохранение</w:t>
+      </w:r>
+      <w:r>
+        <w:rPr>
+          <w:sz w:val="20"/>
+          <w:szCs w:val="20"/>
+          <w:lang w:val="en-US"/>
+        </w:rPr>
+        <w:t xml:space="preserve">: </w:t>
+      </w:r>
+      <w:proofErr w:type="spellStart"/>
+      <w:r>
+        <w:rPr>
+          <w:sz w:val="20"/>
+          <w:szCs w:val="20"/>
+          <w:lang w:val="en-US"/>
+        </w:rPr>
+        <w:t>joblib</w:t>
+      </w:r>
+      <w:proofErr w:type="spellEnd"/>
+      <w:r>
+        <w:rPr>
+          <w:sz w:val="20"/>
+          <w:szCs w:val="20"/>
+          <w:lang w:val="en-US"/>
+        </w:rPr>
+        <w:t xml:space="preserve"> (</w:t>
+      </w:r>
+      <w:r>
+        <w:rPr>
+          <w:sz w:val="20"/>
+          <w:szCs w:val="20"/>
+        </w:rPr>
+        <w:t>модель</w:t>
+      </w:r>
+      <w:r>
+        <w:rPr>
+          <w:sz w:val="20"/>
+          <w:szCs w:val="20"/>
+          <w:lang w:val="en-US"/>
+        </w:rPr>
+        <w:t xml:space="preserve"> + </w:t>
+      </w:r>
+      <w:proofErr w:type="spellStart"/>
+      <w:r>
+        <w:rPr>
+          <w:sz w:val="20"/>
+          <w:szCs w:val="20"/>
+        </w:rPr>
+        <w:t>скалер</w:t>
+      </w:r>
+      <w:proofErr w:type="spellEnd"/>
+      <w:r>
+        <w:rPr>
+          <w:sz w:val="20"/>
+          <w:szCs w:val="20"/>
+          <w:lang w:val="en-US"/>
+        </w:rPr>
+        <w:t>).</w:t>
+      </w:r>
+    </w:p>
+    <w:p>
+      <w:pPr>
+        <w:rPr>
+          <w:sz w:val="20"/>
+          <w:szCs w:val="20"/>
+        </w:rPr>
+      </w:pPr>
+      <w:r>
+        <w:rPr>
+          <w:sz w:val="20"/>
+          <w:szCs w:val="20"/>
+        </w:rPr>
+        <w:t>Особенности</w:t>
+      </w:r>
+      <w:r>
+        <w:rPr>
+          <w:sz w:val="20"/>
+          <w:szCs w:val="20"/>
+          <w:lang w:val="en-US"/>
+        </w:rPr>
+        <w:t>:</w:t>
+      </w:r>
+      <w:r>
+        <w:rPr>
+          <w:sz w:val="20"/>
+          <w:szCs w:val="20"/>
+          <w:lang w:val="en-US"/>
+        </w:rPr>
+        <w:br/>
+        <w:t xml:space="preserve">· </w:t>
+      </w:r>
+      <w:r>
+        <w:rPr>
+          <w:sz w:val="20"/>
+          <w:szCs w:val="20"/>
+        </w:rPr>
+        <w:t>обработка</w:t>
+      </w:r>
+      <w:r>
+        <w:rPr>
+          <w:sz w:val="20"/>
+          <w:szCs w:val="20"/>
+          <w:lang w:val="en-US"/>
+        </w:rPr>
+        <w:t xml:space="preserve"> </w:t>
+      </w:r>
+      <w:r>
+        <w:rPr>
+          <w:sz w:val="20"/>
+          <w:szCs w:val="20"/>
+        </w:rPr>
+        <w:t>пропусков</w:t>
+      </w:r>
+      <w:r>
+        <w:rPr>
+          <w:sz w:val="20"/>
+          <w:szCs w:val="20"/>
+          <w:lang w:val="en-US"/>
+        </w:rPr>
+        <w:t xml:space="preserve"> (-1 → </w:t>
+      </w:r>
+      <w:r>
+        <w:rPr>
+          <w:sz w:val="20"/>
+          <w:szCs w:val="20"/>
+        </w:rPr>
+        <w:t>среднее</w:t>
+      </w:r>
+      <w:r>
+        <w:rPr>
+          <w:sz w:val="20"/>
+          <w:szCs w:val="20"/>
+          <w:lang w:val="en-US"/>
+        </w:rPr>
+        <w:t>);</w:t>
+      </w:r>
+      <w:r>
+        <w:rPr>
+          <w:sz w:val="20"/>
+          <w:szCs w:val="20"/>
+          <w:lang w:val="en-US"/>
+        </w:rPr>
+        <w:br/>
+        <w:t xml:space="preserve">· </w:t>
+      </w:r>
+      <w:r>
+        <w:rPr>
+          <w:sz w:val="20"/>
+          <w:szCs w:val="20"/>
+        </w:rPr>
+        <w:t>инкрементальное</w:t>
+      </w:r>
+      <w:r>
+        <w:rPr>
+          <w:sz w:val="20"/>
+          <w:szCs w:val="20"/>
+          <w:lang w:val="en-US"/>
+        </w:rPr>
+        <w:t xml:space="preserve"> </w:t>
+      </w:r>
+      <w:r>
+        <w:rPr>
+          <w:sz w:val="20"/>
+          <w:szCs w:val="20"/>
+        </w:rPr>
+        <w:t>обучение</w:t>
+      </w:r>
+      <w:r>
+        <w:rPr>
+          <w:sz w:val="20"/>
+          <w:szCs w:val="20"/>
+          <w:lang w:val="en-US"/>
+        </w:rPr>
+        <w:t xml:space="preserve"> (/retrain </w:t>
+      </w:r>
+      <w:r>
+        <w:rPr>
+          <w:sz w:val="20"/>
+          <w:szCs w:val="20"/>
+        </w:rPr>
+        <w:t>из</w:t>
+      </w:r>
+      <w:r>
+        <w:rPr>
+          <w:sz w:val="20"/>
+          <w:szCs w:val="20"/>
+          <w:lang w:val="en-US"/>
+        </w:rPr>
+        <w:t xml:space="preserve"> </w:t>
+      </w:r>
+      <w:r>
+        <w:rPr>
+          <w:sz w:val="20"/>
+          <w:szCs w:val="20"/>
+        </w:rPr>
+        <w:t>БД</w:t>
+      </w:r>
+      <w:r>
+        <w:rPr>
+          <w:sz w:val="20"/>
+          <w:szCs w:val="20"/>
+          <w:lang w:val="en-US"/>
+        </w:rPr>
+        <w:t>);</w:t>
+      </w:r>
+      <w:r>
+        <w:rPr>
+          <w:sz w:val="20"/>
+          <w:szCs w:val="20"/>
+          <w:lang w:val="en-US"/>
+        </w:rPr>
+        <w:br/>
+        <w:t xml:space="preserve">· </w:t>
+      </w:r>
+      <w:r>
+        <w:rPr>
+          <w:sz w:val="20"/>
+          <w:szCs w:val="20"/>
+        </w:rPr>
+        <w:t>вероятностный</w:t>
+      </w:r>
+      <w:r>
+        <w:rPr>
+          <w:sz w:val="20"/>
+          <w:szCs w:val="20"/>
+          <w:lang w:val="en-US"/>
+        </w:rPr>
+        <w:t xml:space="preserve"> </w:t>
+      </w:r>
+      <w:r>
+        <w:rPr>
+          <w:sz w:val="20"/>
+          <w:szCs w:val="20"/>
+        </w:rPr>
+        <w:t>вывод</w:t>
+      </w:r>
+      <w:r>
+        <w:rPr>
+          <w:sz w:val="20"/>
+          <w:szCs w:val="20"/>
+          <w:lang w:val="en-US"/>
+        </w:rPr>
+        <w:t xml:space="preserve"> (</w:t>
+      </w:r>
+      <w:proofErr w:type="spellStart"/>
+      <w:r>
+        <w:rPr>
+          <w:sz w:val="20"/>
+          <w:szCs w:val="20"/>
+          <w:lang w:val="en-US"/>
+        </w:rPr>
+        <w:t>predict_proba</w:t>
+      </w:r>
+      <w:proofErr w:type="spellEnd"/>
+      <w:r>
+        <w:rPr>
+          <w:sz w:val="20"/>
+          <w:szCs w:val="20"/>
+          <w:lang w:val="en-US"/>
+        </w:rPr>
+        <w:t xml:space="preserve">) </w:t>
+      </w:r>
+      <w:r>
+        <w:rPr>
+          <w:sz w:val="20"/>
+          <w:szCs w:val="20"/>
+        </w:rPr>
+        <w:t>для</w:t>
+      </w:r>
+      <w:r>
+        <w:rPr>
+          <w:sz w:val="20"/>
+          <w:szCs w:val="20"/>
+          <w:lang w:val="en-US"/>
+        </w:rPr>
+        <w:t xml:space="preserve"> </w:t>
+      </w:r>
+      <w:r>
+        <w:rPr>
+          <w:sz w:val="20"/>
+          <w:szCs w:val="20"/>
+        </w:rPr>
+        <w:t>интерпретации</w:t>
+      </w:r>
+      <w:r>
+        <w:rPr>
+          <w:sz w:val="20"/>
+          <w:szCs w:val="20"/>
+          <w:lang w:val="en-US"/>
+        </w:rPr>
+        <w:t>;</w:t>
+      </w:r>
+      <w:r>
+        <w:rPr>
+          <w:sz w:val="20"/>
+          <w:szCs w:val="20"/>
+          <w:lang w:val="en-US"/>
+        </w:rPr>
+        <w:br/>
+        <w:t xml:space="preserve">· </w:t>
+      </w:r>
+      <w:r>
+        <w:rPr>
+          <w:sz w:val="20"/>
+          <w:szCs w:val="20"/>
+        </w:rPr>
+        <w:t>быстрый</w:t>
+      </w:r>
+      <w:r>
+        <w:rPr>
+          <w:sz w:val="20"/>
+          <w:szCs w:val="20"/>
+          <w:lang w:val="en-US"/>
+        </w:rPr>
+        <w:t xml:space="preserve"> </w:t>
+      </w:r>
+      <w:r>
+        <w:rPr>
+          <w:sz w:val="20"/>
+          <w:szCs w:val="20"/>
+        </w:rPr>
+        <w:t>режим</w:t>
+      </w:r>
+      <w:r>
+        <w:rPr>
+          <w:sz w:val="20"/>
+          <w:szCs w:val="20"/>
+          <w:lang w:val="en-US"/>
+        </w:rPr>
+        <w:t xml:space="preserve"> </w:t>
+      </w:r>
+      <w:r>
+        <w:rPr>
+          <w:sz w:val="20"/>
+          <w:szCs w:val="20"/>
+        </w:rPr>
+        <w:t>подбора</w:t>
+      </w:r>
+      <w:r>
+        <w:rPr>
+          <w:sz w:val="20"/>
+          <w:szCs w:val="20"/>
+          <w:lang w:val="en-US"/>
+        </w:rPr>
+        <w:t xml:space="preserve">: </w:t>
+      </w:r>
+      <w:proofErr w:type="spellStart"/>
+      <w:r>
+        <w:rPr>
+          <w:sz w:val="20"/>
+          <w:szCs w:val="20"/>
+          <w:lang w:val="en-US"/>
+        </w:rPr>
+        <w:t>RandomizedSearchCV</w:t>
+      </w:r>
+      <w:proofErr w:type="spellEnd"/>
+      <w:r>
+        <w:rPr>
+          <w:sz w:val="20"/>
+          <w:szCs w:val="20"/>
+          <w:lang w:val="en-US"/>
+        </w:rPr>
+        <w:t xml:space="preserve"> </w:t>
+      </w:r>
+      <w:r>
+        <w:rPr>
+          <w:sz w:val="20"/>
+          <w:szCs w:val="20"/>
+        </w:rPr>
+        <w:t>с</w:t>
+      </w:r>
+      <w:r>
+        <w:rPr>
+          <w:sz w:val="20"/>
+          <w:szCs w:val="20"/>
+          <w:lang w:val="en-US"/>
+        </w:rPr>
+        <w:t xml:space="preserve"> </w:t>
+      </w:r>
+      <w:proofErr w:type="spellStart"/>
+      <w:r>
+        <w:rPr>
+          <w:sz w:val="20"/>
+          <w:szCs w:val="20"/>
+          <w:lang w:val="en-US"/>
+        </w:rPr>
+        <w:t>n_iter</w:t>
+      </w:r>
+      <w:proofErr w:type="spellEnd"/>
+      <w:r>
+        <w:rPr>
+          <w:sz w:val="20"/>
+          <w:szCs w:val="20"/>
+          <w:lang w:val="en-US"/>
+        </w:rPr>
+        <w:t xml:space="preserve">=3–5, cv=2, </w:t>
+      </w:r>
+      <w:r>
+        <w:rPr>
+          <w:sz w:val="20"/>
+          <w:szCs w:val="20"/>
+        </w:rPr>
+        <w:t>ограниченное</w:t>
+      </w:r>
+      <w:r>
+        <w:rPr>
+          <w:sz w:val="20"/>
+          <w:szCs w:val="20"/>
+          <w:lang w:val="en-US"/>
+        </w:rPr>
+        <w:t xml:space="preserve"> </w:t>
+      </w:r>
+      <w:r>
+        <w:rPr>
+          <w:sz w:val="20"/>
+          <w:szCs w:val="20"/>
+        </w:rPr>
+        <w:t>пространство</w:t>
+      </w:r>
+      <w:r>
+        <w:rPr>
+          <w:sz w:val="20"/>
+          <w:szCs w:val="20"/>
+          <w:lang w:val="en-US"/>
+        </w:rPr>
+        <w:t xml:space="preserve"> </w:t>
+      </w:r>
+      <w:proofErr w:type="spellStart"/>
+      <w:r>
+        <w:rPr>
+          <w:sz w:val="20"/>
+          <w:szCs w:val="20"/>
+        </w:rPr>
+        <w:t>гиперпараметров</w:t>
+      </w:r>
+      <w:proofErr w:type="spellEnd"/>
+      <w:r>
+        <w:rPr>
+          <w:sz w:val="20"/>
+          <w:szCs w:val="20"/>
+          <w:lang w:val="en-US"/>
+        </w:rPr>
+        <w:t xml:space="preserve"> (</w:t>
+      </w:r>
+      <w:proofErr w:type="spellStart"/>
+      <w:r>
+        <w:rPr>
+          <w:sz w:val="20"/>
+          <w:szCs w:val="20"/>
+          <w:lang w:val="en-US"/>
+        </w:rPr>
+        <w:t>n_estimators</w:t>
+      </w:r>
+      <w:proofErr w:type="spellEnd"/>
+      <w:r>
+        <w:rPr>
+          <w:sz w:val="20"/>
+          <w:szCs w:val="20"/>
+          <w:lang w:val="en-US"/>
+        </w:rPr>
+        <w:t xml:space="preserve"> , </w:t>
+      </w:r>
+      <w:proofErr w:type="spellStart"/>
+      <w:r>
+        <w:rPr>
+          <w:sz w:val="20"/>
+          <w:szCs w:val="20"/>
+          <w:lang w:val="en-US"/>
+        </w:rPr>
+        <w:t>max_depth</w:t>
+      </w:r>
+      <w:proofErr w:type="spellEnd"/>
+      <w:r>
+        <w:rPr>
+          <w:sz w:val="20"/>
+          <w:szCs w:val="20"/>
+          <w:lang w:val="en-US"/>
+        </w:rPr>
+        <w:t xml:space="preserve"> , </w:t>
+      </w:r>
+      <w:proofErr w:type="spellStart"/>
+      <w:r>
+        <w:rPr>
+          <w:sz w:val="20"/>
+          <w:szCs w:val="20"/>
+          <w:lang w:val="en-US"/>
+        </w:rPr>
+        <w:t>min_samples_split</w:t>
+      </w:r>
+      <w:proofErr w:type="spellEnd"/>
+      <w:r>
+        <w:rPr>
+          <w:sz w:val="20"/>
+          <w:szCs w:val="20"/>
+          <w:lang w:val="en-US"/>
+        </w:rPr>
+        <w:t xml:space="preserve"> , </w:t>
+      </w:r>
+      <w:proofErr w:type="spellStart"/>
+      <w:r>
+        <w:rPr>
+          <w:sz w:val="20"/>
+          <w:szCs w:val="20"/>
+          <w:lang w:val="en-US"/>
+        </w:rPr>
+        <w:t>min_samples_leaf</w:t>
+      </w:r>
+      <w:proofErr w:type="spellEnd"/>
+      <w:r>
+        <w:rPr>
+          <w:sz w:val="20"/>
+          <w:szCs w:val="20"/>
+          <w:lang w:val="en-US"/>
+        </w:rPr>
+        <w:t xml:space="preserve"> ), </w:t>
+      </w:r>
+      <w:proofErr w:type="spellStart"/>
+      <w:r>
+        <w:rPr>
+          <w:sz w:val="20"/>
+          <w:szCs w:val="20"/>
+          <w:lang w:val="en-US"/>
+        </w:rPr>
+        <w:t>n_jobs</w:t>
+      </w:r>
+      <w:proofErr w:type="spellEnd"/>
+      <w:r>
+        <w:rPr>
+          <w:sz w:val="20"/>
+          <w:szCs w:val="20"/>
+          <w:lang w:val="en-US"/>
+        </w:rPr>
+        <w:t>=1;</w:t>
+      </w:r>
+      <w:r>
+        <w:rPr>
+          <w:sz w:val="20"/>
+          <w:szCs w:val="20"/>
+          <w:lang w:val="en-US"/>
+        </w:rPr>
+        <w:br/>
+        <w:t xml:space="preserve">· </w:t>
+      </w:r>
+      <w:r>
+        <w:rPr>
+          <w:sz w:val="20"/>
+          <w:szCs w:val="20"/>
+        </w:rPr>
+        <w:t>режим</w:t>
+      </w:r>
+      <w:r>
+        <w:rPr>
+          <w:sz w:val="20"/>
+          <w:szCs w:val="20"/>
+          <w:lang w:val="en-US"/>
+        </w:rPr>
+        <w:t xml:space="preserve"> </w:t>
+      </w:r>
+      <w:r>
+        <w:rPr>
+          <w:sz w:val="20"/>
+          <w:szCs w:val="20"/>
+        </w:rPr>
+        <w:t>продакшн</w:t>
+      </w:r>
+      <w:r>
+        <w:rPr>
+          <w:sz w:val="20"/>
+          <w:szCs w:val="20"/>
+          <w:lang w:val="en-US"/>
+        </w:rPr>
+        <w:t xml:space="preserve">: online — </w:t>
+      </w:r>
+      <w:r>
+        <w:rPr>
+          <w:sz w:val="20"/>
+          <w:szCs w:val="20"/>
+        </w:rPr>
+        <w:t>только</w:t>
+      </w:r>
+      <w:r>
+        <w:rPr>
+          <w:sz w:val="20"/>
+          <w:szCs w:val="20"/>
+          <w:lang w:val="en-US"/>
+        </w:rPr>
+        <w:t xml:space="preserve"> predict() </w:t>
+      </w:r>
+      <w:r>
+        <w:rPr>
+          <w:sz w:val="20"/>
+          <w:szCs w:val="20"/>
+        </w:rPr>
+        <w:t>в</w:t>
+      </w:r>
+      <w:r>
+        <w:rPr>
+          <w:sz w:val="20"/>
+          <w:szCs w:val="20"/>
+          <w:lang w:val="en-US"/>
+        </w:rPr>
+        <w:t xml:space="preserve"> Flask; offline — </w:t>
+      </w:r>
+      <w:r>
+        <w:rPr>
+          <w:sz w:val="20"/>
+          <w:szCs w:val="20"/>
+        </w:rPr>
+        <w:t>полное</w:t>
+      </w:r>
+      <w:r>
+        <w:rPr>
+          <w:sz w:val="20"/>
+          <w:szCs w:val="20"/>
+          <w:lang w:val="en-US"/>
+        </w:rPr>
+        <w:t xml:space="preserve"> </w:t>
+      </w:r>
+      <w:proofErr w:type="spellStart"/>
+      <w:r>
+        <w:rPr>
+          <w:sz w:val="20"/>
+          <w:szCs w:val="20"/>
+          <w:lang w:val="en-US"/>
+        </w:rPr>
+        <w:t>AutoML</w:t>
+      </w:r>
+      <w:proofErr w:type="spellEnd"/>
+      <w:r>
+        <w:rPr>
+          <w:sz w:val="20"/>
+          <w:szCs w:val="20"/>
+          <w:lang w:val="en-US"/>
+        </w:rPr>
+        <w:t xml:space="preserve"> </w:t>
+      </w:r>
+      <w:r>
+        <w:rPr>
+          <w:sz w:val="20"/>
+          <w:szCs w:val="20"/>
+        </w:rPr>
+        <w:t>по</w:t>
+      </w:r>
+      <w:r>
+        <w:rPr>
+          <w:sz w:val="20"/>
+          <w:szCs w:val="20"/>
+          <w:lang w:val="en-US"/>
+        </w:rPr>
+        <w:t xml:space="preserve"> </w:t>
+      </w:r>
+      <w:r>
+        <w:rPr>
+          <w:sz w:val="20"/>
+          <w:szCs w:val="20"/>
+        </w:rPr>
+        <w:t>расписанию</w:t>
+      </w:r>
+      <w:r>
+        <w:rPr>
+          <w:sz w:val="20"/>
+          <w:szCs w:val="20"/>
+          <w:lang w:val="en-US"/>
+        </w:rPr>
+        <w:t>;</w:t>
+      </w:r>
+    </w:p>
+    <w:p>
+      <w:pPr>
+        <w:jc w:val="center"/>
+        <w:rPr>
+          <w:b/>
+          <w:bCs/>
+          <w:sz w:val="20"/>
+          <w:szCs w:val="20"/>
+          <w:lang w:val="en-US"/>
+        </w:rPr>
+      </w:pPr>
+      <w:r>
+        <w:rPr>
+          <w:b/>
+          <w:bCs/>
+          <w:sz w:val="20"/>
+          <w:szCs w:val="20"/>
+        </w:rPr>
+        <w:t>Отчет по метрикам</w:t>
+      </w:r>
+      <w:r>
+        <w:rPr>
+          <w:b/>
+          <w:bCs/>
+          <w:sz w:val="20"/>
+          <w:szCs w:val="20"/>
+        </w:rPr>
+        <w:t xml:space="preserve"> с применением </w:t>
+      </w:r>
+      <w:proofErr w:type="spellStart"/>
+      <w:r>
+        <w:rPr>
+          <w:b/>
+          <w:bCs/>
+          <w:sz w:val="20"/>
+          <w:szCs w:val="20"/>
+          <w:lang w:val="en-US"/>
+        </w:rPr>
+        <w:t>AutoML</w:t>
+      </w:r>
+      <w:proofErr w:type="spellEnd"/>
+      <w:r>
+        <w:rPr>
+          <w:b/>
+          <w:bCs/>
+          <w:sz w:val="20"/>
+          <w:szCs w:val="20"/>
+        </w:rPr>
+        <w:t>:</w:t>
+      </w:r>
+      <w:r>
+        <w:rPr>
+          <w:b/>
+          <w:bCs/>
+          <w:sz w:val="20"/>
+          <w:szCs w:val="20"/>
+        </w:rPr>
+        <w:br/>
+      </w:r>
+      <w:r>
+        <w:rPr>
+          <w:noProof/>
+        </w:rPr>
+        <w:drawing>
+          <wp:inline distT="0" distB="0" distL="0" distR="0" wp14:anchorId="61B9FEB8" wp14:editId="1723854F">
+            <wp:extent cx="5022146" cy="4804580"/>
+            <wp:effectExtent l="0" t="0" r="7620" b="0"/>
+            <wp:docPr id="1" name="Рисунок 1"/>
+            <wp:cNvGraphicFramePr>
+              <a:graphicFrameLocks xmlns:a="http://schemas.openxmlformats.org/drawingml/2006/main" noChangeAspect="1"/>
+            </wp:cNvGraphicFramePr>
+            <a:graphic xmlns:a="http://schemas.openxmlformats.org/drawingml/2006/main">
+              <a:graphicData uri="http://schemas.openxmlformats.org/drawingml/2006/picture">
+                <pic:pic xmlns:pic="http://schemas.openxmlformats.org/drawingml/2006/picture">
+                  <pic:nvPicPr>
+                    <pic:cNvPr id="1" name=""/>
+                    <pic:cNvPicPr/>
+                  </pic:nvPicPr>
+                  <pic:blipFill>
+                    <a:blip r:embed="rId5"/>
+                    <a:stretch>
+                      <a:fillRect/>
+                    </a:stretch>
+                  </pic:blipFill>
+                  <pic:spPr>
+                    <a:xfrm>
+                      <a:off x="0" y="0"/>
+                      <a:ext cx="5024417" cy="4806753"/>
+                    </a:xfrm>
+                    <a:prstGeom prst="rect">
+                      <a:avLst/>
+                    </a:prstGeom>
+                  </pic:spPr>
+                </pic:pic>
+              </a:graphicData>
+            </a:graphic>
+          </wp:inline>
+        </w:drawing>
+      </w:r>
+    </w:p>
+    <w:p>
+      <w:r>
+        <w:t xml:space="preserve">В ходе решения задачи, был рассмотрен также вариант применения чистой модели </w:t>
+      </w:r>
+      <w:proofErr w:type="spellStart"/>
+      <w:r>
+        <w:t>RandomForestClassifier</w:t>
+      </w:r>
+      <w:proofErr w:type="spellEnd"/>
+      <w:r>
+        <w:t xml:space="preserve"> (в виду требования по производительности системы). При этом были получены такие метрики:</w:t>
+      </w:r>
+    </w:p>
+    <w:p>
+      <w:r>
+        <w:rPr>
+          <w:noProof/>
+        </w:rPr>
+        <w:lastRenderedPageBreak/>
+        <w:drawing>
+          <wp:inline distT="0" distB="0" distL="0" distR="0" wp14:anchorId="2B8DAFE9" wp14:editId="3ED89B65">
+            <wp:extent cx="6645910" cy="1350010"/>
+            <wp:effectExtent l="0" t="0" r="2540" b="2540"/>
+            <wp:docPr id="3" name="Рисунок 3"/>
+            <wp:cNvGraphicFramePr>
+              <a:graphicFrameLocks xmlns:a="http://schemas.openxmlformats.org/drawingml/2006/main" noChangeAspect="1"/>
+            </wp:cNvGraphicFramePr>
+            <a:graphic xmlns:a="http://schemas.openxmlformats.org/drawingml/2006/main">
+              <a:graphicData uri="http://schemas.openxmlformats.org/drawingml/2006/picture">
+                <pic:pic xmlns:pic="http://schemas.openxmlformats.org/drawingml/2006/picture">
+                  <pic:nvPicPr>
+                    <pic:cNvPr id="1" name=""/>
+                    <pic:cNvPicPr/>
+                  </pic:nvPicPr>
+                  <pic:blipFill>
+                    <a:blip r:embed="rId6"/>
+                    <a:stretch>
+                      <a:fillRect/>
+                    </a:stretch>
+                  </pic:blipFill>
+                  <pic:spPr>
+                    <a:xfrm>
+                      <a:off x="0" y="0"/>
+                      <a:ext cx="6645910" cy="1350010"/>
+                    </a:xfrm>
+                    <a:prstGeom prst="rect">
+                      <a:avLst/>
+                    </a:prstGeom>
+                  </pic:spPr>
+                </pic:pic>
+              </a:graphicData>
+            </a:graphic>
+          </wp:inline>
+        </w:drawing>
+      </w:r>
+    </w:p>
+    <w:p>
+      <w:pPr>
+        <w:rPr>
+          <w:bCs/>
+        </w:rPr>
+      </w:pPr>
+      <w:r>
+        <w:rPr>
+          <w:bCs/>
+        </w:rPr>
+        <w:t xml:space="preserve">Модель </w:t>
+      </w:r>
+      <w:proofErr w:type="spellStart"/>
+      <w:r>
+        <w:rPr>
+          <w:bCs/>
+        </w:rPr>
+        <w:t>RandomForest</w:t>
+      </w:r>
+      <w:proofErr w:type="spellEnd"/>
+      <w:r>
+        <w:rPr>
+          <w:bCs/>
+        </w:rPr>
+        <w:t xml:space="preserve"> показала устойчиво хорошие показатели по всем метрикам. </w:t>
+      </w:r>
+      <w:r>
+        <w:rPr>
+          <w:bCs/>
+        </w:rPr>
+        <w:t>Преимущества такого подхода</w:t>
+      </w:r>
+      <w:r>
+        <w:rPr>
+          <w:bCs/>
+        </w:rPr>
+        <w:t>:</w:t>
+      </w:r>
+      <w:r>
+        <w:rPr>
+          <w:bCs/>
+        </w:rPr>
+        <w:br/>
+      </w:r>
+      <w:r>
+        <w:rPr>
+          <w:bCs/>
+        </w:rPr>
+        <w:br/>
+        <w:t>0) отличные показатели</w:t>
+      </w:r>
+      <w:r>
+        <w:rPr>
+          <w:bCs/>
+        </w:rPr>
+        <w:br/>
+        <w:t>1) не нужно масштабировать, значит проще внедрить</w:t>
+      </w:r>
+      <w:r>
+        <w:rPr>
+          <w:bCs/>
+        </w:rPr>
+        <w:br/>
+        <w:t>2) не чувствител</w:t>
+      </w:r>
+      <w:r>
+        <w:rPr>
+          <w:bCs/>
+        </w:rPr>
+        <w:t>ьна</w:t>
+      </w:r>
+      <w:r>
+        <w:rPr>
+          <w:bCs/>
+        </w:rPr>
+        <w:t xml:space="preserve"> к </w:t>
+      </w:r>
+      <w:proofErr w:type="spellStart"/>
+      <w:r>
+        <w:rPr>
+          <w:bCs/>
+        </w:rPr>
+        <w:t>мультиколлинеарност</w:t>
+      </w:r>
+      <w:r>
+        <w:rPr>
+          <w:bCs/>
+        </w:rPr>
+        <w:t>и</w:t>
+      </w:r>
+      <w:proofErr w:type="spellEnd"/>
+      <w:r>
+        <w:rPr>
+          <w:bCs/>
+        </w:rPr>
+        <w:br/>
+        <w:t>3) быстро обучается</w:t>
+      </w:r>
+      <w:r>
+        <w:rPr>
+          <w:bCs/>
+        </w:rPr>
+        <w:br/>
+        <w:t xml:space="preserve">4) дает интерпретацию результата, на последней картинке </w:t>
+      </w:r>
+      <w:r>
+        <w:rPr>
+          <w:bCs/>
+        </w:rPr>
+        <w:t>коэффициенты,</w:t>
+      </w:r>
+      <w:r>
+        <w:rPr>
+          <w:bCs/>
+        </w:rPr>
+        <w:t xml:space="preserve"> которые дала модель. Видно, какой параметр сильнее будет влиять </w:t>
+      </w:r>
+    </w:p>
+    <w:p>
+      <w:pPr>
+        <w:rPr>
+          <w:bCs/>
+        </w:rPr>
+      </w:pPr>
+      <w:r>
+        <w:rPr>
+          <w:bCs/>
+        </w:rPr>
+        <w:t xml:space="preserve">5) Устойчив к выбросам в отличии от градиентного </w:t>
+      </w:r>
+      <w:proofErr w:type="spellStart"/>
+      <w:r>
+        <w:rPr>
+          <w:bCs/>
+        </w:rPr>
+        <w:t>бустинга</w:t>
+      </w:r>
+      <w:proofErr w:type="spellEnd"/>
+      <w:r>
+        <w:rPr>
+          <w:bCs/>
+        </w:rPr>
+        <w:t xml:space="preserve"> : выбросы, шум и нелинейности, которые «ломают» градиентный </w:t>
+      </w:r>
+      <w:proofErr w:type="spellStart"/>
+      <w:r>
+        <w:rPr>
+          <w:bCs/>
+        </w:rPr>
+        <w:t>бустинг</w:t>
+      </w:r>
+      <w:proofErr w:type="spellEnd"/>
+      <w:r>
+        <w:rPr>
+          <w:bCs/>
+        </w:rPr>
+        <w:t xml:space="preserve">, но </w:t>
+      </w:r>
+      <w:proofErr w:type="spellStart"/>
+      <w:r>
+        <w:rPr>
+          <w:bCs/>
+        </w:rPr>
+        <w:t>Random</w:t>
+      </w:r>
+      <w:proofErr w:type="spellEnd"/>
+      <w:r>
+        <w:rPr>
+          <w:bCs/>
+        </w:rPr>
+        <w:t xml:space="preserve"> </w:t>
+      </w:r>
+      <w:proofErr w:type="spellStart"/>
+      <w:r>
+        <w:rPr>
+          <w:bCs/>
+        </w:rPr>
+        <w:t>Forest</w:t>
+      </w:r>
+      <w:proofErr w:type="spellEnd"/>
+      <w:r>
+        <w:rPr>
+          <w:bCs/>
+        </w:rPr>
+        <w:t xml:space="preserve"> переносит спокойно.</w:t>
+      </w:r>
+      <w:r>
+        <w:rPr>
+          <w:bCs/>
+        </w:rPr>
+        <w:br/>
+      </w:r>
+      <w:r>
+        <w:rPr>
+          <w:bCs/>
+        </w:rPr>
+        <w:br/>
+        <w:t>При выборе модели смотрим на F1 метрику, т.к.:</w:t>
+      </w:r>
+      <w:r>
+        <w:rPr>
+          <w:bCs/>
+        </w:rPr>
+        <w:br/>
+        <w:t xml:space="preserve">1) устойчивее к дисбалансу классов чем </w:t>
+      </w:r>
+      <w:proofErr w:type="spellStart"/>
+      <w:r>
+        <w:rPr>
+          <w:bCs/>
+        </w:rPr>
+        <w:t>accuracy</w:t>
+      </w:r>
+      <w:proofErr w:type="spellEnd"/>
+      <w:r>
+        <w:rPr>
+          <w:bCs/>
+        </w:rPr>
+        <w:t xml:space="preserve">. Ситуация с классом 5 (когда все </w:t>
+      </w:r>
+      <w:proofErr w:type="spellStart"/>
+      <w:r>
+        <w:rPr>
+          <w:bCs/>
+        </w:rPr>
+        <w:t>оч</w:t>
+      </w:r>
+      <w:proofErr w:type="spellEnd"/>
+      <w:r>
+        <w:rPr>
+          <w:bCs/>
+        </w:rPr>
+        <w:t xml:space="preserve"> плохо) может встречаться редко, но ее очень важно предсказывать. Если использовать </w:t>
+      </w:r>
+      <w:proofErr w:type="spellStart"/>
+      <w:r>
+        <w:rPr>
+          <w:bCs/>
+        </w:rPr>
+        <w:t>accuracy</w:t>
+      </w:r>
+      <w:proofErr w:type="spellEnd"/>
+      <w:r>
+        <w:rPr>
+          <w:bCs/>
+        </w:rPr>
+        <w:t xml:space="preserve">, то можно получить высокие значения на большинстве классов, но не предсказать самые опасные. </w:t>
+      </w:r>
+      <w:r>
+        <w:rPr>
+          <w:bCs/>
+        </w:rPr>
+        <w:br/>
+        <w:t>2) интегральная оценка дает равный вклад каждого класса в метрику (пропорционально частоте)</w:t>
+      </w:r>
+    </w:p>
+    <w:p>
+      <w:pPr>
+        <w:rPr>
+          <w:bCs/>
+        </w:rPr>
+      </w:pPr>
+      <w:r>
+        <w:rPr>
+          <w:bCs/>
+        </w:rPr>
+        <w:t>В</w:t>
+      </w:r>
+      <w:r>
+        <w:rPr>
+          <w:bCs/>
+        </w:rPr>
+        <w:t>ажно не просто иметь высокий процент угадывания класса, но еще и точно угадывать редкие классы (например класс авария встретится редко но очень важно его отловить)</w:t>
+      </w:r>
+    </w:p>
+    <w:p>
+      <w:pPr>
+        <w:rPr>
+          <w:bCs/>
+        </w:rPr>
+      </w:pPr>
+      <w:r>
+        <w:rPr>
+          <w:bCs/>
+        </w:rPr>
+        <w:t>Лог эксперимента:</w:t>
+      </w:r>
+    </w:p>
+    <w:p>
+      <w:pPr>
+        <w:rPr>
+          <w:bCs/>
+          <w:sz w:val="20"/>
+          <w:szCs w:val="20"/>
+          <w:lang w:val="en-US"/>
+        </w:rPr>
+      </w:pPr>
+      <w:r>
+        <w:rPr>
+          <w:bCs/>
+          <w:sz w:val="20"/>
+          <w:szCs w:val="20"/>
+          <w:lang w:val="en-US"/>
+        </w:rPr>
+        <w:t>{"timestamp": "2026-05-29T23:09:42.854997", "rows": 1053970, "</w:t>
+      </w:r>
+      <w:proofErr w:type="spellStart"/>
+      <w:r>
+        <w:rPr>
+          <w:bCs/>
+          <w:sz w:val="20"/>
+          <w:szCs w:val="20"/>
+          <w:lang w:val="en-US"/>
+        </w:rPr>
+        <w:t>best_params</w:t>
+      </w:r>
+      <w:proofErr w:type="spellEnd"/>
+      <w:r>
+        <w:rPr>
+          <w:bCs/>
+          <w:sz w:val="20"/>
+          <w:szCs w:val="20"/>
+          <w:lang w:val="en-US"/>
+        </w:rPr>
+        <w:t>": {"</w:t>
+      </w:r>
+      <w:proofErr w:type="spellStart"/>
+      <w:r>
+        <w:rPr>
+          <w:bCs/>
+          <w:sz w:val="20"/>
+          <w:szCs w:val="20"/>
+          <w:lang w:val="en-US"/>
+        </w:rPr>
+        <w:t>clf</w:t>
+      </w:r>
+      <w:proofErr w:type="spellEnd"/>
+      <w:r>
+        <w:rPr>
+          <w:bCs/>
+          <w:sz w:val="20"/>
+          <w:szCs w:val="20"/>
+          <w:lang w:val="en-US"/>
+        </w:rPr>
+        <w:t>__</w:t>
+      </w:r>
+      <w:proofErr w:type="spellStart"/>
+      <w:r>
+        <w:rPr>
+          <w:bCs/>
+          <w:sz w:val="20"/>
+          <w:szCs w:val="20"/>
+          <w:lang w:val="en-US"/>
+        </w:rPr>
+        <w:t>n_estimators</w:t>
+      </w:r>
+      <w:proofErr w:type="spellEnd"/>
+      <w:r>
+        <w:rPr>
+          <w:bCs/>
+          <w:sz w:val="20"/>
+          <w:szCs w:val="20"/>
+          <w:lang w:val="en-US"/>
+        </w:rPr>
+        <w:t>": 120, "</w:t>
+      </w:r>
+      <w:proofErr w:type="spellStart"/>
+      <w:r>
+        <w:rPr>
+          <w:bCs/>
+          <w:sz w:val="20"/>
+          <w:szCs w:val="20"/>
+          <w:lang w:val="en-US"/>
+        </w:rPr>
+        <w:t>clf</w:t>
+      </w:r>
+      <w:proofErr w:type="spellEnd"/>
+      <w:r>
+        <w:rPr>
+          <w:bCs/>
+          <w:sz w:val="20"/>
+          <w:szCs w:val="20"/>
+          <w:lang w:val="en-US"/>
+        </w:rPr>
+        <w:t>__</w:t>
+      </w:r>
+      <w:proofErr w:type="spellStart"/>
+      <w:r>
+        <w:rPr>
+          <w:bCs/>
+          <w:sz w:val="20"/>
+          <w:szCs w:val="20"/>
+          <w:lang w:val="en-US"/>
+        </w:rPr>
+        <w:t>min_samples_split</w:t>
+      </w:r>
+      <w:proofErr w:type="spellEnd"/>
+      <w:r>
+        <w:rPr>
+          <w:bCs/>
+          <w:sz w:val="20"/>
+          <w:szCs w:val="20"/>
+          <w:lang w:val="en-US"/>
+        </w:rPr>
+        <w:t>": 2, "</w:t>
+      </w:r>
+      <w:proofErr w:type="spellStart"/>
+      <w:r>
+        <w:rPr>
+          <w:bCs/>
+          <w:sz w:val="20"/>
+          <w:szCs w:val="20"/>
+          <w:lang w:val="en-US"/>
+        </w:rPr>
+        <w:t>clf</w:t>
+      </w:r>
+      <w:proofErr w:type="spellEnd"/>
+      <w:r>
+        <w:rPr>
+          <w:bCs/>
+          <w:sz w:val="20"/>
+          <w:szCs w:val="20"/>
+          <w:lang w:val="en-US"/>
+        </w:rPr>
+        <w:t>__</w:t>
+      </w:r>
+      <w:proofErr w:type="spellStart"/>
+      <w:r>
+        <w:rPr>
+          <w:bCs/>
+          <w:sz w:val="20"/>
+          <w:szCs w:val="20"/>
+          <w:lang w:val="en-US"/>
+        </w:rPr>
+        <w:t>min_samples_leaf</w:t>
+      </w:r>
+      <w:proofErr w:type="spellEnd"/>
+      <w:r>
+        <w:rPr>
+          <w:bCs/>
+          <w:sz w:val="20"/>
+          <w:szCs w:val="20"/>
+          <w:lang w:val="en-US"/>
+        </w:rPr>
+        <w:t>": 2, "</w:t>
+      </w:r>
+      <w:proofErr w:type="spellStart"/>
+      <w:r>
+        <w:rPr>
+          <w:bCs/>
+          <w:sz w:val="20"/>
+          <w:szCs w:val="20"/>
+          <w:lang w:val="en-US"/>
+        </w:rPr>
+        <w:t>clf</w:t>
+      </w:r>
+      <w:proofErr w:type="spellEnd"/>
+      <w:r>
+        <w:rPr>
+          <w:bCs/>
+          <w:sz w:val="20"/>
+          <w:szCs w:val="20"/>
+          <w:lang w:val="en-US"/>
+        </w:rPr>
+        <w:t>__</w:t>
+      </w:r>
+      <w:proofErr w:type="spellStart"/>
+      <w:r>
+        <w:rPr>
+          <w:bCs/>
+          <w:sz w:val="20"/>
+          <w:szCs w:val="20"/>
+          <w:lang w:val="en-US"/>
+        </w:rPr>
+        <w:t>max_features</w:t>
+      </w:r>
+      <w:proofErr w:type="spellEnd"/>
+      <w:r>
+        <w:rPr>
+          <w:bCs/>
+          <w:sz w:val="20"/>
+          <w:szCs w:val="20"/>
+          <w:lang w:val="en-US"/>
+        </w:rPr>
+        <w:t>": "sqrt", "</w:t>
+      </w:r>
+      <w:proofErr w:type="spellStart"/>
+      <w:r>
+        <w:rPr>
+          <w:bCs/>
+          <w:sz w:val="20"/>
+          <w:szCs w:val="20"/>
+          <w:lang w:val="en-US"/>
+        </w:rPr>
+        <w:t>clf</w:t>
+      </w:r>
+      <w:proofErr w:type="spellEnd"/>
+      <w:r>
+        <w:rPr>
+          <w:bCs/>
+          <w:sz w:val="20"/>
+          <w:szCs w:val="20"/>
+          <w:lang w:val="en-US"/>
+        </w:rPr>
+        <w:t>__</w:t>
+      </w:r>
+      <w:proofErr w:type="spellStart"/>
+      <w:r>
+        <w:rPr>
+          <w:bCs/>
+          <w:sz w:val="20"/>
+          <w:szCs w:val="20"/>
+          <w:lang w:val="en-US"/>
+        </w:rPr>
+        <w:t>max_depth</w:t>
+      </w:r>
+      <w:proofErr w:type="spellEnd"/>
+      <w:r>
+        <w:rPr>
+          <w:bCs/>
+          <w:sz w:val="20"/>
+          <w:szCs w:val="20"/>
+          <w:lang w:val="en-US"/>
+        </w:rPr>
+        <w:t>": 10, "</w:t>
+      </w:r>
+      <w:proofErr w:type="spellStart"/>
+      <w:r>
+        <w:rPr>
+          <w:bCs/>
+          <w:sz w:val="20"/>
+          <w:szCs w:val="20"/>
+          <w:lang w:val="en-US"/>
+        </w:rPr>
+        <w:t>clf</w:t>
+      </w:r>
+      <w:proofErr w:type="spellEnd"/>
+      <w:r>
+        <w:rPr>
+          <w:bCs/>
+          <w:sz w:val="20"/>
+          <w:szCs w:val="20"/>
+          <w:lang w:val="en-US"/>
+        </w:rPr>
+        <w:t>__bootstrap": true}, "</w:t>
+      </w:r>
+      <w:proofErr w:type="spellStart"/>
+      <w:r>
+        <w:rPr>
+          <w:bCs/>
+          <w:sz w:val="20"/>
+          <w:szCs w:val="20"/>
+          <w:lang w:val="en-US"/>
+        </w:rPr>
+        <w:t>train_accuracy</w:t>
+      </w:r>
+      <w:proofErr w:type="spellEnd"/>
+      <w:r>
+        <w:rPr>
+          <w:bCs/>
+          <w:sz w:val="20"/>
+          <w:szCs w:val="20"/>
+          <w:lang w:val="en-US"/>
+        </w:rPr>
+        <w:t>": 0.9323308538193686, "</w:t>
+      </w:r>
+      <w:proofErr w:type="spellStart"/>
+      <w:r>
+        <w:rPr>
+          <w:bCs/>
+          <w:sz w:val="20"/>
+          <w:szCs w:val="20"/>
+          <w:lang w:val="en-US"/>
+        </w:rPr>
+        <w:t>test_accuracy</w:t>
+      </w:r>
+      <w:proofErr w:type="spellEnd"/>
+      <w:r>
+        <w:rPr>
+          <w:bCs/>
+          <w:sz w:val="20"/>
+          <w:szCs w:val="20"/>
+          <w:lang w:val="en-US"/>
+        </w:rPr>
+        <w:t>": 0.9303538051367686, "train_f1_macro": 0.9076681161451852, "test_f1_macro": 0.9056605302755936}</w:t>
+      </w:r>
+    </w:p>
+    <w:p>
+      <w:pPr>
+        <w:ind w:firstLine="708"/>
+        <w:rPr>
+          <w:b/>
+          <w:bCs/>
+        </w:rPr>
+      </w:pPr>
+      <w:r>
+        <w:rPr>
+          <w:b/>
+          <w:bCs/>
+        </w:rPr>
+        <w:t xml:space="preserve">5. Тестирование </w:t>
+      </w:r>
+      <w:r>
+        <w:rPr>
+          <w:b/>
+          <w:bCs/>
+          <w:lang w:val="en-US"/>
+        </w:rPr>
+        <w:t>ML</w:t>
+      </w:r>
+      <w:r>
+        <w:rPr>
+          <w:b/>
+          <w:bCs/>
+        </w:rPr>
+        <w:t>-модели</w:t>
+      </w:r>
+    </w:p>
+    <w:p>
+      <w:pPr>
+        <w:spacing w:line="240" w:lineRule="auto"/>
+      </w:pPr>
+      <w:r>
+        <w:t>1) Модель</w:t>
+      </w:r>
+    </w:p>
+    <w:p>
+      <w:pPr>
+        <w:spacing w:line="240" w:lineRule="auto"/>
+      </w:pPr>
+      <w:r>
+        <w:t xml:space="preserve">Проверяется сам класс </w:t>
+      </w:r>
+      <w:proofErr w:type="spellStart"/>
+      <w:r>
+        <w:rPr>
+          <w:lang w:val="en-US"/>
+        </w:rPr>
+        <w:t>AirQualityPredictor</w:t>
+      </w:r>
+      <w:proofErr w:type="spellEnd"/>
+      <w:r>
+        <w:t>:</w:t>
+      </w:r>
+    </w:p>
+    <w:p>
+      <w:pPr>
+        <w:pStyle w:val="a7"/>
         <w:numPr>
           <w:ilvl w:val="0"/>
-          <w:numId w:val="6"/>
+          <w:numId w:val="14"/>
         </w:numPr>
-        <w:rPr>
-          <w:sz w:val="20"/>
-          <w:szCs w:val="20"/>
-        </w:rPr>
-      </w:pPr>
-      <w:proofErr w:type="spellStart"/>
-      <w:r>
-        <w:rPr>
-          <w:sz w:val="20"/>
-          <w:szCs w:val="20"/>
-        </w:rPr>
-        <w:t>Гиперпараметры</w:t>
-      </w:r>
-      <w:proofErr w:type="spellEnd"/>
-      <w:r>
-        <w:rPr>
-          <w:sz w:val="20"/>
-          <w:szCs w:val="20"/>
-        </w:rPr>
-        <w:t>:</w:t>
-      </w:r>
-    </w:p>
-    <w:p>
-      <w:pPr>
-        <w:numPr>
-          <w:ilvl w:val="1"/>
-          <w:numId w:val="6"/>
-        </w:numPr>
-        <w:tabs>
-          <w:tab w:val="num" w:pos="1440"/>
-        </w:tabs>
-        <w:rPr>
-          <w:sz w:val="20"/>
-          <w:szCs w:val="20"/>
-        </w:rPr>
-      </w:pPr>
-      <w:proofErr w:type="spellStart"/>
-      <w:r>
-        <w:rPr>
-          <w:sz w:val="20"/>
-          <w:szCs w:val="20"/>
-        </w:rPr>
-        <w:t>n_estimators</w:t>
-      </w:r>
-      <w:proofErr w:type="spellEnd"/>
-      <w:r>
-        <w:rPr>
-          <w:sz w:val="20"/>
-          <w:szCs w:val="20"/>
-        </w:rPr>
-        <w:t>=200 — 200 деревьев;</w:t>
-      </w:r>
-    </w:p>
-    <w:p>
-      <w:pPr>
-        <w:numPr>
-          <w:ilvl w:val="1"/>
-          <w:numId w:val="6"/>
-        </w:numPr>
-        <w:tabs>
-          <w:tab w:val="num" w:pos="1440"/>
-        </w:tabs>
-        <w:rPr>
-          <w:sz w:val="20"/>
-          <w:szCs w:val="20"/>
-        </w:rPr>
-      </w:pPr>
-      <w:proofErr w:type="spellStart"/>
-      <w:r>
-        <w:rPr>
-          <w:sz w:val="20"/>
-          <w:szCs w:val="20"/>
-        </w:rPr>
-        <w:t>max_depth</w:t>
-      </w:r>
-      <w:proofErr w:type="spellEnd"/>
-      <w:r>
-        <w:rPr>
-          <w:sz w:val="20"/>
-          <w:szCs w:val="20"/>
-        </w:rPr>
-        <w:t>=15 — ограничение глубины;</w:t>
-      </w:r>
-    </w:p>
-    <w:p>
-      <w:pPr>
-        <w:numPr>
-          <w:ilvl w:val="1"/>
-          <w:numId w:val="6"/>
-        </w:numPr>
-        <w:tabs>
-          <w:tab w:val="num" w:pos="1440"/>
-        </w:tabs>
-        <w:rPr>
-          <w:sz w:val="20"/>
-          <w:szCs w:val="20"/>
-        </w:rPr>
-      </w:pPr>
-      <w:proofErr w:type="spellStart"/>
-      <w:r>
-        <w:rPr>
-          <w:sz w:val="20"/>
-          <w:szCs w:val="20"/>
-        </w:rPr>
-        <w:t>random_state</w:t>
-      </w:r>
-      <w:proofErr w:type="spellEnd"/>
-      <w:r>
-        <w:rPr>
-          <w:sz w:val="20"/>
-          <w:szCs w:val="20"/>
-        </w:rPr>
-        <w:t>=42 — воспроизводимость;</w:t>
-      </w:r>
-    </w:p>
-    <w:p>
-      <w:pPr>
-        <w:numPr>
-          <w:ilvl w:val="1"/>
-          <w:numId w:val="6"/>
-        </w:numPr>
-        <w:tabs>
-          <w:tab w:val="num" w:pos="1440"/>
-        </w:tabs>
-        <w:rPr>
-          <w:sz w:val="20"/>
-          <w:szCs w:val="20"/>
-        </w:rPr>
-      </w:pPr>
-      <w:proofErr w:type="spellStart"/>
-      <w:r>
-        <w:rPr>
-          <w:sz w:val="20"/>
-          <w:szCs w:val="20"/>
-        </w:rPr>
-        <w:t>class_weight</w:t>
-      </w:r>
-      <w:proofErr w:type="spellEnd"/>
-      <w:r>
-        <w:rPr>
-          <w:sz w:val="20"/>
-          <w:szCs w:val="20"/>
-        </w:rPr>
-        <w:t>='</w:t>
-      </w:r>
-      <w:proofErr w:type="spellStart"/>
-      <w:r>
-        <w:rPr>
-          <w:sz w:val="20"/>
-          <w:szCs w:val="20"/>
-        </w:rPr>
-        <w:t>balanced</w:t>
-      </w:r>
-      <w:proofErr w:type="spellEnd"/>
-      <w:r>
-        <w:rPr>
-          <w:sz w:val="20"/>
-          <w:szCs w:val="20"/>
-        </w:rPr>
-        <w:t>' — учёт дисбаланса классов.</w:t>
-      </w:r>
-    </w:p>
-    <w:p>
-      <w:pPr>
+        <w:spacing w:line="240" w:lineRule="auto"/>
+      </w:pPr>
+      <w:r>
+        <w:t>модель загружается;</w:t>
+      </w:r>
+    </w:p>
+    <w:p>
+      <w:pPr>
+        <w:pStyle w:val="a7"/>
         <w:numPr>
           <w:ilvl w:val="0"/>
-          <w:numId w:val="6"/>
+          <w:numId w:val="14"/>
         </w:numPr>
-        <w:rPr>
-          <w:sz w:val="20"/>
-          <w:szCs w:val="20"/>
-        </w:rPr>
-      </w:pPr>
-      <w:r>
-        <w:rPr>
-          <w:sz w:val="20"/>
-          <w:szCs w:val="20"/>
-        </w:rPr>
-        <w:t>Вход: 16 признаков (см. </w:t>
-      </w:r>
-      <w:proofErr w:type="spellStart"/>
-      <w:r>
-        <w:rPr>
-          <w:sz w:val="20"/>
-          <w:szCs w:val="20"/>
-        </w:rPr>
-        <w:t>feature_columns</w:t>
-      </w:r>
-      <w:proofErr w:type="spellEnd"/>
-      <w:r>
-        <w:rPr>
-          <w:sz w:val="20"/>
-          <w:szCs w:val="20"/>
-        </w:rPr>
-        <w:t>).</w:t>
-      </w:r>
-    </w:p>
-    <w:p>
-      <w:pPr>
+        <w:spacing w:line="240" w:lineRule="auto"/>
+      </w:pPr>
+      <w:r>
+        <w:rPr>
+          <w:lang w:val="en-US"/>
+        </w:rPr>
+        <w:t>preprocess</w:t>
+      </w:r>
+      <w:r>
+        <w:t>_</w:t>
+      </w:r>
+      <w:r>
+        <w:rPr>
+          <w:lang w:val="en-US"/>
+        </w:rPr>
+        <w:t>features</w:t>
+      </w:r>
+      <w:r>
+        <w:t>() корректно заменяет -1 и заполняет пропуски;</w:t>
+      </w:r>
+    </w:p>
+    <w:p>
+      <w:pPr>
+        <w:pStyle w:val="a7"/>
         <w:numPr>
           <w:ilvl w:val="0"/>
-          <w:numId w:val="6"/>
+          <w:numId w:val="14"/>
         </w:numPr>
-        <w:rPr>
-          <w:sz w:val="20"/>
-          <w:szCs w:val="20"/>
-        </w:rPr>
-      </w:pPr>
-      <w:r>
-        <w:rPr>
-          <w:sz w:val="20"/>
-          <w:szCs w:val="20"/>
-        </w:rPr>
-        <w:t>Выход: класс </w:t>
-      </w:r>
-      <w:proofErr w:type="spellStart"/>
-      <w:r>
-        <w:rPr>
-          <w:sz w:val="20"/>
-          <w:szCs w:val="20"/>
+        <w:spacing w:line="240" w:lineRule="auto"/>
+        <w:rPr>
+          <w:lang w:val="en-US"/>
+        </w:rPr>
+      </w:pPr>
+      <w:r>
+        <w:rPr>
+          <w:lang w:val="en-US"/>
+        </w:rPr>
+        <w:t xml:space="preserve">predict() </w:t>
+      </w:r>
+      <w:proofErr w:type="spellStart"/>
+      <w:r>
+        <w:rPr>
+          <w:lang w:val="en-US"/>
+        </w:rPr>
+        <w:t>возвращает</w:t>
+      </w:r>
+      <w:proofErr w:type="spellEnd"/>
+      <w:r>
+        <w:rPr>
+          <w:lang w:val="en-US"/>
+        </w:rPr>
+        <w:t xml:space="preserve"> </w:t>
+      </w:r>
+      <w:proofErr w:type="spellStart"/>
+      <w:r>
+        <w:rPr>
+          <w:lang w:val="en-US"/>
         </w:rPr>
         <w:t>iaq_class</w:t>
       </w:r>
       <w:proofErr w:type="spellEnd"/>
       <w:r>
         <w:rPr>
-          <w:sz w:val="20"/>
-          <w:szCs w:val="20"/>
-        </w:rPr>
-        <w:t> (0–5):</w:t>
-      </w:r>
-    </w:p>
-    <w:p>
-      <w:pPr>
-        <w:numPr>
-          <w:ilvl w:val="1"/>
-          <w:numId w:val="6"/>
-        </w:numPr>
-        <w:tabs>
-          <w:tab w:val="num" w:pos="1440"/>
-        </w:tabs>
-        <w:rPr>
-          <w:sz w:val="20"/>
-          <w:szCs w:val="20"/>
-        </w:rPr>
-      </w:pPr>
-      <w:r>
-        <w:rPr>
-          <w:sz w:val="20"/>
-          <w:szCs w:val="20"/>
-        </w:rPr>
-        <w:t>0: «Отлично»;</w:t>
-      </w:r>
-    </w:p>
-    <w:p>
-      <w:pPr>
-        <w:numPr>
-          <w:ilvl w:val="1"/>
-          <w:numId w:val="6"/>
-        </w:numPr>
-        <w:tabs>
-          <w:tab w:val="num" w:pos="1440"/>
-        </w:tabs>
-        <w:rPr>
-          <w:sz w:val="20"/>
-          <w:szCs w:val="20"/>
-        </w:rPr>
-      </w:pPr>
-      <w:r>
-        <w:rPr>
-          <w:sz w:val="20"/>
-          <w:szCs w:val="20"/>
-        </w:rPr>
-        <w:t>1: «Хорошо»;</w:t>
-      </w:r>
-    </w:p>
-    <w:p>
-      <w:pPr>
-        <w:numPr>
-          <w:ilvl w:val="1"/>
-          <w:numId w:val="6"/>
-        </w:numPr>
-        <w:tabs>
-          <w:tab w:val="num" w:pos="1440"/>
-        </w:tabs>
-        <w:rPr>
-          <w:sz w:val="20"/>
-          <w:szCs w:val="20"/>
-        </w:rPr>
-      </w:pPr>
-      <w:r>
-        <w:rPr>
-          <w:sz w:val="20"/>
-          <w:szCs w:val="20"/>
-        </w:rPr>
-        <w:t>2: «Удовл</w:t>
-      </w:r>
-      <w:r>
-        <w:rPr>
-          <w:sz w:val="20"/>
-          <w:szCs w:val="20"/>
-        </w:rPr>
-        <w:t>етворительно</w:t>
-      </w:r>
-      <w:r>
-        <w:rPr>
-          <w:sz w:val="20"/>
-          <w:szCs w:val="20"/>
-        </w:rPr>
-        <w:t>»;</w:t>
-      </w:r>
-    </w:p>
-    <w:p>
-      <w:pPr>
-        <w:numPr>
-          <w:ilvl w:val="1"/>
-          <w:numId w:val="6"/>
-        </w:numPr>
-        <w:tabs>
-          <w:tab w:val="num" w:pos="1440"/>
-        </w:tabs>
-        <w:rPr>
-          <w:sz w:val="20"/>
-          <w:szCs w:val="20"/>
-        </w:rPr>
-      </w:pPr>
-      <w:r>
-        <w:rPr>
-          <w:sz w:val="20"/>
-          <w:szCs w:val="20"/>
-        </w:rPr>
-        <w:t>3: «Плохо»;</w:t>
-      </w:r>
-    </w:p>
-    <w:p>
-      <w:pPr>
-        <w:numPr>
-          <w:ilvl w:val="1"/>
-          <w:numId w:val="6"/>
-        </w:numPr>
-        <w:tabs>
-          <w:tab w:val="num" w:pos="1440"/>
-        </w:tabs>
-        <w:rPr>
-          <w:sz w:val="20"/>
-          <w:szCs w:val="20"/>
-        </w:rPr>
-      </w:pPr>
-      <w:r>
-        <w:rPr>
-          <w:sz w:val="20"/>
-          <w:szCs w:val="20"/>
-        </w:rPr>
-        <w:t>4: «Очень плохо»;</w:t>
-      </w:r>
-    </w:p>
-    <w:p>
-      <w:pPr>
-        <w:numPr>
-          <w:ilvl w:val="1"/>
-          <w:numId w:val="6"/>
-        </w:numPr>
-        <w:tabs>
-          <w:tab w:val="num" w:pos="1440"/>
-        </w:tabs>
-        <w:rPr>
-          <w:sz w:val="20"/>
-          <w:szCs w:val="20"/>
-        </w:rPr>
-      </w:pPr>
-      <w:r>
-        <w:rPr>
-          <w:sz w:val="20"/>
-          <w:szCs w:val="20"/>
-        </w:rPr>
-        <w:t>5: «АВАРИЯ!».</w:t>
-      </w:r>
-    </w:p>
-    <w:p>
-      <w:pPr>
+          <w:lang w:val="en-US"/>
+        </w:rPr>
+        <w:t>, probabilities, recommendation;</w:t>
+      </w:r>
+    </w:p>
+    <w:p>
+      <w:pPr>
+        <w:pStyle w:val="a7"/>
         <w:numPr>
           <w:ilvl w:val="0"/>
-          <w:numId w:val="6"/>
+          <w:numId w:val="14"/>
         </w:numPr>
-        <w:rPr>
-          <w:sz w:val="20"/>
-          <w:szCs w:val="20"/>
-        </w:rPr>
-      </w:pPr>
-      <w:r>
-        <w:rPr>
-          <w:sz w:val="20"/>
-          <w:szCs w:val="20"/>
-        </w:rPr>
-        <w:t>Оценка: </w:t>
-      </w:r>
-      <w:proofErr w:type="spellStart"/>
-      <w:r>
-        <w:rPr>
-          <w:sz w:val="20"/>
-          <w:szCs w:val="20"/>
-        </w:rPr>
-        <w:t>classification_report</w:t>
-      </w:r>
-      <w:proofErr w:type="spellEnd"/>
-      <w:r>
-        <w:rPr>
-          <w:sz w:val="20"/>
-          <w:szCs w:val="20"/>
-        </w:rPr>
-        <w:t> (точность, полнота, F1).</w:t>
-      </w:r>
-    </w:p>
-    <w:p>
-      <w:pPr>
+        <w:spacing w:line="240" w:lineRule="auto"/>
+      </w:pPr>
+      <w:r>
+        <w:rPr>
+          <w:lang w:val="en-US"/>
+        </w:rPr>
+        <w:t>fit</w:t>
+      </w:r>
+      <w:r>
+        <w:t>() реально обучает модель и сохраняет артефакты.</w:t>
+      </w:r>
+    </w:p>
+    <w:p>
+      <w:pPr>
+        <w:spacing w:line="240" w:lineRule="auto"/>
+      </w:pPr>
+    </w:p>
+    <w:p>
+      <w:pPr>
+        <w:spacing w:line="240" w:lineRule="auto"/>
+      </w:pPr>
+      <w:r>
+        <w:t xml:space="preserve">2) </w:t>
+      </w:r>
+      <w:r>
+        <w:rPr>
+          <w:lang w:val="en-US"/>
+        </w:rPr>
+        <w:t>API</w:t>
+      </w:r>
+      <w:r>
+        <w:t xml:space="preserve"> </w:t>
+      </w:r>
+      <w:r>
+        <w:rPr>
+          <w:lang w:val="en-US"/>
+        </w:rPr>
+        <w:t>Flask</w:t>
+      </w:r>
+    </w:p>
+    <w:p>
+      <w:pPr>
+        <w:spacing w:line="240" w:lineRule="auto"/>
+      </w:pPr>
+      <w:r>
+        <w:t xml:space="preserve">Проверяются </w:t>
+      </w:r>
+      <w:r>
+        <w:rPr>
+          <w:lang w:val="en-US"/>
+        </w:rPr>
+        <w:t>HTTP</w:t>
+      </w:r>
+      <w:r>
+        <w:t>-</w:t>
+      </w:r>
+      <w:proofErr w:type="spellStart"/>
+      <w:r>
+        <w:t>эндпоинты</w:t>
+      </w:r>
+      <w:proofErr w:type="spellEnd"/>
+      <w:r>
+        <w:t>:</w:t>
+      </w:r>
+    </w:p>
+    <w:p>
+      <w:pPr>
+        <w:spacing w:line="240" w:lineRule="auto"/>
+      </w:pPr>
+    </w:p>
+    <w:p>
+      <w:pPr>
+        <w:pStyle w:val="a7"/>
         <w:numPr>
           <w:ilvl w:val="0"/>
-          <w:numId w:val="6"/>
+          <w:numId w:val="15"/>
         </w:numPr>
-        <w:rPr>
-          <w:sz w:val="20"/>
-          <w:szCs w:val="20"/>
-        </w:rPr>
-      </w:pPr>
-      <w:r>
-        <w:rPr>
-          <w:sz w:val="20"/>
-          <w:szCs w:val="20"/>
-        </w:rPr>
-        <w:t>Сохранение: </w:t>
-      </w:r>
-      <w:proofErr w:type="spellStart"/>
-      <w:r>
-        <w:rPr>
-          <w:sz w:val="20"/>
-          <w:szCs w:val="20"/>
-        </w:rPr>
-        <w:t>joblib</w:t>
-      </w:r>
-      <w:proofErr w:type="spellEnd"/>
-      <w:r>
-        <w:rPr>
-          <w:sz w:val="20"/>
-          <w:szCs w:val="20"/>
-        </w:rPr>
-        <w:t xml:space="preserve"> (модель + </w:t>
-      </w:r>
-      <w:proofErr w:type="spellStart"/>
-      <w:r>
-        <w:rPr>
-          <w:sz w:val="20"/>
-          <w:szCs w:val="20"/>
-        </w:rPr>
-        <w:t>скалер</w:t>
-      </w:r>
-      <w:proofErr w:type="spellEnd"/>
-      <w:r>
-        <w:rPr>
-          <w:sz w:val="20"/>
-          <w:szCs w:val="20"/>
-        </w:rPr>
-        <w:t>).</w:t>
-      </w:r>
-    </w:p>
-    <w:p>
-      <w:pPr>
-        <w:rPr>
-          <w:sz w:val="20"/>
-          <w:szCs w:val="20"/>
-        </w:rPr>
-      </w:pPr>
-      <w:r>
-        <w:rPr>
-          <w:sz w:val="20"/>
-          <w:szCs w:val="20"/>
-        </w:rPr>
-        <w:t>Особенности:</w:t>
-      </w:r>
-    </w:p>
-    <w:p>
-      <w:pPr>
+        <w:spacing w:line="240" w:lineRule="auto"/>
+        <w:rPr>
+          <w:lang w:val="en-US"/>
+        </w:rPr>
+      </w:pPr>
+      <w:r>
+        <w:rPr>
+          <w:lang w:val="en-US"/>
+        </w:rPr>
+        <w:t>GET /status;</w:t>
+      </w:r>
+    </w:p>
+    <w:p>
+      <w:pPr>
+        <w:pStyle w:val="a7"/>
         <w:numPr>
           <w:ilvl w:val="0"/>
-          <w:numId w:val="7"/>
+          <w:numId w:val="15"/>
         </w:numPr>
-        <w:rPr>
-          <w:sz w:val="20"/>
-          <w:szCs w:val="20"/>
-        </w:rPr>
-      </w:pPr>
-      <w:r>
-        <w:rPr>
-          <w:sz w:val="20"/>
-          <w:szCs w:val="20"/>
-        </w:rPr>
-        <w:t>обработка пропусков (-1 → среднее);</w:t>
-      </w:r>
-    </w:p>
-    <w:p>
-      <w:pPr>
+        <w:spacing w:line="240" w:lineRule="auto"/>
+        <w:rPr>
+          <w:lang w:val="en-US"/>
+        </w:rPr>
+      </w:pPr>
+      <w:r>
+        <w:rPr>
+          <w:lang w:val="en-US"/>
+        </w:rPr>
+        <w:t>POST /predict;</w:t>
+      </w:r>
+    </w:p>
+    <w:p>
+      <w:pPr>
+        <w:pStyle w:val="a7"/>
         <w:numPr>
           <w:ilvl w:val="0"/>
-          <w:numId w:val="7"/>
+          <w:numId w:val="15"/>
         </w:numPr>
-        <w:rPr>
-          <w:sz w:val="20"/>
-          <w:szCs w:val="20"/>
-        </w:rPr>
-      </w:pPr>
-      <w:r>
-        <w:rPr>
-          <w:sz w:val="20"/>
-          <w:szCs w:val="20"/>
-        </w:rPr>
-        <w:t>инкрементальное обучение (/</w:t>
-      </w:r>
-      <w:proofErr w:type="spellStart"/>
-      <w:r>
-        <w:rPr>
-          <w:sz w:val="20"/>
-          <w:szCs w:val="20"/>
-        </w:rPr>
-        <w:t>retrain</w:t>
-      </w:r>
-      <w:proofErr w:type="spellEnd"/>
-      <w:r>
-        <w:rPr>
-          <w:sz w:val="20"/>
-          <w:szCs w:val="20"/>
-        </w:rPr>
-        <w:t> из БД);</w:t>
-      </w:r>
-    </w:p>
-    <w:p>
-      <w:pPr>
+        <w:spacing w:line="240" w:lineRule="auto"/>
+        <w:rPr>
+          <w:lang w:val="en-US"/>
+        </w:rPr>
+      </w:pPr>
+      <w:r>
+        <w:rPr>
+          <w:lang w:val="en-US"/>
+        </w:rPr>
+        <w:t>POST /retrain;</w:t>
+      </w:r>
+    </w:p>
+    <w:p>
+      <w:pPr>
+        <w:spacing w:line="240" w:lineRule="auto"/>
+        <w:rPr>
+          <w:lang w:val="en-US"/>
+        </w:rPr>
+      </w:pPr>
+    </w:p>
+    <w:p>
+      <w:pPr>
+        <w:spacing w:line="240" w:lineRule="auto"/>
+      </w:pPr>
+      <w:r>
+        <w:t>3) Мониторинг</w:t>
+      </w:r>
+    </w:p>
+    <w:p>
+      <w:pPr>
+        <w:spacing w:line="240" w:lineRule="auto"/>
+        <w:rPr>
+          <w:lang w:val="en-US"/>
+        </w:rPr>
+      </w:pPr>
+      <w:r>
+        <w:t>Проверяется, что система пишет артефакты:</w:t>
+      </w:r>
+    </w:p>
+    <w:p>
+      <w:pPr>
+        <w:pStyle w:val="a7"/>
         <w:numPr>
           <w:ilvl w:val="0"/>
-          <w:numId w:val="7"/>
+          <w:numId w:val="16"/>
         </w:numPr>
-        <w:rPr>
-          <w:sz w:val="20"/>
-          <w:szCs w:val="20"/>
-        </w:rPr>
-      </w:pPr>
-      <w:r>
-        <w:rPr>
-          <w:sz w:val="20"/>
-          <w:szCs w:val="20"/>
-        </w:rPr>
-        <w:t>вероятностный вывод (</w:t>
-      </w:r>
-      <w:proofErr w:type="spellStart"/>
-      <w:r>
-        <w:rPr>
-          <w:sz w:val="20"/>
-          <w:szCs w:val="20"/>
-        </w:rPr>
-        <w:t>predict_proba</w:t>
-      </w:r>
-      <w:proofErr w:type="spellEnd"/>
-      <w:r>
-        <w:rPr>
-          <w:sz w:val="20"/>
-          <w:szCs w:val="20"/>
-        </w:rPr>
-        <w:t>) для интерпретации.</w:t>
-      </w:r>
-    </w:p>
-    <w:p>
-      <w:pPr>
-        <w:rPr>
-          <w:sz w:val="20"/>
-          <w:szCs w:val="20"/>
-        </w:rPr>
-      </w:pPr>
+        <w:spacing w:line="240" w:lineRule="auto"/>
+        <w:rPr>
+          <w:lang w:val="en-US"/>
+        </w:rPr>
+      </w:pPr>
+      <w:r>
+        <w:rPr>
+          <w:lang w:val="en-US"/>
+        </w:rPr>
+        <w:t>reports/train_report_*.txt и .</w:t>
+      </w:r>
+      <w:proofErr w:type="spellStart"/>
+      <w:r>
+        <w:rPr>
+          <w:lang w:val="en-US"/>
+        </w:rPr>
+        <w:t>json</w:t>
+      </w:r>
+      <w:proofErr w:type="spellEnd"/>
+      <w:r>
+        <w:rPr>
+          <w:lang w:val="en-US"/>
+        </w:rPr>
+        <w:t>;</w:t>
+      </w:r>
+    </w:p>
+    <w:p>
+      <w:pPr>
+        <w:pStyle w:val="a7"/>
+        <w:numPr>
+          <w:ilvl w:val="0"/>
+          <w:numId w:val="16"/>
+        </w:numPr>
+        <w:spacing w:line="240" w:lineRule="auto"/>
+        <w:rPr>
+          <w:lang w:val="en-US"/>
+        </w:rPr>
+      </w:pPr>
+      <w:r>
+        <w:rPr>
+          <w:lang w:val="en-US"/>
+        </w:rPr>
+        <w:t>monitoring/</w:t>
+      </w:r>
+      <w:proofErr w:type="spellStart"/>
+      <w:r>
+        <w:rPr>
+          <w:lang w:val="en-US"/>
+        </w:rPr>
+        <w:t>experiments.jsonl</w:t>
+      </w:r>
+      <w:proofErr w:type="spellEnd"/>
+      <w:r>
+        <w:rPr>
+          <w:lang w:val="en-US"/>
+        </w:rPr>
+        <w:t>;</w:t>
+      </w:r>
+    </w:p>
+    <w:p>
+      <w:pPr>
+        <w:pStyle w:val="a7"/>
+        <w:numPr>
+          <w:ilvl w:val="0"/>
+          <w:numId w:val="16"/>
+        </w:numPr>
+        <w:spacing w:line="240" w:lineRule="auto"/>
+        <w:rPr>
+          <w:lang w:val="en-US"/>
+        </w:rPr>
+      </w:pPr>
+      <w:r>
+        <w:rPr>
+          <w:lang w:val="en-US"/>
+        </w:rPr>
+        <w:t>monitoring/</w:t>
+      </w:r>
+      <w:proofErr w:type="spellStart"/>
+      <w:r>
+        <w:rPr>
+          <w:lang w:val="en-US"/>
+        </w:rPr>
+        <w:t>predictions.jsonl</w:t>
+      </w:r>
+      <w:proofErr w:type="spellEnd"/>
+      <w:r>
+        <w:rPr>
+          <w:lang w:val="en-US"/>
+        </w:rPr>
+        <w:t>;</w:t>
+      </w:r>
+    </w:p>
+    <w:p>
+      <w:pPr>
+        <w:pStyle w:val="a7"/>
+        <w:numPr>
+          <w:ilvl w:val="0"/>
+          <w:numId w:val="16"/>
+        </w:numPr>
+        <w:spacing w:line="240" w:lineRule="auto"/>
+        <w:rPr>
+          <w:lang w:val="en-US"/>
+        </w:rPr>
+      </w:pPr>
+      <w:r>
+        <w:rPr>
+          <w:lang w:val="en-US"/>
+        </w:rPr>
+        <w:t>monitoring/drift_*.csv.</w:t>
+      </w:r>
     </w:p>
     <w:sectPr>
       <w:pgSz w:w="11906" w:h="16838"/>
@@ -3298,9 +5843,235 @@
     </w:lvl>
   </w:abstractNum>
   <w:abstractNum w:abstractNumId="1" w15:restartNumberingAfterBreak="0">
+    <w:nsid w:val="05303135"/>
+    <w:multiLevelType w:val="hybridMultilevel"/>
+    <w:tmpl w:val="9BF819C2"/>
+    <w:lvl w:ilvl="0" w:tplc="04190001">
+      <w:start w:val="1"/>
+      <w:numFmt w:val="bullet"/>
+      <w:lvlText w:val=""/>
+      <w:lvlJc w:val="left"/>
+      <w:pPr>
+        <w:ind w:left="720" w:hanging="360"/>
+      </w:pPr>
+      <w:rPr>
+        <w:rFonts w:ascii="Symbol" w:hAnsi="Symbol" w:hint="default"/>
+      </w:rPr>
+    </w:lvl>
+    <w:lvl w:ilvl="1" w:tplc="04190003" w:tentative="1">
+      <w:start w:val="1"/>
+      <w:numFmt w:val="bullet"/>
+      <w:lvlText w:val="o"/>
+      <w:lvlJc w:val="left"/>
+      <w:pPr>
+        <w:ind w:left="1440" w:hanging="360"/>
+      </w:pPr>
+      <w:rPr>
+        <w:rFonts w:ascii="Courier New" w:hAnsi="Courier New" w:cs="Courier New" w:hint="default"/>
+      </w:rPr>
+    </w:lvl>
+    <w:lvl w:ilvl="2" w:tplc="04190005" w:tentative="1">
+      <w:start w:val="1"/>
+      <w:numFmt w:val="bullet"/>
+      <w:lvlText w:val=""/>
+      <w:lvlJc w:val="left"/>
+      <w:pPr>
+        <w:ind w:left="2160" w:hanging="360"/>
+      </w:pPr>
+      <w:rPr>
+        <w:rFonts w:ascii="Wingdings" w:hAnsi="Wingdings" w:hint="default"/>
+      </w:rPr>
+    </w:lvl>
+    <w:lvl w:ilvl="3" w:tplc="04190001" w:tentative="1">
+      <w:start w:val="1"/>
+      <w:numFmt w:val="bullet"/>
+      <w:lvlText w:val=""/>
+      <w:lvlJc w:val="left"/>
+      <w:pPr>
+        <w:ind w:left="2880" w:hanging="360"/>
+      </w:pPr>
+      <w:rPr>
+        <w:rFonts w:ascii="Symbol" w:hAnsi="Symbol" w:hint="default"/>
+      </w:rPr>
+    </w:lvl>
+    <w:lvl w:ilvl="4" w:tplc="04190003" w:tentative="1">
+      <w:start w:val="1"/>
+      <w:numFmt w:val="bullet"/>
+      <w:lvlText w:val="o"/>
+      <w:lvlJc w:val="left"/>
+      <w:pPr>
+        <w:ind w:left="3600" w:hanging="360"/>
+      </w:pPr>
+      <w:rPr>
+        <w:rFonts w:ascii="Courier New" w:hAnsi="Courier New" w:cs="Courier New" w:hint="default"/>
+      </w:rPr>
+    </w:lvl>
+    <w:lvl w:ilvl="5" w:tplc="04190005" w:tentative="1">
+      <w:start w:val="1"/>
+      <w:numFmt w:val="bullet"/>
+      <w:lvlText w:val=""/>
+      <w:lvlJc w:val="left"/>
+      <w:pPr>
+        <w:ind w:left="4320" w:hanging="360"/>
+      </w:pPr>
+      <w:rPr>
+        <w:rFonts w:ascii="Wingdings" w:hAnsi="Wingdings" w:hint="default"/>
+      </w:rPr>
+    </w:lvl>
+    <w:lvl w:ilvl="6" w:tplc="04190001" w:tentative="1">
+      <w:start w:val="1"/>
+      <w:numFmt w:val="bullet"/>
+      <w:lvlText w:val=""/>
+      <w:lvlJc w:val="left"/>
+      <w:pPr>
+        <w:ind w:left="5040" w:hanging="360"/>
+      </w:pPr>
+      <w:rPr>
+        <w:rFonts w:ascii="Symbol" w:hAnsi="Symbol" w:hint="default"/>
+      </w:rPr>
+    </w:lvl>
+    <w:lvl w:ilvl="7" w:tplc="04190003" w:tentative="1">
+      <w:start w:val="1"/>
+      <w:numFmt w:val="bullet"/>
+      <w:lvlText w:val="o"/>
+      <w:lvlJc w:val="left"/>
+      <w:pPr>
+        <w:ind w:left="5760" w:hanging="360"/>
+      </w:pPr>
+      <w:rPr>
+        <w:rFonts w:ascii="Courier New" w:hAnsi="Courier New" w:cs="Courier New" w:hint="default"/>
+      </w:rPr>
+    </w:lvl>
+    <w:lvl w:ilvl="8" w:tplc="04190005" w:tentative="1">
+      <w:start w:val="1"/>
+      <w:numFmt w:val="bullet"/>
+      <w:lvlText w:val=""/>
+      <w:lvlJc w:val="left"/>
+      <w:pPr>
+        <w:ind w:left="6480" w:hanging="360"/>
+      </w:pPr>
+      <w:rPr>
+        <w:rFonts w:ascii="Wingdings" w:hAnsi="Wingdings" w:hint="default"/>
+      </w:rPr>
+    </w:lvl>
+  </w:abstractNum>
+  <w:abstractNum w:abstractNumId="2" w15:restartNumberingAfterBreak="0">
+    <w:nsid w:val="06442088"/>
+    <w:multiLevelType w:val="hybridMultilevel"/>
+    <w:tmpl w:val="60F039E0"/>
+    <w:lvl w:ilvl="0" w:tplc="04190001">
+      <w:start w:val="1"/>
+      <w:numFmt w:val="bullet"/>
+      <w:lvlText w:val=""/>
+      <w:lvlJc w:val="left"/>
+      <w:pPr>
+        <w:ind w:left="720" w:hanging="360"/>
+      </w:pPr>
+      <w:rPr>
+        <w:rFonts w:ascii="Symbol" w:hAnsi="Symbol" w:hint="default"/>
+      </w:rPr>
+    </w:lvl>
+    <w:lvl w:ilvl="1" w:tplc="04190003" w:tentative="1">
+      <w:start w:val="1"/>
+      <w:numFmt w:val="bullet"/>
+      <w:lvlText w:val="o"/>
+      <w:lvlJc w:val="left"/>
+      <w:pPr>
+        <w:ind w:left="1440" w:hanging="360"/>
+      </w:pPr>
+      <w:rPr>
+        <w:rFonts w:ascii="Courier New" w:hAnsi="Courier New" w:cs="Courier New" w:hint="default"/>
+      </w:rPr>
+    </w:lvl>
+    <w:lvl w:ilvl="2" w:tplc="04190005" w:tentative="1">
+      <w:start w:val="1"/>
+      <w:numFmt w:val="bullet"/>
+      <w:lvlText w:val=""/>
+      <w:lvlJc w:val="left"/>
+      <w:pPr>
+        <w:ind w:left="2160" w:hanging="360"/>
+      </w:pPr>
+      <w:rPr>
+        <w:rFonts w:ascii="Wingdings" w:hAnsi="Wingdings" w:hint="default"/>
+      </w:rPr>
+    </w:lvl>
+    <w:lvl w:ilvl="3" w:tplc="04190001" w:tentative="1">
+      <w:start w:val="1"/>
+      <w:numFmt w:val="bullet"/>
+      <w:lvlText w:val=""/>
+      <w:lvlJc w:val="left"/>
+      <w:pPr>
+        <w:ind w:left="2880" w:hanging="360"/>
+      </w:pPr>
+      <w:rPr>
+        <w:rFonts w:ascii="Symbol" w:hAnsi="Symbol" w:hint="default"/>
+      </w:rPr>
+    </w:lvl>
+    <w:lvl w:ilvl="4" w:tplc="04190003" w:tentative="1">
+      <w:start w:val="1"/>
+      <w:numFmt w:val="bullet"/>
+      <w:lvlText w:val="o"/>
+      <w:lvlJc w:val="left"/>
+      <w:pPr>
+        <w:ind w:left="3600" w:hanging="360"/>
+      </w:pPr>
+      <w:rPr>
+        <w:rFonts w:ascii="Courier New" w:hAnsi="Courier New" w:cs="Courier New" w:hint="default"/>
+      </w:rPr>
+    </w:lvl>
+    <w:lvl w:ilvl="5" w:tplc="04190005" w:tentative="1">
+      <w:start w:val="1"/>
+      <w:numFmt w:val="bullet"/>
+      <w:lvlText w:val=""/>
+      <w:lvlJc w:val="left"/>
+      <w:pPr>
+        <w:ind w:left="4320" w:hanging="360"/>
+      </w:pPr>
+      <w:rPr>
+        <w:rFonts w:ascii="Wingdings" w:hAnsi="Wingdings" w:hint="default"/>
+      </w:rPr>
+    </w:lvl>
+    <w:lvl w:ilvl="6" w:tplc="04190001" w:tentative="1">
+      <w:start w:val="1"/>
+      <w:numFmt w:val="bullet"/>
+      <w:lvlText w:val=""/>
+      <w:lvlJc w:val="left"/>
+      <w:pPr>
+        <w:ind w:left="5040" w:hanging="360"/>
+      </w:pPr>
+      <w:rPr>
+        <w:rFonts w:ascii="Symbol" w:hAnsi="Symbol" w:hint="default"/>
+      </w:rPr>
+    </w:lvl>
+    <w:lvl w:ilvl="7" w:tplc="04190003" w:tentative="1">
+      <w:start w:val="1"/>
+      <w:numFmt w:val="bullet"/>
+      <w:lvlText w:val="o"/>
+      <w:lvlJc w:val="left"/>
+      <w:pPr>
+        <w:ind w:left="5760" w:hanging="360"/>
+      </w:pPr>
+      <w:rPr>
+        <w:rFonts w:ascii="Courier New" w:hAnsi="Courier New" w:cs="Courier New" w:hint="default"/>
+      </w:rPr>
+    </w:lvl>
+    <w:lvl w:ilvl="8" w:tplc="04190005" w:tentative="1">
+      <w:start w:val="1"/>
+      <w:numFmt w:val="bullet"/>
+      <w:lvlText w:val=""/>
+      <w:lvlJc w:val="left"/>
+      <w:pPr>
+        <w:ind w:left="6480" w:hanging="360"/>
+      </w:pPr>
+      <w:rPr>
+        <w:rFonts w:ascii="Wingdings" w:hAnsi="Wingdings" w:hint="default"/>
+      </w:rPr>
+    </w:lvl>
+  </w:abstractNum>
+  <w:abstractNum w:abstractNumId="3" w15:restartNumberingAfterBreak="0">
     <w:nsid w:val="14467143"/>
     <w:multiLevelType w:val="multilevel"/>
-    <w:tmpl w:val="8286D13E"/>
+    <w:tmpl w:val="0744FB6C"/>
     <w:lvl w:ilvl="0">
       <w:start w:val="1"/>
       <w:numFmt w:val="decimal"/>
@@ -3312,6 +6083,9 @@
         </w:tabs>
         <w:ind w:left="720" w:hanging="360"/>
       </w:pPr>
+      <w:rPr>
+        <w:rFonts w:asciiTheme="minorHAnsi" w:eastAsiaTheme="minorHAnsi" w:hAnsiTheme="minorHAnsi" w:cstheme="minorBidi"/>
+      </w:rPr>
     </w:lvl>
     <w:lvl w:ilvl="1">
       <w:start w:val="1"/>
@@ -3341,10 +6115,244 @@
         <w:sz w:val="20"/>
       </w:rPr>
     </w:lvl>
+    <w:lvl w:ilvl="3">
+      <w:start w:val="2"/>
+      <w:numFmt w:val="decimal"/>
+      <w:lvlText w:val="%4"/>
+      <w:lvlJc w:val="left"/>
+      <w:pPr>
+        <w:ind w:left="2880" w:hanging="360"/>
+      </w:pPr>
+      <w:rPr>
+        <w:rFonts w:hint="default"/>
+      </w:rPr>
+    </w:lvl>
+    <w:lvl w:ilvl="4" w:tentative="1">
+      <w:start w:val="1"/>
+      <w:numFmt w:val="decimal"/>
+      <w:lvlText w:val="%5."/>
+      <w:lvlJc w:val="left"/>
+      <w:pPr>
+        <w:tabs>
+          <w:tab w:val="num" w:pos="3600"/>
+        </w:tabs>
+        <w:ind w:left="3600" w:hanging="360"/>
+      </w:pPr>
+    </w:lvl>
+    <w:lvl w:ilvl="5" w:tentative="1">
+      <w:start w:val="1"/>
+      <w:numFmt w:val="decimal"/>
+      <w:lvlText w:val="%6."/>
+      <w:lvlJc w:val="left"/>
+      <w:pPr>
+        <w:tabs>
+          <w:tab w:val="num" w:pos="4320"/>
+        </w:tabs>
+        <w:ind w:left="4320" w:hanging="360"/>
+      </w:pPr>
+    </w:lvl>
+    <w:lvl w:ilvl="6" w:tentative="1">
+      <w:start w:val="1"/>
+      <w:numFmt w:val="decimal"/>
+      <w:lvlText w:val="%7."/>
+      <w:lvlJc w:val="left"/>
+      <w:pPr>
+        <w:tabs>
+          <w:tab w:val="num" w:pos="5040"/>
+        </w:tabs>
+        <w:ind w:left="5040" w:hanging="360"/>
+      </w:pPr>
+    </w:lvl>
+    <w:lvl w:ilvl="7" w:tentative="1">
+      <w:start w:val="1"/>
+      <w:numFmt w:val="decimal"/>
+      <w:lvlText w:val="%8."/>
+      <w:lvlJc w:val="left"/>
+      <w:pPr>
+        <w:tabs>
+          <w:tab w:val="num" w:pos="5760"/>
+        </w:tabs>
+        <w:ind w:left="5760" w:hanging="360"/>
+      </w:pPr>
+    </w:lvl>
+    <w:lvl w:ilvl="8" w:tentative="1">
+      <w:start w:val="1"/>
+      <w:numFmt w:val="decimal"/>
+      <w:lvlText w:val="%9."/>
+      <w:lvlJc w:val="left"/>
+      <w:pPr>
+        <w:tabs>
+          <w:tab w:val="num" w:pos="6480"/>
+        </w:tabs>
+        <w:ind w:left="6480" w:hanging="360"/>
+      </w:pPr>
+    </w:lvl>
+  </w:abstractNum>
+  <w:abstractNum w:abstractNumId="4" w15:restartNumberingAfterBreak="0">
+    <w:nsid w:val="1BFB2F9D"/>
+    <w:multiLevelType w:val="hybridMultilevel"/>
+    <w:tmpl w:val="EFB6C3BC"/>
+    <w:lvl w:ilvl="0" w:tplc="04190001">
+      <w:start w:val="1"/>
+      <w:numFmt w:val="bullet"/>
+      <w:lvlText w:val=""/>
+      <w:lvlJc w:val="left"/>
+      <w:pPr>
+        <w:ind w:left="720" w:hanging="360"/>
+      </w:pPr>
+      <w:rPr>
+        <w:rFonts w:ascii="Symbol" w:hAnsi="Symbol" w:hint="default"/>
+      </w:rPr>
+    </w:lvl>
+    <w:lvl w:ilvl="1" w:tplc="04190003" w:tentative="1">
+      <w:start w:val="1"/>
+      <w:numFmt w:val="bullet"/>
+      <w:lvlText w:val="o"/>
+      <w:lvlJc w:val="left"/>
+      <w:pPr>
+        <w:ind w:left="1440" w:hanging="360"/>
+      </w:pPr>
+      <w:rPr>
+        <w:rFonts w:ascii="Courier New" w:hAnsi="Courier New" w:cs="Courier New" w:hint="default"/>
+      </w:rPr>
+    </w:lvl>
+    <w:lvl w:ilvl="2" w:tplc="04190005" w:tentative="1">
+      <w:start w:val="1"/>
+      <w:numFmt w:val="bullet"/>
+      <w:lvlText w:val=""/>
+      <w:lvlJc w:val="left"/>
+      <w:pPr>
+        <w:ind w:left="2160" w:hanging="360"/>
+      </w:pPr>
+      <w:rPr>
+        <w:rFonts w:ascii="Wingdings" w:hAnsi="Wingdings" w:hint="default"/>
+      </w:rPr>
+    </w:lvl>
+    <w:lvl w:ilvl="3" w:tplc="04190001" w:tentative="1">
+      <w:start w:val="1"/>
+      <w:numFmt w:val="bullet"/>
+      <w:lvlText w:val=""/>
+      <w:lvlJc w:val="left"/>
+      <w:pPr>
+        <w:ind w:left="2880" w:hanging="360"/>
+      </w:pPr>
+      <w:rPr>
+        <w:rFonts w:ascii="Symbol" w:hAnsi="Symbol" w:hint="default"/>
+      </w:rPr>
+    </w:lvl>
+    <w:lvl w:ilvl="4" w:tplc="04190003" w:tentative="1">
+      <w:start w:val="1"/>
+      <w:numFmt w:val="bullet"/>
+      <w:lvlText w:val="o"/>
+      <w:lvlJc w:val="left"/>
+      <w:pPr>
+        <w:ind w:left="3600" w:hanging="360"/>
+      </w:pPr>
+      <w:rPr>
+        <w:rFonts w:ascii="Courier New" w:hAnsi="Courier New" w:cs="Courier New" w:hint="default"/>
+      </w:rPr>
+    </w:lvl>
+    <w:lvl w:ilvl="5" w:tplc="04190005" w:tentative="1">
+      <w:start w:val="1"/>
+      <w:numFmt w:val="bullet"/>
+      <w:lvlText w:val=""/>
+      <w:lvlJc w:val="left"/>
+      <w:pPr>
+        <w:ind w:left="4320" w:hanging="360"/>
+      </w:pPr>
+      <w:rPr>
+        <w:rFonts w:ascii="Wingdings" w:hAnsi="Wingdings" w:hint="default"/>
+      </w:rPr>
+    </w:lvl>
+    <w:lvl w:ilvl="6" w:tplc="04190001" w:tentative="1">
+      <w:start w:val="1"/>
+      <w:numFmt w:val="bullet"/>
+      <w:lvlText w:val=""/>
+      <w:lvlJc w:val="left"/>
+      <w:pPr>
+        <w:ind w:left="5040" w:hanging="360"/>
+      </w:pPr>
+      <w:rPr>
+        <w:rFonts w:ascii="Symbol" w:hAnsi="Symbol" w:hint="default"/>
+      </w:rPr>
+    </w:lvl>
+    <w:lvl w:ilvl="7" w:tplc="04190003" w:tentative="1">
+      <w:start w:val="1"/>
+      <w:numFmt w:val="bullet"/>
+      <w:lvlText w:val="o"/>
+      <w:lvlJc w:val="left"/>
+      <w:pPr>
+        <w:ind w:left="5760" w:hanging="360"/>
+      </w:pPr>
+      <w:rPr>
+        <w:rFonts w:ascii="Courier New" w:hAnsi="Courier New" w:cs="Courier New" w:hint="default"/>
+      </w:rPr>
+    </w:lvl>
+    <w:lvl w:ilvl="8" w:tplc="04190005" w:tentative="1">
+      <w:start w:val="1"/>
+      <w:numFmt w:val="bullet"/>
+      <w:lvlText w:val=""/>
+      <w:lvlJc w:val="left"/>
+      <w:pPr>
+        <w:ind w:left="6480" w:hanging="360"/>
+      </w:pPr>
+      <w:rPr>
+        <w:rFonts w:ascii="Wingdings" w:hAnsi="Wingdings" w:hint="default"/>
+      </w:rPr>
+    </w:lvl>
+  </w:abstractNum>
+  <w:abstractNum w:abstractNumId="5" w15:restartNumberingAfterBreak="0">
+    <w:nsid w:val="263B6D79"/>
+    <w:multiLevelType w:val="multilevel"/>
+    <w:tmpl w:val="13DAF8CE"/>
+    <w:lvl w:ilvl="0">
+      <w:start w:val="1"/>
+      <w:numFmt w:val="bullet"/>
+      <w:lvlText w:val=""/>
+      <w:lvlJc w:val="left"/>
+      <w:pPr>
+        <w:tabs>
+          <w:tab w:val="num" w:pos="720"/>
+        </w:tabs>
+        <w:ind w:left="720" w:hanging="360"/>
+      </w:pPr>
+      <w:rPr>
+        <w:rFonts w:ascii="Symbol" w:hAnsi="Symbol" w:hint="default"/>
+        <w:sz w:val="20"/>
+      </w:rPr>
+    </w:lvl>
+    <w:lvl w:ilvl="1">
+      <w:start w:val="1"/>
+      <w:numFmt w:val="bullet"/>
+      <w:lvlText w:val=""/>
+      <w:lvlJc w:val="left"/>
+      <w:pPr>
+        <w:ind w:left="1440" w:hanging="360"/>
+      </w:pPr>
+      <w:rPr>
+        <w:rFonts w:ascii="Symbol" w:hAnsi="Symbol" w:hint="default"/>
+      </w:rPr>
+    </w:lvl>
+    <w:lvl w:ilvl="2" w:tentative="1">
+      <w:start w:val="1"/>
+      <w:numFmt w:val="bullet"/>
+      <w:lvlText w:val=""/>
+      <w:lvlJc w:val="left"/>
+      <w:pPr>
+        <w:tabs>
+          <w:tab w:val="num" w:pos="2160"/>
+        </w:tabs>
+        <w:ind w:left="2160" w:hanging="360"/>
+      </w:pPr>
+      <w:rPr>
+        <w:rFonts w:ascii="Wingdings" w:hAnsi="Wingdings" w:hint="default"/>
+        <w:sz w:val="20"/>
+      </w:rPr>
+    </w:lvl>
     <w:lvl w:ilvl="3" w:tentative="1">
       <w:start w:val="1"/>
-      <w:numFmt w:val="decimal"/>
-      <w:lvlText w:val="%4."/>
+      <w:numFmt w:val="bullet"/>
+      <w:lvlText w:val=""/>
       <w:lvlJc w:val="left"/>
       <w:pPr>
         <w:tabs>
@@ -3352,11 +6360,15 @@
         </w:tabs>
         <w:ind w:left="2880" w:hanging="360"/>
       </w:pPr>
+      <w:rPr>
+        <w:rFonts w:ascii="Wingdings" w:hAnsi="Wingdings" w:hint="default"/>
+        <w:sz w:val="20"/>
+      </w:rPr>
     </w:lvl>
     <w:lvl w:ilvl="4" w:tentative="1">
       <w:start w:val="1"/>
-      <w:numFmt w:val="decimal"/>
-      <w:lvlText w:val="%5."/>
+      <w:numFmt w:val="bullet"/>
+      <w:lvlText w:val=""/>
       <w:lvlJc w:val="left"/>
       <w:pPr>
         <w:tabs>
@@ -3364,11 +6376,15 @@
         </w:tabs>
         <w:ind w:left="3600" w:hanging="360"/>
       </w:pPr>
+      <w:rPr>
+        <w:rFonts w:ascii="Wingdings" w:hAnsi="Wingdings" w:hint="default"/>
+        <w:sz w:val="20"/>
+      </w:rPr>
     </w:lvl>
     <w:lvl w:ilvl="5" w:tentative="1">
       <w:start w:val="1"/>
-      <w:numFmt w:val="decimal"/>
-      <w:lvlText w:val="%6."/>
+      <w:numFmt w:val="bullet"/>
+      <w:lvlText w:val=""/>
       <w:lvlJc w:val="left"/>
       <w:pPr>
         <w:tabs>
@@ -3376,11 +6392,15 @@
         </w:tabs>
         <w:ind w:left="4320" w:hanging="360"/>
       </w:pPr>
+      <w:rPr>
+        <w:rFonts w:ascii="Wingdings" w:hAnsi="Wingdings" w:hint="default"/>
+        <w:sz w:val="20"/>
+      </w:rPr>
     </w:lvl>
     <w:lvl w:ilvl="6" w:tentative="1">
       <w:start w:val="1"/>
-      <w:numFmt w:val="decimal"/>
-      <w:lvlText w:val="%7."/>
+      <w:numFmt w:val="bullet"/>
+      <w:lvlText w:val=""/>
       <w:lvlJc w:val="left"/>
       <w:pPr>
         <w:tabs>
@@ -3388,11 +6408,15 @@
         </w:tabs>
         <w:ind w:left="5040" w:hanging="360"/>
       </w:pPr>
+      <w:rPr>
+        <w:rFonts w:ascii="Wingdings" w:hAnsi="Wingdings" w:hint="default"/>
+        <w:sz w:val="20"/>
+      </w:rPr>
     </w:lvl>
     <w:lvl w:ilvl="7" w:tentative="1">
       <w:start w:val="1"/>
-      <w:numFmt w:val="decimal"/>
-      <w:lvlText w:val="%8."/>
+      <w:numFmt w:val="bullet"/>
+      <w:lvlText w:val=""/>
       <w:lvlJc w:val="left"/>
       <w:pPr>
         <w:tabs>
@@ -3400,11 +6424,15 @@
         </w:tabs>
         <w:ind w:left="5760" w:hanging="360"/>
       </w:pPr>
+      <w:rPr>
+        <w:rFonts w:ascii="Wingdings" w:hAnsi="Wingdings" w:hint="default"/>
+        <w:sz w:val="20"/>
+      </w:rPr>
     </w:lvl>
     <w:lvl w:ilvl="8" w:tentative="1">
       <w:start w:val="1"/>
-      <w:numFmt w:val="decimal"/>
-      <w:lvlText w:val="%9."/>
+      <w:numFmt w:val="bullet"/>
+      <w:lvlText w:val=""/>
       <w:lvlJc w:val="left"/>
       <w:pPr>
         <w:tabs>
@@ -3412,12 +6440,468 @@
         </w:tabs>
         <w:ind w:left="6480" w:hanging="360"/>
       </w:pPr>
+      <w:rPr>
+        <w:rFonts w:ascii="Wingdings" w:hAnsi="Wingdings" w:hint="default"/>
+        <w:sz w:val="20"/>
+      </w:rPr>
     </w:lvl>
   </w:abstractNum>
-  <w:abstractNum w:abstractNumId="2" w15:restartNumberingAfterBreak="0">
-    <w:nsid w:val="263B6D79"/>
+  <w:abstractNum w:abstractNumId="6" w15:restartNumberingAfterBreak="0">
+    <w:nsid w:val="2DA13141"/>
+    <w:multiLevelType w:val="hybridMultilevel"/>
+    <w:tmpl w:val="38DE305E"/>
+    <w:lvl w:ilvl="0" w:tplc="04190001">
+      <w:start w:val="1"/>
+      <w:numFmt w:val="bullet"/>
+      <w:lvlText w:val=""/>
+      <w:lvlJc w:val="left"/>
+      <w:pPr>
+        <w:ind w:left="720" w:hanging="360"/>
+      </w:pPr>
+      <w:rPr>
+        <w:rFonts w:ascii="Symbol" w:hAnsi="Symbol" w:hint="default"/>
+      </w:rPr>
+    </w:lvl>
+    <w:lvl w:ilvl="1" w:tplc="04190003" w:tentative="1">
+      <w:start w:val="1"/>
+      <w:numFmt w:val="bullet"/>
+      <w:lvlText w:val="o"/>
+      <w:lvlJc w:val="left"/>
+      <w:pPr>
+        <w:ind w:left="1440" w:hanging="360"/>
+      </w:pPr>
+      <w:rPr>
+        <w:rFonts w:ascii="Courier New" w:hAnsi="Courier New" w:cs="Courier New" w:hint="default"/>
+      </w:rPr>
+    </w:lvl>
+    <w:lvl w:ilvl="2" w:tplc="04190005" w:tentative="1">
+      <w:start w:val="1"/>
+      <w:numFmt w:val="bullet"/>
+      <w:lvlText w:val=""/>
+      <w:lvlJc w:val="left"/>
+      <w:pPr>
+        <w:ind w:left="2160" w:hanging="360"/>
+      </w:pPr>
+      <w:rPr>
+        <w:rFonts w:ascii="Wingdings" w:hAnsi="Wingdings" w:hint="default"/>
+      </w:rPr>
+    </w:lvl>
+    <w:lvl w:ilvl="3" w:tplc="04190001" w:tentative="1">
+      <w:start w:val="1"/>
+      <w:numFmt w:val="bullet"/>
+      <w:lvlText w:val=""/>
+      <w:lvlJc w:val="left"/>
+      <w:pPr>
+        <w:ind w:left="2880" w:hanging="360"/>
+      </w:pPr>
+      <w:rPr>
+        <w:rFonts w:ascii="Symbol" w:hAnsi="Symbol" w:hint="default"/>
+      </w:rPr>
+    </w:lvl>
+    <w:lvl w:ilvl="4" w:tplc="04190003" w:tentative="1">
+      <w:start w:val="1"/>
+      <w:numFmt w:val="bullet"/>
+      <w:lvlText w:val="o"/>
+      <w:lvlJc w:val="left"/>
+      <w:pPr>
+        <w:ind w:left="3600" w:hanging="360"/>
+      </w:pPr>
+      <w:rPr>
+        <w:rFonts w:ascii="Courier New" w:hAnsi="Courier New" w:cs="Courier New" w:hint="default"/>
+      </w:rPr>
+    </w:lvl>
+    <w:lvl w:ilvl="5" w:tplc="04190005" w:tentative="1">
+      <w:start w:val="1"/>
+      <w:numFmt w:val="bullet"/>
+      <w:lvlText w:val=""/>
+      <w:lvlJc w:val="left"/>
+      <w:pPr>
+        <w:ind w:left="4320" w:hanging="360"/>
+      </w:pPr>
+      <w:rPr>
+        <w:rFonts w:ascii="Wingdings" w:hAnsi="Wingdings" w:hint="default"/>
+      </w:rPr>
+    </w:lvl>
+    <w:lvl w:ilvl="6" w:tplc="04190001" w:tentative="1">
+      <w:start w:val="1"/>
+      <w:numFmt w:val="bullet"/>
+      <w:lvlText w:val=""/>
+      <w:lvlJc w:val="left"/>
+      <w:pPr>
+        <w:ind w:left="5040" w:hanging="360"/>
+      </w:pPr>
+      <w:rPr>
+        <w:rFonts w:ascii="Symbol" w:hAnsi="Symbol" w:hint="default"/>
+      </w:rPr>
+    </w:lvl>
+    <w:lvl w:ilvl="7" w:tplc="04190003" w:tentative="1">
+      <w:start w:val="1"/>
+      <w:numFmt w:val="bullet"/>
+      <w:lvlText w:val="o"/>
+      <w:lvlJc w:val="left"/>
+      <w:pPr>
+        <w:ind w:left="5760" w:hanging="360"/>
+      </w:pPr>
+      <w:rPr>
+        <w:rFonts w:ascii="Courier New" w:hAnsi="Courier New" w:cs="Courier New" w:hint="default"/>
+      </w:rPr>
+    </w:lvl>
+    <w:lvl w:ilvl="8" w:tplc="04190005" w:tentative="1">
+      <w:start w:val="1"/>
+      <w:numFmt w:val="bullet"/>
+      <w:lvlText w:val=""/>
+      <w:lvlJc w:val="left"/>
+      <w:pPr>
+        <w:ind w:left="6480" w:hanging="360"/>
+      </w:pPr>
+      <w:rPr>
+        <w:rFonts w:ascii="Wingdings" w:hAnsi="Wingdings" w:hint="default"/>
+      </w:rPr>
+    </w:lvl>
+  </w:abstractNum>
+  <w:abstractNum w:abstractNumId="7" w15:restartNumberingAfterBreak="0">
+    <w:nsid w:val="34A675E9"/>
+    <w:multiLevelType w:val="hybridMultilevel"/>
+    <w:tmpl w:val="988822CE"/>
+    <w:lvl w:ilvl="0" w:tplc="04190001">
+      <w:start w:val="1"/>
+      <w:numFmt w:val="bullet"/>
+      <w:lvlText w:val=""/>
+      <w:lvlJc w:val="left"/>
+      <w:pPr>
+        <w:ind w:left="720" w:hanging="360"/>
+      </w:pPr>
+      <w:rPr>
+        <w:rFonts w:ascii="Symbol" w:hAnsi="Symbol" w:hint="default"/>
+      </w:rPr>
+    </w:lvl>
+    <w:lvl w:ilvl="1" w:tplc="04190003" w:tentative="1">
+      <w:start w:val="1"/>
+      <w:numFmt w:val="bullet"/>
+      <w:lvlText w:val="o"/>
+      <w:lvlJc w:val="left"/>
+      <w:pPr>
+        <w:ind w:left="1440" w:hanging="360"/>
+      </w:pPr>
+      <w:rPr>
+        <w:rFonts w:ascii="Courier New" w:hAnsi="Courier New" w:cs="Courier New" w:hint="default"/>
+      </w:rPr>
+    </w:lvl>
+    <w:lvl w:ilvl="2" w:tplc="04190005" w:tentative="1">
+      <w:start w:val="1"/>
+      <w:numFmt w:val="bullet"/>
+      <w:lvlText w:val=""/>
+      <w:lvlJc w:val="left"/>
+      <w:pPr>
+        <w:ind w:left="2160" w:hanging="360"/>
+      </w:pPr>
+      <w:rPr>
+        <w:rFonts w:ascii="Wingdings" w:hAnsi="Wingdings" w:hint="default"/>
+      </w:rPr>
+    </w:lvl>
+    <w:lvl w:ilvl="3" w:tplc="04190001" w:tentative="1">
+      <w:start w:val="1"/>
+      <w:numFmt w:val="bullet"/>
+      <w:lvlText w:val=""/>
+      <w:lvlJc w:val="left"/>
+      <w:pPr>
+        <w:ind w:left="2880" w:hanging="360"/>
+      </w:pPr>
+      <w:rPr>
+        <w:rFonts w:ascii="Symbol" w:hAnsi="Symbol" w:hint="default"/>
+      </w:rPr>
+    </w:lvl>
+    <w:lvl w:ilvl="4" w:tplc="04190003" w:tentative="1">
+      <w:start w:val="1"/>
+      <w:numFmt w:val="bullet"/>
+      <w:lvlText w:val="o"/>
+      <w:lvlJc w:val="left"/>
+      <w:pPr>
+        <w:ind w:left="3600" w:hanging="360"/>
+      </w:pPr>
+      <w:rPr>
+        <w:rFonts w:ascii="Courier New" w:hAnsi="Courier New" w:cs="Courier New" w:hint="default"/>
+      </w:rPr>
+    </w:lvl>
+    <w:lvl w:ilvl="5" w:tplc="04190005" w:tentative="1">
+      <w:start w:val="1"/>
+      <w:numFmt w:val="bullet"/>
+      <w:lvlText w:val=""/>
+      <w:lvlJc w:val="left"/>
+      <w:pPr>
+        <w:ind w:left="4320" w:hanging="360"/>
+      </w:pPr>
+      <w:rPr>
+        <w:rFonts w:ascii="Wingdings" w:hAnsi="Wingdings" w:hint="default"/>
+      </w:rPr>
+    </w:lvl>
+    <w:lvl w:ilvl="6" w:tplc="04190001" w:tentative="1">
+      <w:start w:val="1"/>
+      <w:numFmt w:val="bullet"/>
+      <w:lvlText w:val=""/>
+      <w:lvlJc w:val="left"/>
+      <w:pPr>
+        <w:ind w:left="5040" w:hanging="360"/>
+      </w:pPr>
+      <w:rPr>
+        <w:rFonts w:ascii="Symbol" w:hAnsi="Symbol" w:hint="default"/>
+      </w:rPr>
+    </w:lvl>
+    <w:lvl w:ilvl="7" w:tplc="04190003" w:tentative="1">
+      <w:start w:val="1"/>
+      <w:numFmt w:val="bullet"/>
+      <w:lvlText w:val="o"/>
+      <w:lvlJc w:val="left"/>
+      <w:pPr>
+        <w:ind w:left="5760" w:hanging="360"/>
+      </w:pPr>
+      <w:rPr>
+        <w:rFonts w:ascii="Courier New" w:hAnsi="Courier New" w:cs="Courier New" w:hint="default"/>
+      </w:rPr>
+    </w:lvl>
+    <w:lvl w:ilvl="8" w:tplc="04190005" w:tentative="1">
+      <w:start w:val="1"/>
+      <w:numFmt w:val="bullet"/>
+      <w:lvlText w:val=""/>
+      <w:lvlJc w:val="left"/>
+      <w:pPr>
+        <w:ind w:left="6480" w:hanging="360"/>
+      </w:pPr>
+      <w:rPr>
+        <w:rFonts w:ascii="Wingdings" w:hAnsi="Wingdings" w:hint="default"/>
+      </w:rPr>
+    </w:lvl>
+  </w:abstractNum>
+  <w:abstractNum w:abstractNumId="8" w15:restartNumberingAfterBreak="0">
+    <w:nsid w:val="3E185A6F"/>
+    <w:multiLevelType w:val="hybridMultilevel"/>
+    <w:tmpl w:val="3BF6BF78"/>
+    <w:lvl w:ilvl="0" w:tplc="04190001">
+      <w:start w:val="1"/>
+      <w:numFmt w:val="bullet"/>
+      <w:lvlText w:val=""/>
+      <w:lvlJc w:val="left"/>
+      <w:pPr>
+        <w:ind w:left="720" w:hanging="360"/>
+      </w:pPr>
+      <w:rPr>
+        <w:rFonts w:ascii="Symbol" w:hAnsi="Symbol" w:hint="default"/>
+      </w:rPr>
+    </w:lvl>
+    <w:lvl w:ilvl="1" w:tplc="04190003" w:tentative="1">
+      <w:start w:val="1"/>
+      <w:numFmt w:val="bullet"/>
+      <w:lvlText w:val="o"/>
+      <w:lvlJc w:val="left"/>
+      <w:pPr>
+        <w:ind w:left="1440" w:hanging="360"/>
+      </w:pPr>
+      <w:rPr>
+        <w:rFonts w:ascii="Courier New" w:hAnsi="Courier New" w:cs="Courier New" w:hint="default"/>
+      </w:rPr>
+    </w:lvl>
+    <w:lvl w:ilvl="2" w:tplc="04190005" w:tentative="1">
+      <w:start w:val="1"/>
+      <w:numFmt w:val="bullet"/>
+      <w:lvlText w:val=""/>
+      <w:lvlJc w:val="left"/>
+      <w:pPr>
+        <w:ind w:left="2160" w:hanging="360"/>
+      </w:pPr>
+      <w:rPr>
+        <w:rFonts w:ascii="Wingdings" w:hAnsi="Wingdings" w:hint="default"/>
+      </w:rPr>
+    </w:lvl>
+    <w:lvl w:ilvl="3" w:tplc="04190001" w:tentative="1">
+      <w:start w:val="1"/>
+      <w:numFmt w:val="bullet"/>
+      <w:lvlText w:val=""/>
+      <w:lvlJc w:val="left"/>
+      <w:pPr>
+        <w:ind w:left="2880" w:hanging="360"/>
+      </w:pPr>
+      <w:rPr>
+        <w:rFonts w:ascii="Symbol" w:hAnsi="Symbol" w:hint="default"/>
+      </w:rPr>
+    </w:lvl>
+    <w:lvl w:ilvl="4" w:tplc="04190003" w:tentative="1">
+      <w:start w:val="1"/>
+      <w:numFmt w:val="bullet"/>
+      <w:lvlText w:val="o"/>
+      <w:lvlJc w:val="left"/>
+      <w:pPr>
+        <w:ind w:left="3600" w:hanging="360"/>
+      </w:pPr>
+      <w:rPr>
+        <w:rFonts w:ascii="Courier New" w:hAnsi="Courier New" w:cs="Courier New" w:hint="default"/>
+      </w:rPr>
+    </w:lvl>
+    <w:lvl w:ilvl="5" w:tplc="04190005" w:tentative="1">
+      <w:start w:val="1"/>
+      <w:numFmt w:val="bullet"/>
+      <w:lvlText w:val=""/>
+      <w:lvlJc w:val="left"/>
+      <w:pPr>
+        <w:ind w:left="4320" w:hanging="360"/>
+      </w:pPr>
+      <w:rPr>
+        <w:rFonts w:ascii="Wingdings" w:hAnsi="Wingdings" w:hint="default"/>
+      </w:rPr>
+    </w:lvl>
+    <w:lvl w:ilvl="6" w:tplc="04190001" w:tentative="1">
+      <w:start w:val="1"/>
+      <w:numFmt w:val="bullet"/>
+      <w:lvlText w:val=""/>
+      <w:lvlJc w:val="left"/>
+      <w:pPr>
+        <w:ind w:left="5040" w:hanging="360"/>
+      </w:pPr>
+      <w:rPr>
+        <w:rFonts w:ascii="Symbol" w:hAnsi="Symbol" w:hint="default"/>
+      </w:rPr>
+    </w:lvl>
+    <w:lvl w:ilvl="7" w:tplc="04190003" w:tentative="1">
+      <w:start w:val="1"/>
+      <w:numFmt w:val="bullet"/>
+      <w:lvlText w:val="o"/>
+      <w:lvlJc w:val="left"/>
+      <w:pPr>
+        <w:ind w:left="5760" w:hanging="360"/>
+      </w:pPr>
+      <w:rPr>
+        <w:rFonts w:ascii="Courier New" w:hAnsi="Courier New" w:cs="Courier New" w:hint="default"/>
+      </w:rPr>
+    </w:lvl>
+    <w:lvl w:ilvl="8" w:tplc="04190005" w:tentative="1">
+      <w:start w:val="1"/>
+      <w:numFmt w:val="bullet"/>
+      <w:lvlText w:val=""/>
+      <w:lvlJc w:val="left"/>
+      <w:pPr>
+        <w:ind w:left="6480" w:hanging="360"/>
+      </w:pPr>
+      <w:rPr>
+        <w:rFonts w:ascii="Wingdings" w:hAnsi="Wingdings" w:hint="default"/>
+      </w:rPr>
+    </w:lvl>
+  </w:abstractNum>
+  <w:abstractNum w:abstractNumId="9" w15:restartNumberingAfterBreak="0">
+    <w:nsid w:val="45DF422B"/>
+    <w:multiLevelType w:val="hybridMultilevel"/>
+    <w:tmpl w:val="8154F796"/>
+    <w:lvl w:ilvl="0" w:tplc="04190001">
+      <w:start w:val="1"/>
+      <w:numFmt w:val="bullet"/>
+      <w:lvlText w:val=""/>
+      <w:lvlJc w:val="left"/>
+      <w:pPr>
+        <w:ind w:left="720" w:hanging="360"/>
+      </w:pPr>
+      <w:rPr>
+        <w:rFonts w:ascii="Symbol" w:hAnsi="Symbol" w:hint="default"/>
+      </w:rPr>
+    </w:lvl>
+    <w:lvl w:ilvl="1" w:tplc="04190003" w:tentative="1">
+      <w:start w:val="1"/>
+      <w:numFmt w:val="bullet"/>
+      <w:lvlText w:val="o"/>
+      <w:lvlJc w:val="left"/>
+      <w:pPr>
+        <w:ind w:left="1440" w:hanging="360"/>
+      </w:pPr>
+      <w:rPr>
+        <w:rFonts w:ascii="Courier New" w:hAnsi="Courier New" w:cs="Courier New" w:hint="default"/>
+      </w:rPr>
+    </w:lvl>
+    <w:lvl w:ilvl="2" w:tplc="04190005" w:tentative="1">
+      <w:start w:val="1"/>
+      <w:numFmt w:val="bullet"/>
+      <w:lvlText w:val=""/>
+      <w:lvlJc w:val="left"/>
+      <w:pPr>
+        <w:ind w:left="2160" w:hanging="360"/>
+      </w:pPr>
+      <w:rPr>
+        <w:rFonts w:ascii="Wingdings" w:hAnsi="Wingdings" w:hint="default"/>
+      </w:rPr>
+    </w:lvl>
+    <w:lvl w:ilvl="3" w:tplc="04190001" w:tentative="1">
+      <w:start w:val="1"/>
+      <w:numFmt w:val="bullet"/>
+      <w:lvlText w:val=""/>
+      <w:lvlJc w:val="left"/>
+      <w:pPr>
+        <w:ind w:left="2880" w:hanging="360"/>
+      </w:pPr>
+      <w:rPr>
+        <w:rFonts w:ascii="Symbol" w:hAnsi="Symbol" w:hint="default"/>
+      </w:rPr>
+    </w:lvl>
+    <w:lvl w:ilvl="4" w:tplc="04190003" w:tentative="1">
+      <w:start w:val="1"/>
+      <w:numFmt w:val="bullet"/>
+      <w:lvlText w:val="o"/>
+      <w:lvlJc w:val="left"/>
+      <w:pPr>
+        <w:ind w:left="3600" w:hanging="360"/>
+      </w:pPr>
+      <w:rPr>
+        <w:rFonts w:ascii="Courier New" w:hAnsi="Courier New" w:cs="Courier New" w:hint="default"/>
+      </w:rPr>
+    </w:lvl>
+    <w:lvl w:ilvl="5" w:tplc="04190005" w:tentative="1">
+      <w:start w:val="1"/>
+      <w:numFmt w:val="bullet"/>
+      <w:lvlText w:val=""/>
+      <w:lvlJc w:val="left"/>
+      <w:pPr>
+        <w:ind w:left="4320" w:hanging="360"/>
+      </w:pPr>
+      <w:rPr>
+        <w:rFonts w:ascii="Wingdings" w:hAnsi="Wingdings" w:hint="default"/>
+      </w:rPr>
+    </w:lvl>
+    <w:lvl w:ilvl="6" w:tplc="04190001" w:tentative="1">
+      <w:start w:val="1"/>
+      <w:numFmt w:val="bullet"/>
+      <w:lvlText w:val=""/>
+      <w:lvlJc w:val="left"/>
+      <w:pPr>
+        <w:ind w:left="5040" w:hanging="360"/>
+      </w:pPr>
+      <w:rPr>
+        <w:rFonts w:ascii="Symbol" w:hAnsi="Symbol" w:hint="default"/>
+      </w:rPr>
+    </w:lvl>
+    <w:lvl w:ilvl="7" w:tplc="04190003" w:tentative="1">
+      <w:start w:val="1"/>
+      <w:numFmt w:val="bullet"/>
+      <w:lvlText w:val="o"/>
+      <w:lvlJc w:val="left"/>
+      <w:pPr>
+        <w:ind w:left="5760" w:hanging="360"/>
+      </w:pPr>
+      <w:rPr>
+        <w:rFonts w:ascii="Courier New" w:hAnsi="Courier New" w:cs="Courier New" w:hint="default"/>
+      </w:rPr>
+    </w:lvl>
+    <w:lvl w:ilvl="8" w:tplc="04190005" w:tentative="1">
+      <w:start w:val="1"/>
+      <w:numFmt w:val="bullet"/>
+      <w:lvlText w:val=""/>
+      <w:lvlJc w:val="left"/>
+      <w:pPr>
+        <w:ind w:left="6480" w:hanging="360"/>
+      </w:pPr>
+      <w:rPr>
+        <w:rFonts w:ascii="Wingdings" w:hAnsi="Wingdings" w:hint="default"/>
+      </w:rPr>
+    </w:lvl>
+  </w:abstractNum>
+  <w:abstractNum w:abstractNumId="10" w15:restartNumberingAfterBreak="0">
+    <w:nsid w:val="49CF5523"/>
     <w:multiLevelType w:val="multilevel"/>
-    <w:tmpl w:val="13DAF8CE"/>
+    <w:tmpl w:val="74FE9B1A"/>
     <w:lvl w:ilvl="0">
       <w:start w:val="1"/>
       <w:numFmt w:val="bullet"/>
@@ -3559,14 +7043,14 @@
       </w:rPr>
     </w:lvl>
   </w:abstractNum>
-  <w:abstractNum w:abstractNumId="3" w15:restartNumberingAfterBreak="0">
-    <w:nsid w:val="49CF5523"/>
+  <w:abstractNum w:abstractNumId="11" w15:restartNumberingAfterBreak="0">
+    <w:nsid w:val="4C761F1F"/>
     <w:multiLevelType w:val="multilevel"/>
-    <w:tmpl w:val="74FE9B1A"/>
+    <w:tmpl w:val="CD6C24F0"/>
     <w:lvl w:ilvl="0">
       <w:start w:val="1"/>
-      <w:numFmt w:val="bullet"/>
-      <w:lvlText w:val=""/>
+      <w:numFmt w:val="decimal"/>
+      <w:lvlText w:val="%1."/>
       <w:lvlJc w:val="left"/>
       <w:pPr>
         <w:tabs>
@@ -3575,26 +7059,25 @@
         <w:ind w:left="720" w:hanging="360"/>
       </w:pPr>
       <w:rPr>
+        <w:rFonts w:asciiTheme="minorHAnsi" w:eastAsiaTheme="minorHAnsi" w:hAnsiTheme="minorHAnsi" w:cstheme="minorBidi"/>
+      </w:rPr>
+    </w:lvl>
+    <w:lvl w:ilvl="1">
+      <w:start w:val="1"/>
+      <w:numFmt w:val="bullet"/>
+      <w:lvlText w:val=""/>
+      <w:lvlJc w:val="left"/>
+      <w:pPr>
+        <w:ind w:left="1440" w:hanging="360"/>
+      </w:pPr>
+      <w:rPr>
         <w:rFonts w:ascii="Symbol" w:hAnsi="Symbol" w:hint="default"/>
-        <w:sz w:val="20"/>
-      </w:rPr>
-    </w:lvl>
-    <w:lvl w:ilvl="1">
-      <w:start w:val="1"/>
-      <w:numFmt w:val="bullet"/>
-      <w:lvlText w:val=""/>
-      <w:lvlJc w:val="left"/>
-      <w:pPr>
-        <w:ind w:left="1440" w:hanging="360"/>
-      </w:pPr>
-      <w:rPr>
-        <w:rFonts w:ascii="Symbol" w:hAnsi="Symbol" w:hint="default"/>
-      </w:rPr>
-    </w:lvl>
-    <w:lvl w:ilvl="2" w:tentative="1">
-      <w:start w:val="1"/>
-      <w:numFmt w:val="bullet"/>
-      <w:lvlText w:val=""/>
+      </w:rPr>
+    </w:lvl>
+    <w:lvl w:ilvl="2">
+      <w:start w:val="1"/>
+      <w:numFmt w:val="bullet"/>
+      <w:lvlText w:val="o"/>
       <w:lvlJc w:val="left"/>
       <w:pPr>
         <w:tabs>
@@ -3603,14 +7086,14 @@
         <w:ind w:left="2160" w:hanging="360"/>
       </w:pPr>
       <w:rPr>
-        <w:rFonts w:ascii="Wingdings" w:hAnsi="Wingdings" w:hint="default"/>
+        <w:rFonts w:ascii="Courier New" w:hAnsi="Courier New" w:hint="default"/>
         <w:sz w:val="20"/>
       </w:rPr>
     </w:lvl>
     <w:lvl w:ilvl="3" w:tentative="1">
       <w:start w:val="1"/>
-      <w:numFmt w:val="bullet"/>
-      <w:lvlText w:val=""/>
+      <w:numFmt w:val="decimal"/>
+      <w:lvlText w:val="%4."/>
       <w:lvlJc w:val="left"/>
       <w:pPr>
         <w:tabs>
@@ -3618,15 +7101,11 @@
         </w:tabs>
         <w:ind w:left="2880" w:hanging="360"/>
       </w:pPr>
-      <w:rPr>
-        <w:rFonts w:ascii="Wingdings" w:hAnsi="Wingdings" w:hint="default"/>
-        <w:sz w:val="20"/>
-      </w:rPr>
     </w:lvl>
     <w:lvl w:ilvl="4" w:tentative="1">
       <w:start w:val="1"/>
-      <w:numFmt w:val="bullet"/>
-      <w:lvlText w:val=""/>
+      <w:numFmt w:val="decimal"/>
+      <w:lvlText w:val="%5."/>
       <w:lvlJc w:val="left"/>
       <w:pPr>
         <w:tabs>
@@ -3634,15 +7113,11 @@
         </w:tabs>
         <w:ind w:left="3600" w:hanging="360"/>
       </w:pPr>
-      <w:rPr>
-        <w:rFonts w:ascii="Wingdings" w:hAnsi="Wingdings" w:hint="default"/>
-        <w:sz w:val="20"/>
-      </w:rPr>
     </w:lvl>
     <w:lvl w:ilvl="5" w:tentative="1">
       <w:start w:val="1"/>
-      <w:numFmt w:val="bullet"/>
-      <w:lvlText w:val=""/>
+      <w:numFmt w:val="decimal"/>
+      <w:lvlText w:val="%6."/>
       <w:lvlJc w:val="left"/>
       <w:pPr>
         <w:tabs>
@@ -3650,15 +7125,11 @@
         </w:tabs>
         <w:ind w:left="4320" w:hanging="360"/>
       </w:pPr>
-      <w:rPr>
-        <w:rFonts w:ascii="Wingdings" w:hAnsi="Wingdings" w:hint="default"/>
-        <w:sz w:val="20"/>
-      </w:rPr>
     </w:lvl>
     <w:lvl w:ilvl="6" w:tentative="1">
       <w:start w:val="1"/>
-      <w:numFmt w:val="bullet"/>
-      <w:lvlText w:val=""/>
+      <w:numFmt w:val="decimal"/>
+      <w:lvlText w:val="%7."/>
       <w:lvlJc w:val="left"/>
       <w:pPr>
         <w:tabs>
@@ -3666,15 +7137,11 @@
         </w:tabs>
         <w:ind w:left="5040" w:hanging="360"/>
       </w:pPr>
-      <w:rPr>
-        <w:rFonts w:ascii="Wingdings" w:hAnsi="Wingdings" w:hint="default"/>
-        <w:sz w:val="20"/>
-      </w:rPr>
     </w:lvl>
     <w:lvl w:ilvl="7" w:tentative="1">
       <w:start w:val="1"/>
-      <w:numFmt w:val="bullet"/>
-      <w:lvlText w:val=""/>
+      <w:numFmt w:val="decimal"/>
+      <w:lvlText w:val="%8."/>
       <w:lvlJc w:val="left"/>
       <w:pPr>
         <w:tabs>
@@ -3682,15 +7149,11 @@
         </w:tabs>
         <w:ind w:left="5760" w:hanging="360"/>
       </w:pPr>
-      <w:rPr>
-        <w:rFonts w:ascii="Wingdings" w:hAnsi="Wingdings" w:hint="default"/>
-        <w:sz w:val="20"/>
-      </w:rPr>
     </w:lvl>
     <w:lvl w:ilvl="8" w:tentative="1">
       <w:start w:val="1"/>
-      <w:numFmt w:val="bullet"/>
-      <w:lvlText w:val=""/>
+      <w:numFmt w:val="decimal"/>
+      <w:lvlText w:val="%9."/>
       <w:lvlJc w:val="left"/>
       <w:pPr>
         <w:tabs>
@@ -3698,13 +7161,9 @@
         </w:tabs>
         <w:ind w:left="6480" w:hanging="360"/>
       </w:pPr>
-      <w:rPr>
-        <w:rFonts w:ascii="Wingdings" w:hAnsi="Wingdings" w:hint="default"/>
-        <w:sz w:val="20"/>
-      </w:rPr>
     </w:lvl>
   </w:abstractNum>
-  <w:abstractNum w:abstractNumId="4" w15:restartNumberingAfterBreak="0">
+  <w:abstractNum w:abstractNumId="12" w15:restartNumberingAfterBreak="0">
     <w:nsid w:val="51A612FA"/>
     <w:multiLevelType w:val="multilevel"/>
     <w:tmpl w:val="8C22811A"/>
@@ -3853,7 +7312,7 @@
       </w:rPr>
     </w:lvl>
   </w:abstractNum>
-  <w:abstractNum w:abstractNumId="5" w15:restartNumberingAfterBreak="0">
+  <w:abstractNum w:abstractNumId="13" w15:restartNumberingAfterBreak="0">
     <w:nsid w:val="544E0C04"/>
     <w:multiLevelType w:val="multilevel"/>
     <w:tmpl w:val="3D509D2E"/>
@@ -4002,7 +7461,120 @@
       </w:rPr>
     </w:lvl>
   </w:abstractNum>
-  <w:abstractNum w:abstractNumId="6" w15:restartNumberingAfterBreak="0">
+  <w:abstractNum w:abstractNumId="14" w15:restartNumberingAfterBreak="0">
+    <w:nsid w:val="7F7463C5"/>
+    <w:multiLevelType w:val="hybridMultilevel"/>
+    <w:tmpl w:val="7B2813AC"/>
+    <w:lvl w:ilvl="0" w:tplc="04190001">
+      <w:start w:val="1"/>
+      <w:numFmt w:val="bullet"/>
+      <w:lvlText w:val=""/>
+      <w:lvlJc w:val="left"/>
+      <w:pPr>
+        <w:ind w:left="720" w:hanging="360"/>
+      </w:pPr>
+      <w:rPr>
+        <w:rFonts w:ascii="Symbol" w:hAnsi="Symbol" w:hint="default"/>
+      </w:rPr>
+    </w:lvl>
+    <w:lvl w:ilvl="1" w:tplc="04190003" w:tentative="1">
+      <w:start w:val="1"/>
+      <w:numFmt w:val="bullet"/>
+      <w:lvlText w:val="o"/>
+      <w:lvlJc w:val="left"/>
+      <w:pPr>
+        <w:ind w:left="1440" w:hanging="360"/>
+      </w:pPr>
+      <w:rPr>
+        <w:rFonts w:ascii="Courier New" w:hAnsi="Courier New" w:cs="Courier New" w:hint="default"/>
+      </w:rPr>
+    </w:lvl>
+    <w:lvl w:ilvl="2" w:tplc="04190005" w:tentative="1">
+      <w:start w:val="1"/>
+      <w:numFmt w:val="bullet"/>
+      <w:lvlText w:val=""/>
+      <w:lvlJc w:val="left"/>
+      <w:pPr>
+        <w:ind w:left="2160" w:hanging="360"/>
+      </w:pPr>
+      <w:rPr>
+        <w:rFonts w:ascii="Wingdings" w:hAnsi="Wingdings" w:hint="default"/>
+      </w:rPr>
+    </w:lvl>
+    <w:lvl w:ilvl="3" w:tplc="04190001" w:tentative="1">
+      <w:start w:val="1"/>
+      <w:numFmt w:val="bullet"/>
+      <w:lvlText w:val=""/>
+      <w:lvlJc w:val="left"/>
+      <w:pPr>
+        <w:ind w:left="2880" w:hanging="360"/>
+      </w:pPr>
+      <w:rPr>
+        <w:rFonts w:ascii="Symbol" w:hAnsi="Symbol" w:hint="default"/>
+      </w:rPr>
+    </w:lvl>
+    <w:lvl w:ilvl="4" w:tplc="04190003" w:tentative="1">
+      <w:start w:val="1"/>
+      <w:numFmt w:val="bullet"/>
+      <w:lvlText w:val="o"/>
+      <w:lvlJc w:val="left"/>
+      <w:pPr>
+        <w:ind w:left="3600" w:hanging="360"/>
+      </w:pPr>
+      <w:rPr>
+        <w:rFonts w:ascii="Courier New" w:hAnsi="Courier New" w:cs="Courier New" w:hint="default"/>
+      </w:rPr>
+    </w:lvl>
+    <w:lvl w:ilvl="5" w:tplc="04190005" w:tentative="1">
+      <w:start w:val="1"/>
+      <w:numFmt w:val="bullet"/>
+      <w:lvlText w:val=""/>
+      <w:lvlJc w:val="left"/>
+      <w:pPr>
+        <w:ind w:left="4320" w:hanging="360"/>
+      </w:pPr>
+      <w:rPr>
+        <w:rFonts w:ascii="Wingdings" w:hAnsi="Wingdings" w:hint="default"/>
+      </w:rPr>
+    </w:lvl>
+    <w:lvl w:ilvl="6" w:tplc="04190001" w:tentative="1">
+      <w:start w:val="1"/>
+      <w:numFmt w:val="bullet"/>
+      <w:lvlText w:val=""/>
+      <w:lvlJc w:val="left"/>
+      <w:pPr>
+        <w:ind w:left="5040" w:hanging="360"/>
+      </w:pPr>
+      <w:rPr>
+        <w:rFonts w:ascii="Symbol" w:hAnsi="Symbol" w:hint="default"/>
+      </w:rPr>
+    </w:lvl>
+    <w:lvl w:ilvl="7" w:tplc="04190003" w:tentative="1">
+      <w:start w:val="1"/>
+      <w:numFmt w:val="bullet"/>
+      <w:lvlText w:val="o"/>
+      <w:lvlJc w:val="left"/>
+      <w:pPr>
+        <w:ind w:left="5760" w:hanging="360"/>
+      </w:pPr>
+      <w:rPr>
+        <w:rFonts w:ascii="Courier New" w:hAnsi="Courier New" w:cs="Courier New" w:hint="default"/>
+      </w:rPr>
+    </w:lvl>
+    <w:lvl w:ilvl="8" w:tplc="04190005" w:tentative="1">
+      <w:start w:val="1"/>
+      <w:numFmt w:val="bullet"/>
+      <w:lvlText w:val=""/>
+      <w:lvlJc w:val="left"/>
+      <w:pPr>
+        <w:ind w:left="6480" w:hanging="360"/>
+      </w:pPr>
+      <w:rPr>
+        <w:rFonts w:ascii="Wingdings" w:hAnsi="Wingdings" w:hint="default"/>
+      </w:rPr>
+    </w:lvl>
+  </w:abstractNum>
+  <w:abstractNum w:abstractNumId="15" w15:restartNumberingAfterBreak="0">
     <w:nsid w:val="7F912D38"/>
     <w:multiLevelType w:val="hybridMultilevel"/>
     <w:tmpl w:val="3FEA5C26"/>
@@ -4116,25 +7688,52 @@
     </w:lvl>
   </w:abstractNum>
   <w:num w:numId="1" w16cid:durableId="1614702408">
-    <w:abstractNumId w:val="6"/>
+    <w:abstractNumId w:val="15"/>
   </w:num>
   <w:num w:numId="2" w16cid:durableId="1865973275">
-    <w:abstractNumId w:val="1"/>
+    <w:abstractNumId w:val="3"/>
   </w:num>
   <w:num w:numId="3" w16cid:durableId="1181579076">
-    <w:abstractNumId w:val="5"/>
+    <w:abstractNumId w:val="13"/>
   </w:num>
   <w:num w:numId="4" w16cid:durableId="1634479005">
-    <w:abstractNumId w:val="3"/>
+    <w:abstractNumId w:val="10"/>
   </w:num>
   <w:num w:numId="5" w16cid:durableId="476263961">
-    <w:abstractNumId w:val="4"/>
+    <w:abstractNumId w:val="12"/>
   </w:num>
   <w:num w:numId="6" w16cid:durableId="194389053">
-    <w:abstractNumId w:val="2"/>
+    <w:abstractNumId w:val="5"/>
   </w:num>
   <w:num w:numId="7" w16cid:durableId="37635208">
     <w:abstractNumId w:val="0"/>
+  </w:num>
+  <w:num w:numId="8" w16cid:durableId="483811830">
+    <w:abstractNumId w:val="11"/>
+  </w:num>
+  <w:num w:numId="9" w16cid:durableId="844976763">
+    <w:abstractNumId w:val="2"/>
+  </w:num>
+  <w:num w:numId="10" w16cid:durableId="601030852">
+    <w:abstractNumId w:val="4"/>
+  </w:num>
+  <w:num w:numId="11" w16cid:durableId="214044764">
+    <w:abstractNumId w:val="8"/>
+  </w:num>
+  <w:num w:numId="12" w16cid:durableId="1310864258">
+    <w:abstractNumId w:val="6"/>
+  </w:num>
+  <w:num w:numId="13" w16cid:durableId="296841614">
+    <w:abstractNumId w:val="7"/>
+  </w:num>
+  <w:num w:numId="14" w16cid:durableId="1225094632">
+    <w:abstractNumId w:val="1"/>
+  </w:num>
+  <w:num w:numId="15" w16cid:durableId="1248879824">
+    <w:abstractNumId w:val="9"/>
+  </w:num>
+  <w:num w:numId="16" w16cid:durableId="772213863">
+    <w:abstractNumId w:val="14"/>
   </w:num>
 </w:numbering>
 </file>
@@ -5055,6 +8654,25 @@
       <w:spacing w:val="5"/>
     </w:rPr>
   </w:style>
+  <w:style w:type="table" w:styleId="ac">
+    <w:name w:val="Table Grid"/>
+    <w:basedOn w:val="a1"/>
+    <w:uiPriority w:val="39"/>
+    <w:rsid w:val="00A554BC"/>
+    <w:pPr>
+      <w:spacing w:after="0" w:line="240" w:lineRule="auto"/>
+    </w:pPr>
+    <w:tblPr>
+      <w:tblBorders>
+        <w:top w:val="single" w:sz="4" w:space="0" w:color="auto"/>
+        <w:left w:val="single" w:sz="4" w:space="0" w:color="auto"/>
+        <w:bottom w:val="single" w:sz="4" w:space="0" w:color="auto"/>
+        <w:right w:val="single" w:sz="4" w:space="0" w:color="auto"/>
+        <w:insideH w:val="single" w:sz="4" w:space="0" w:color="auto"/>
+        <w:insideV w:val="single" w:sz="4" w:space="0" w:color="auto"/>
+      </w:tblBorders>
+    </w:tblPr>
+  </w:style>
 </w:styles>
 </file>
 
